--- a/docs/user-guides/UserGuide_Bolivia_es.docx
+++ b/docs/user-guides/UserGuide_Bolivia_es.docx
@@ -179,7 +179,107 @@
             <w:sz w:val="24"/>
             <w:szCs w:val="24"/>
           </w:rPr>
-          <w:t xml:space="preserve">	4</w:t>
+          <w:tab/>
+        </w:r>
+        <w:r>
+          <w:rPr>
+            <w:b/>
+            <w:bCs/>
+            <w:color w:val="832413"/>
+            <w:sz w:val="24"/>
+            <w:szCs w:val="24"/>
+          </w:rPr>
+          <w:t xml:space="preserve">Antes de empezar</w:t>
+        </w:r>
+        <w:r>
+          <w:rPr>
+            <w:b/>
+            <w:bCs/>
+            <w:color w:val="832413"/>
+            <w:sz w:val="24"/>
+            <w:szCs w:val="24"/>
+          </w:rPr>
+          <w:fldChar w:fldCharType="begin"/>
+        </w:r>
+        <w:r>
+          <w:rPr>
+            <w:b/>
+            <w:bCs/>
+            <w:color w:val="832413"/>
+            <w:sz w:val="24"/>
+            <w:szCs w:val="24"/>
+          </w:rPr>
+          <w:t xml:space="preserve">Antes de empezar</w:t>
+        </w:r>
+        <w:r>
+          <w:rPr>
+            <w:b/>
+            <w:bCs/>
+            <w:color w:val="832413"/>
+            <w:sz w:val="24"/>
+            <w:szCs w:val="24"/>
+          </w:rPr>
+          <w:instrText xml:space="preserve"> PAGEREF s1_Antes_de_empezar \h </w:instrText>
+        </w:r>
+        <w:r>
+          <w:rPr>
+            <w:b/>
+            <w:bCs/>
+            <w:color w:val="832413"/>
+            <w:sz w:val="24"/>
+            <w:szCs w:val="24"/>
+          </w:rPr>
+          <w:t xml:space="preserve">Antes de empezar</w:t>
+        </w:r>
+        <w:r>
+          <w:rPr>
+            <w:b/>
+            <w:bCs/>
+            <w:color w:val="832413"/>
+            <w:sz w:val="24"/>
+            <w:szCs w:val="24"/>
+          </w:rPr>
+          <w:fldChar w:fldCharType="separate"/>
+        </w:r>
+        <w:r>
+          <w:rPr>
+            <w:b/>
+            <w:bCs/>
+            <w:color w:val="832413"/>
+            <w:sz w:val="24"/>
+            <w:szCs w:val="24"/>
+          </w:rPr>
+          <w:t xml:space="preserve">Antes de empezar</w:t>
+        </w:r>
+        <w:r>
+          <w:rPr>
+            <w:b/>
+            <w:bCs/>
+            <w:color w:val="832413"/>
+            <w:sz w:val="24"/>
+            <w:szCs w:val="24"/>
+          </w:rPr>
+          <w:t>4</w:t>
+        </w:r>
+        <w:r>
+          <w:rPr>
+            <w:b/>
+            <w:bCs/>
+            <w:color w:val="832413"/>
+            <w:sz w:val="24"/>
+            <w:szCs w:val="24"/>
+          </w:rPr>
+          <w:t xml:space="preserve">Antes de empezar</w:t>
+        </w:r>
+        <w:r>
+          <w:rPr>
+            <w:b/>
+            <w:bCs/>
+            <w:color w:val="832413"/>
+            <w:sz w:val="24"/>
+            <w:szCs w:val="24"/>
+          </w:rPr>
+          <w:fldChar w:fldCharType="end"/>
         </w:r>
       </w:hyperlink>
     </w:p>
@@ -210,7 +310,107 @@
             <w:sz w:val="22"/>
             <w:szCs w:val="22"/>
           </w:rPr>
-          <w:t xml:space="preserve">	4</w:t>
+          <w:tab/>
+        </w:r>
+        <w:r>
+          <w:rPr>
+            <w:b w:val="false"/>
+            <w:bCs w:val="false"/>
+            <w:color w:val="24342B"/>
+            <w:sz w:val="22"/>
+            <w:szCs w:val="22"/>
+          </w:rPr>
+          <w:t xml:space="preserve">Lo que necesita</w:t>
+        </w:r>
+        <w:r>
+          <w:rPr>
+            <w:b w:val="false"/>
+            <w:bCs w:val="false"/>
+            <w:color w:val="24342B"/>
+            <w:sz w:val="22"/>
+            <w:szCs w:val="22"/>
+          </w:rPr>
+          <w:fldChar w:fldCharType="begin"/>
+        </w:r>
+        <w:r>
+          <w:rPr>
+            <w:b w:val="false"/>
+            <w:bCs w:val="false"/>
+            <w:color w:val="24342B"/>
+            <w:sz w:val="22"/>
+            <w:szCs w:val="22"/>
+          </w:rPr>
+          <w:t xml:space="preserve">Lo que necesita</w:t>
+        </w:r>
+        <w:r>
+          <w:rPr>
+            <w:b w:val="false"/>
+            <w:bCs w:val="false"/>
+            <w:color w:val="24342B"/>
+            <w:sz w:val="22"/>
+            <w:szCs w:val="22"/>
+          </w:rPr>
+          <w:instrText xml:space="preserve"> PAGEREF s2_Lo_que_necesita \h </w:instrText>
+        </w:r>
+        <w:r>
+          <w:rPr>
+            <w:b w:val="false"/>
+            <w:bCs w:val="false"/>
+            <w:color w:val="24342B"/>
+            <w:sz w:val="22"/>
+            <w:szCs w:val="22"/>
+          </w:rPr>
+          <w:t xml:space="preserve">Lo que necesita</w:t>
+        </w:r>
+        <w:r>
+          <w:rPr>
+            <w:b w:val="false"/>
+            <w:bCs w:val="false"/>
+            <w:color w:val="24342B"/>
+            <w:sz w:val="22"/>
+            <w:szCs w:val="22"/>
+          </w:rPr>
+          <w:fldChar w:fldCharType="separate"/>
+        </w:r>
+        <w:r>
+          <w:rPr>
+            <w:b w:val="false"/>
+            <w:bCs w:val="false"/>
+            <w:color w:val="24342B"/>
+            <w:sz w:val="22"/>
+            <w:szCs w:val="22"/>
+          </w:rPr>
+          <w:t xml:space="preserve">Lo que necesita</w:t>
+        </w:r>
+        <w:r>
+          <w:rPr>
+            <w:b w:val="false"/>
+            <w:bCs w:val="false"/>
+            <w:color w:val="24342B"/>
+            <w:sz w:val="22"/>
+            <w:szCs w:val="22"/>
+          </w:rPr>
+          <w:t>4</w:t>
+        </w:r>
+        <w:r>
+          <w:rPr>
+            <w:b w:val="false"/>
+            <w:bCs w:val="false"/>
+            <w:color w:val="24342B"/>
+            <w:sz w:val="22"/>
+            <w:szCs w:val="22"/>
+          </w:rPr>
+          <w:t xml:space="preserve">Lo que necesita</w:t>
+        </w:r>
+        <w:r>
+          <w:rPr>
+            <w:b w:val="false"/>
+            <w:bCs w:val="false"/>
+            <w:color w:val="24342B"/>
+            <w:sz w:val="22"/>
+            <w:szCs w:val="22"/>
+          </w:rPr>
+          <w:fldChar w:fldCharType="end"/>
         </w:r>
       </w:hyperlink>
     </w:p>
@@ -241,7 +441,107 @@
             <w:sz w:val="22"/>
             <w:szCs w:val="22"/>
           </w:rPr>
-          <w:t xml:space="preserve">	4</w:t>
+          <w:tab/>
+        </w:r>
+        <w:r>
+          <w:rPr>
+            <w:b w:val="false"/>
+            <w:bCs w:val="false"/>
+            <w:color w:val="24342B"/>
+            <w:sz w:val="22"/>
+            <w:szCs w:val="22"/>
+          </w:rPr>
+          <w:t xml:space="preserve">Cómo leer las imágenes de esta guía</w:t>
+        </w:r>
+        <w:r>
+          <w:rPr>
+            <w:b w:val="false"/>
+            <w:bCs w:val="false"/>
+            <w:color w:val="24342B"/>
+            <w:sz w:val="22"/>
+            <w:szCs w:val="22"/>
+          </w:rPr>
+          <w:fldChar w:fldCharType="begin"/>
+        </w:r>
+        <w:r>
+          <w:rPr>
+            <w:b w:val="false"/>
+            <w:bCs w:val="false"/>
+            <w:color w:val="24342B"/>
+            <w:sz w:val="22"/>
+            <w:szCs w:val="22"/>
+          </w:rPr>
+          <w:t xml:space="preserve">Cómo leer las imágenes de esta guía</w:t>
+        </w:r>
+        <w:r>
+          <w:rPr>
+            <w:b w:val="false"/>
+            <w:bCs w:val="false"/>
+            <w:color w:val="24342B"/>
+            <w:sz w:val="22"/>
+            <w:szCs w:val="22"/>
+          </w:rPr>
+          <w:instrText xml:space="preserve"> PAGEREF s3_Co_mo_leer_las_ima_genes \h </w:instrText>
+        </w:r>
+        <w:r>
+          <w:rPr>
+            <w:b w:val="false"/>
+            <w:bCs w:val="false"/>
+            <w:color w:val="24342B"/>
+            <w:sz w:val="22"/>
+            <w:szCs w:val="22"/>
+          </w:rPr>
+          <w:t xml:space="preserve">Cómo leer las imágenes de esta guía</w:t>
+        </w:r>
+        <w:r>
+          <w:rPr>
+            <w:b w:val="false"/>
+            <w:bCs w:val="false"/>
+            <w:color w:val="24342B"/>
+            <w:sz w:val="22"/>
+            <w:szCs w:val="22"/>
+          </w:rPr>
+          <w:fldChar w:fldCharType="separate"/>
+        </w:r>
+        <w:r>
+          <w:rPr>
+            <w:b w:val="false"/>
+            <w:bCs w:val="false"/>
+            <w:color w:val="24342B"/>
+            <w:sz w:val="22"/>
+            <w:szCs w:val="22"/>
+          </w:rPr>
+          <w:t xml:space="preserve">Cómo leer las imágenes de esta guía</w:t>
+        </w:r>
+        <w:r>
+          <w:rPr>
+            <w:b w:val="false"/>
+            <w:bCs w:val="false"/>
+            <w:color w:val="24342B"/>
+            <w:sz w:val="22"/>
+            <w:szCs w:val="22"/>
+          </w:rPr>
+          <w:t>4</w:t>
+        </w:r>
+        <w:r>
+          <w:rPr>
+            <w:b w:val="false"/>
+            <w:bCs w:val="false"/>
+            <w:color w:val="24342B"/>
+            <w:sz w:val="22"/>
+            <w:szCs w:val="22"/>
+          </w:rPr>
+          <w:t xml:space="preserve">Cómo leer las imágenes de esta guía</w:t>
+        </w:r>
+        <w:r>
+          <w:rPr>
+            <w:b w:val="false"/>
+            <w:bCs w:val="false"/>
+            <w:color w:val="24342B"/>
+            <w:sz w:val="22"/>
+            <w:szCs w:val="22"/>
+          </w:rPr>
+          <w:fldChar w:fldCharType="end"/>
         </w:r>
       </w:hyperlink>
     </w:p>
@@ -272,7 +572,107 @@
             <w:sz w:val="22"/>
             <w:szCs w:val="22"/>
           </w:rPr>
-          <w:t xml:space="preserve">	4</w:t>
+          <w:tab/>
+        </w:r>
+        <w:r>
+          <w:rPr>
+            <w:b w:val="false"/>
+            <w:bCs w:val="false"/>
+            <w:color w:val="24342B"/>
+            <w:sz w:val="22"/>
+            <w:szCs w:val="22"/>
+          </w:rPr>
+          <w:t xml:space="preserve">Palabras que aparecen en esta guía</w:t>
+        </w:r>
+        <w:r>
+          <w:rPr>
+            <w:b w:val="false"/>
+            <w:bCs w:val="false"/>
+            <w:color w:val="24342B"/>
+            <w:sz w:val="22"/>
+            <w:szCs w:val="22"/>
+          </w:rPr>
+          <w:fldChar w:fldCharType="begin"/>
+        </w:r>
+        <w:r>
+          <w:rPr>
+            <w:b w:val="false"/>
+            <w:bCs w:val="false"/>
+            <w:color w:val="24342B"/>
+            <w:sz w:val="22"/>
+            <w:szCs w:val="22"/>
+          </w:rPr>
+          <w:t xml:space="preserve">Palabras que aparecen en esta guía</w:t>
+        </w:r>
+        <w:r>
+          <w:rPr>
+            <w:b w:val="false"/>
+            <w:bCs w:val="false"/>
+            <w:color w:val="24342B"/>
+            <w:sz w:val="22"/>
+            <w:szCs w:val="22"/>
+          </w:rPr>
+          <w:instrText xml:space="preserve"> PAGEREF s4_Palabras_que_aparecen_en \h </w:instrText>
+        </w:r>
+        <w:r>
+          <w:rPr>
+            <w:b w:val="false"/>
+            <w:bCs w:val="false"/>
+            <w:color w:val="24342B"/>
+            <w:sz w:val="22"/>
+            <w:szCs w:val="22"/>
+          </w:rPr>
+          <w:t xml:space="preserve">Palabras que aparecen en esta guía</w:t>
+        </w:r>
+        <w:r>
+          <w:rPr>
+            <w:b w:val="false"/>
+            <w:bCs w:val="false"/>
+            <w:color w:val="24342B"/>
+            <w:sz w:val="22"/>
+            <w:szCs w:val="22"/>
+          </w:rPr>
+          <w:fldChar w:fldCharType="separate"/>
+        </w:r>
+        <w:r>
+          <w:rPr>
+            <w:b w:val="false"/>
+            <w:bCs w:val="false"/>
+            <w:color w:val="24342B"/>
+            <w:sz w:val="22"/>
+            <w:szCs w:val="22"/>
+          </w:rPr>
+          <w:t xml:space="preserve">Palabras que aparecen en esta guía</w:t>
+        </w:r>
+        <w:r>
+          <w:rPr>
+            <w:b w:val="false"/>
+            <w:bCs w:val="false"/>
+            <w:color w:val="24342B"/>
+            <w:sz w:val="22"/>
+            <w:szCs w:val="22"/>
+          </w:rPr>
+          <w:t>4</w:t>
+        </w:r>
+        <w:r>
+          <w:rPr>
+            <w:b w:val="false"/>
+            <w:bCs w:val="false"/>
+            <w:color w:val="24342B"/>
+            <w:sz w:val="22"/>
+            <w:szCs w:val="22"/>
+          </w:rPr>
+          <w:t xml:space="preserve">Palabras que aparecen en esta guía</w:t>
+        </w:r>
+        <w:r>
+          <w:rPr>
+            <w:b w:val="false"/>
+            <w:bCs w:val="false"/>
+            <w:color w:val="24342B"/>
+            <w:sz w:val="22"/>
+            <w:szCs w:val="22"/>
+          </w:rPr>
+          <w:fldChar w:fldCharType="end"/>
         </w:r>
       </w:hyperlink>
     </w:p>
@@ -303,7 +703,107 @@
             <w:sz w:val="24"/>
             <w:szCs w:val="24"/>
           </w:rPr>
-          <w:t xml:space="preserve">	6</w:t>
+          <w:tab/>
+        </w:r>
+        <w:r>
+          <w:rPr>
+            <w:b/>
+            <w:bCs/>
+            <w:color w:val="832413"/>
+            <w:sz w:val="24"/>
+            <w:szCs w:val="24"/>
+          </w:rPr>
+          <w:t xml:space="preserve">Parte 1 — Instalar el plugin desde el menú Complementos</w:t>
+        </w:r>
+        <w:r>
+          <w:rPr>
+            <w:b/>
+            <w:bCs/>
+            <w:color w:val="832413"/>
+            <w:sz w:val="24"/>
+            <w:szCs w:val="24"/>
+          </w:rPr>
+          <w:fldChar w:fldCharType="begin"/>
+        </w:r>
+        <w:r>
+          <w:rPr>
+            <w:b/>
+            <w:bCs/>
+            <w:color w:val="832413"/>
+            <w:sz w:val="24"/>
+            <w:szCs w:val="24"/>
+          </w:rPr>
+          <w:t xml:space="preserve">Parte 1 — Instalar el plugin desde el menú Complementos</w:t>
+        </w:r>
+        <w:r>
+          <w:rPr>
+            <w:b/>
+            <w:bCs/>
+            <w:color w:val="832413"/>
+            <w:sz w:val="24"/>
+            <w:szCs w:val="24"/>
+          </w:rPr>
+          <w:instrText xml:space="preserve"> PAGEREF s5_Parte_1_Instalar_el_plug \h </w:instrText>
+        </w:r>
+        <w:r>
+          <w:rPr>
+            <w:b/>
+            <w:bCs/>
+            <w:color w:val="832413"/>
+            <w:sz w:val="24"/>
+            <w:szCs w:val="24"/>
+          </w:rPr>
+          <w:t xml:space="preserve">Parte 1 — Instalar el plugin desde el menú Complementos</w:t>
+        </w:r>
+        <w:r>
+          <w:rPr>
+            <w:b/>
+            <w:bCs/>
+            <w:color w:val="832413"/>
+            <w:sz w:val="24"/>
+            <w:szCs w:val="24"/>
+          </w:rPr>
+          <w:fldChar w:fldCharType="separate"/>
+        </w:r>
+        <w:r>
+          <w:rPr>
+            <w:b/>
+            <w:bCs/>
+            <w:color w:val="832413"/>
+            <w:sz w:val="24"/>
+            <w:szCs w:val="24"/>
+          </w:rPr>
+          <w:t xml:space="preserve">Parte 1 — Instalar el plugin desde el menú Complementos</w:t>
+        </w:r>
+        <w:r>
+          <w:rPr>
+            <w:b/>
+            <w:bCs/>
+            <w:color w:val="832413"/>
+            <w:sz w:val="24"/>
+            <w:szCs w:val="24"/>
+          </w:rPr>
+          <w:t>6</w:t>
+        </w:r>
+        <w:r>
+          <w:rPr>
+            <w:b/>
+            <w:bCs/>
+            <w:color w:val="832413"/>
+            <w:sz w:val="24"/>
+            <w:szCs w:val="24"/>
+          </w:rPr>
+          <w:t xml:space="preserve">Parte 1 — Instalar el plugin desde el menú Complementos</w:t>
+        </w:r>
+        <w:r>
+          <w:rPr>
+            <w:b/>
+            <w:bCs/>
+            <w:color w:val="832413"/>
+            <w:sz w:val="24"/>
+            <w:szCs w:val="24"/>
+          </w:rPr>
+          <w:fldChar w:fldCharType="end"/>
         </w:r>
       </w:hyperlink>
     </w:p>
@@ -334,7 +834,107 @@
             <w:sz w:val="22"/>
             <w:szCs w:val="22"/>
           </w:rPr>
-          <w:t xml:space="preserve">	6</w:t>
+          <w:tab/>
+        </w:r>
+        <w:r>
+          <w:rPr>
+            <w:b w:val="false"/>
+            <w:bCs w:val="false"/>
+            <w:color w:val="24342B"/>
+            <w:sz w:val="22"/>
+            <w:szCs w:val="22"/>
+          </w:rPr>
+          <w:t xml:space="preserve">1.1 Abrir el administrador de complementos</w:t>
+        </w:r>
+        <w:r>
+          <w:rPr>
+            <w:b w:val="false"/>
+            <w:bCs w:val="false"/>
+            <w:color w:val="24342B"/>
+            <w:sz w:val="22"/>
+            <w:szCs w:val="22"/>
+          </w:rPr>
+          <w:fldChar w:fldCharType="begin"/>
+        </w:r>
+        <w:r>
+          <w:rPr>
+            <w:b w:val="false"/>
+            <w:bCs w:val="false"/>
+            <w:color w:val="24342B"/>
+            <w:sz w:val="22"/>
+            <w:szCs w:val="22"/>
+          </w:rPr>
+          <w:t xml:space="preserve">1.1 Abrir el administrador de complementos</w:t>
+        </w:r>
+        <w:r>
+          <w:rPr>
+            <w:b w:val="false"/>
+            <w:bCs w:val="false"/>
+            <w:color w:val="24342B"/>
+            <w:sz w:val="22"/>
+            <w:szCs w:val="22"/>
+          </w:rPr>
+          <w:instrText xml:space="preserve"> PAGEREF s6_1_1_Abrir_el_administrad \h </w:instrText>
+        </w:r>
+        <w:r>
+          <w:rPr>
+            <w:b w:val="false"/>
+            <w:bCs w:val="false"/>
+            <w:color w:val="24342B"/>
+            <w:sz w:val="22"/>
+            <w:szCs w:val="22"/>
+          </w:rPr>
+          <w:t xml:space="preserve">1.1 Abrir el administrador de complementos</w:t>
+        </w:r>
+        <w:r>
+          <w:rPr>
+            <w:b w:val="false"/>
+            <w:bCs w:val="false"/>
+            <w:color w:val="24342B"/>
+            <w:sz w:val="22"/>
+            <w:szCs w:val="22"/>
+          </w:rPr>
+          <w:fldChar w:fldCharType="separate"/>
+        </w:r>
+        <w:r>
+          <w:rPr>
+            <w:b w:val="false"/>
+            <w:bCs w:val="false"/>
+            <w:color w:val="24342B"/>
+            <w:sz w:val="22"/>
+            <w:szCs w:val="22"/>
+          </w:rPr>
+          <w:t xml:space="preserve">1.1 Abrir el administrador de complementos</w:t>
+        </w:r>
+        <w:r>
+          <w:rPr>
+            <w:b w:val="false"/>
+            <w:bCs w:val="false"/>
+            <w:color w:val="24342B"/>
+            <w:sz w:val="22"/>
+            <w:szCs w:val="22"/>
+          </w:rPr>
+          <w:t>6</w:t>
+        </w:r>
+        <w:r>
+          <w:rPr>
+            <w:b w:val="false"/>
+            <w:bCs w:val="false"/>
+            <w:color w:val="24342B"/>
+            <w:sz w:val="22"/>
+            <w:szCs w:val="22"/>
+          </w:rPr>
+          <w:t xml:space="preserve">1.1 Abrir el administrador de complementos</w:t>
+        </w:r>
+        <w:r>
+          <w:rPr>
+            <w:b w:val="false"/>
+            <w:bCs w:val="false"/>
+            <w:color w:val="24342B"/>
+            <w:sz w:val="22"/>
+            <w:szCs w:val="22"/>
+          </w:rPr>
+          <w:fldChar w:fldCharType="end"/>
         </w:r>
       </w:hyperlink>
     </w:p>
@@ -365,7 +965,107 @@
             <w:sz w:val="22"/>
             <w:szCs w:val="22"/>
           </w:rPr>
-          <w:t xml:space="preserve">	6</w:t>
+          <w:tab/>
+        </w:r>
+        <w:r>
+          <w:rPr>
+            <w:b w:val="false"/>
+            <w:bCs w:val="false"/>
+            <w:color w:val="24342B"/>
+            <w:sz w:val="22"/>
+            <w:szCs w:val="22"/>
+          </w:rPr>
+          <w:t xml:space="preserve">1.2 Buscar e instalar</w:t>
+        </w:r>
+        <w:r>
+          <w:rPr>
+            <w:b w:val="false"/>
+            <w:bCs w:val="false"/>
+            <w:color w:val="24342B"/>
+            <w:sz w:val="22"/>
+            <w:szCs w:val="22"/>
+          </w:rPr>
+          <w:fldChar w:fldCharType="begin"/>
+        </w:r>
+        <w:r>
+          <w:rPr>
+            <w:b w:val="false"/>
+            <w:bCs w:val="false"/>
+            <w:color w:val="24342B"/>
+            <w:sz w:val="22"/>
+            <w:szCs w:val="22"/>
+          </w:rPr>
+          <w:t xml:space="preserve">1.2 Buscar e instalar</w:t>
+        </w:r>
+        <w:r>
+          <w:rPr>
+            <w:b w:val="false"/>
+            <w:bCs w:val="false"/>
+            <w:color w:val="24342B"/>
+            <w:sz w:val="22"/>
+            <w:szCs w:val="22"/>
+          </w:rPr>
+          <w:instrText xml:space="preserve"> PAGEREF s7_1_2_Buscar_e_instalar \h </w:instrText>
+        </w:r>
+        <w:r>
+          <w:rPr>
+            <w:b w:val="false"/>
+            <w:bCs w:val="false"/>
+            <w:color w:val="24342B"/>
+            <w:sz w:val="22"/>
+            <w:szCs w:val="22"/>
+          </w:rPr>
+          <w:t xml:space="preserve">1.2 Buscar e instalar</w:t>
+        </w:r>
+        <w:r>
+          <w:rPr>
+            <w:b w:val="false"/>
+            <w:bCs w:val="false"/>
+            <w:color w:val="24342B"/>
+            <w:sz w:val="22"/>
+            <w:szCs w:val="22"/>
+          </w:rPr>
+          <w:fldChar w:fldCharType="separate"/>
+        </w:r>
+        <w:r>
+          <w:rPr>
+            <w:b w:val="false"/>
+            <w:bCs w:val="false"/>
+            <w:color w:val="24342B"/>
+            <w:sz w:val="22"/>
+            <w:szCs w:val="22"/>
+          </w:rPr>
+          <w:t xml:space="preserve">1.2 Buscar e instalar</w:t>
+        </w:r>
+        <w:r>
+          <w:rPr>
+            <w:b w:val="false"/>
+            <w:bCs w:val="false"/>
+            <w:color w:val="24342B"/>
+            <w:sz w:val="22"/>
+            <w:szCs w:val="22"/>
+          </w:rPr>
+          <w:t>6</w:t>
+        </w:r>
+        <w:r>
+          <w:rPr>
+            <w:b w:val="false"/>
+            <w:bCs w:val="false"/>
+            <w:color w:val="24342B"/>
+            <w:sz w:val="22"/>
+            <w:szCs w:val="22"/>
+          </w:rPr>
+          <w:t xml:space="preserve">1.2 Buscar e instalar</w:t>
+        </w:r>
+        <w:r>
+          <w:rPr>
+            <w:b w:val="false"/>
+            <w:bCs w:val="false"/>
+            <w:color w:val="24342B"/>
+            <w:sz w:val="22"/>
+            <w:szCs w:val="22"/>
+          </w:rPr>
+          <w:fldChar w:fldCharType="end"/>
         </w:r>
       </w:hyperlink>
     </w:p>
@@ -396,7 +1096,107 @@
             <w:sz w:val="22"/>
             <w:szCs w:val="22"/>
           </w:rPr>
-          <w:t xml:space="preserve">	7</w:t>
+          <w:tab/>
+        </w:r>
+        <w:r>
+          <w:rPr>
+            <w:b w:val="false"/>
+            <w:bCs w:val="false"/>
+            <w:color w:val="24342B"/>
+            <w:sz w:val="22"/>
+            <w:szCs w:val="22"/>
+          </w:rPr>
+          <w:t xml:space="preserve">1.3 Actualizar o desinstalar</w:t>
+        </w:r>
+        <w:r>
+          <w:rPr>
+            <w:b w:val="false"/>
+            <w:bCs w:val="false"/>
+            <w:color w:val="24342B"/>
+            <w:sz w:val="22"/>
+            <w:szCs w:val="22"/>
+          </w:rPr>
+          <w:fldChar w:fldCharType="begin"/>
+        </w:r>
+        <w:r>
+          <w:rPr>
+            <w:b w:val="false"/>
+            <w:bCs w:val="false"/>
+            <w:color w:val="24342B"/>
+            <w:sz w:val="22"/>
+            <w:szCs w:val="22"/>
+          </w:rPr>
+          <w:t xml:space="preserve">1.3 Actualizar o desinstalar</w:t>
+        </w:r>
+        <w:r>
+          <w:rPr>
+            <w:b w:val="false"/>
+            <w:bCs w:val="false"/>
+            <w:color w:val="24342B"/>
+            <w:sz w:val="22"/>
+            <w:szCs w:val="22"/>
+          </w:rPr>
+          <w:instrText xml:space="preserve"> PAGEREF s8_1_3_Actualizar_o_desinst \h </w:instrText>
+        </w:r>
+        <w:r>
+          <w:rPr>
+            <w:b w:val="false"/>
+            <w:bCs w:val="false"/>
+            <w:color w:val="24342B"/>
+            <w:sz w:val="22"/>
+            <w:szCs w:val="22"/>
+          </w:rPr>
+          <w:t xml:space="preserve">1.3 Actualizar o desinstalar</w:t>
+        </w:r>
+        <w:r>
+          <w:rPr>
+            <w:b w:val="false"/>
+            <w:bCs w:val="false"/>
+            <w:color w:val="24342B"/>
+            <w:sz w:val="22"/>
+            <w:szCs w:val="22"/>
+          </w:rPr>
+          <w:fldChar w:fldCharType="separate"/>
+        </w:r>
+        <w:r>
+          <w:rPr>
+            <w:b w:val="false"/>
+            <w:bCs w:val="false"/>
+            <w:color w:val="24342B"/>
+            <w:sz w:val="22"/>
+            <w:szCs w:val="22"/>
+          </w:rPr>
+          <w:t xml:space="preserve">1.3 Actualizar o desinstalar</w:t>
+        </w:r>
+        <w:r>
+          <w:rPr>
+            <w:b w:val="false"/>
+            <w:bCs w:val="false"/>
+            <w:color w:val="24342B"/>
+            <w:sz w:val="22"/>
+            <w:szCs w:val="22"/>
+          </w:rPr>
+          <w:t>7</w:t>
+        </w:r>
+        <w:r>
+          <w:rPr>
+            <w:b w:val="false"/>
+            <w:bCs w:val="false"/>
+            <w:color w:val="24342B"/>
+            <w:sz w:val="22"/>
+            <w:szCs w:val="22"/>
+          </w:rPr>
+          <w:t xml:space="preserve">1.3 Actualizar o desinstalar</w:t>
+        </w:r>
+        <w:r>
+          <w:rPr>
+            <w:b w:val="false"/>
+            <w:bCs w:val="false"/>
+            <w:color w:val="24342B"/>
+            <w:sz w:val="22"/>
+            <w:szCs w:val="22"/>
+          </w:rPr>
+          <w:fldChar w:fldCharType="end"/>
         </w:r>
       </w:hyperlink>
     </w:p>
@@ -427,7 +1227,107 @@
             <w:sz w:val="24"/>
             <w:szCs w:val="24"/>
           </w:rPr>
-          <w:t xml:space="preserve">	8</w:t>
+          <w:tab/>
+        </w:r>
+        <w:r>
+          <w:rPr>
+            <w:b/>
+            <w:bCs/>
+            <w:color w:val="832413"/>
+            <w:sz w:val="24"/>
+            <w:szCs w:val="24"/>
+          </w:rPr>
+          <w:t xml:space="preserve">Parte 2 — Abrir el plugin (y dónde está el ícono)</w:t>
+        </w:r>
+        <w:r>
+          <w:rPr>
+            <w:b/>
+            <w:bCs/>
+            <w:color w:val="832413"/>
+            <w:sz w:val="24"/>
+            <w:szCs w:val="24"/>
+          </w:rPr>
+          <w:fldChar w:fldCharType="begin"/>
+        </w:r>
+        <w:r>
+          <w:rPr>
+            <w:b/>
+            <w:bCs/>
+            <w:color w:val="832413"/>
+            <w:sz w:val="24"/>
+            <w:szCs w:val="24"/>
+          </w:rPr>
+          <w:t xml:space="preserve">Parte 2 — Abrir el plugin (y dónde está el ícono)</w:t>
+        </w:r>
+        <w:r>
+          <w:rPr>
+            <w:b/>
+            <w:bCs/>
+            <w:color w:val="832413"/>
+            <w:sz w:val="24"/>
+            <w:szCs w:val="24"/>
+          </w:rPr>
+          <w:instrText xml:space="preserve"> PAGEREF s9_Parte_2_Abrir_el_plugin \h </w:instrText>
+        </w:r>
+        <w:r>
+          <w:rPr>
+            <w:b/>
+            <w:bCs/>
+            <w:color w:val="832413"/>
+            <w:sz w:val="24"/>
+            <w:szCs w:val="24"/>
+          </w:rPr>
+          <w:t xml:space="preserve">Parte 2 — Abrir el plugin (y dónde está el ícono)</w:t>
+        </w:r>
+        <w:r>
+          <w:rPr>
+            <w:b/>
+            <w:bCs/>
+            <w:color w:val="832413"/>
+            <w:sz w:val="24"/>
+            <w:szCs w:val="24"/>
+          </w:rPr>
+          <w:fldChar w:fldCharType="separate"/>
+        </w:r>
+        <w:r>
+          <w:rPr>
+            <w:b/>
+            <w:bCs/>
+            <w:color w:val="832413"/>
+            <w:sz w:val="24"/>
+            <w:szCs w:val="24"/>
+          </w:rPr>
+          <w:t xml:space="preserve">Parte 2 — Abrir el plugin (y dónde está el ícono)</w:t>
+        </w:r>
+        <w:r>
+          <w:rPr>
+            <w:b/>
+            <w:bCs/>
+            <w:color w:val="832413"/>
+            <w:sz w:val="24"/>
+            <w:szCs w:val="24"/>
+          </w:rPr>
+          <w:t>8</w:t>
+        </w:r>
+        <w:r>
+          <w:rPr>
+            <w:b/>
+            <w:bCs/>
+            <w:color w:val="832413"/>
+            <w:sz w:val="24"/>
+            <w:szCs w:val="24"/>
+          </w:rPr>
+          <w:t xml:space="preserve">Parte 2 — Abrir el plugin (y dónde está el ícono)</w:t>
+        </w:r>
+        <w:r>
+          <w:rPr>
+            <w:b/>
+            <w:bCs/>
+            <w:color w:val="832413"/>
+            <w:sz w:val="24"/>
+            <w:szCs w:val="24"/>
+          </w:rPr>
+          <w:fldChar w:fldCharType="end"/>
         </w:r>
       </w:hyperlink>
     </w:p>
@@ -458,7 +1358,107 @@
             <w:sz w:val="22"/>
             <w:szCs w:val="22"/>
           </w:rPr>
-          <w:t xml:space="preserve">	8</w:t>
+          <w:tab/>
+        </w:r>
+        <w:r>
+          <w:rPr>
+            <w:b w:val="false"/>
+            <w:bCs w:val="false"/>
+            <w:color w:val="24342B"/>
+            <w:sz w:val="22"/>
+            <w:szCs w:val="22"/>
+          </w:rPr>
+          <w:t xml:space="preserve">2.1 Con el ícono de la barra de herramientas</w:t>
+        </w:r>
+        <w:r>
+          <w:rPr>
+            <w:b w:val="false"/>
+            <w:bCs w:val="false"/>
+            <w:color w:val="24342B"/>
+            <w:sz w:val="22"/>
+            <w:szCs w:val="22"/>
+          </w:rPr>
+          <w:fldChar w:fldCharType="begin"/>
+        </w:r>
+        <w:r>
+          <w:rPr>
+            <w:b w:val="false"/>
+            <w:bCs w:val="false"/>
+            <w:color w:val="24342B"/>
+            <w:sz w:val="22"/>
+            <w:szCs w:val="22"/>
+          </w:rPr>
+          <w:t xml:space="preserve">2.1 Con el ícono de la barra de herramientas</w:t>
+        </w:r>
+        <w:r>
+          <w:rPr>
+            <w:b w:val="false"/>
+            <w:bCs w:val="false"/>
+            <w:color w:val="24342B"/>
+            <w:sz w:val="22"/>
+            <w:szCs w:val="22"/>
+          </w:rPr>
+          <w:instrText xml:space="preserve"> PAGEREF s10_2_1_Con_el_i_cono_de_la \h </w:instrText>
+        </w:r>
+        <w:r>
+          <w:rPr>
+            <w:b w:val="false"/>
+            <w:bCs w:val="false"/>
+            <w:color w:val="24342B"/>
+            <w:sz w:val="22"/>
+            <w:szCs w:val="22"/>
+          </w:rPr>
+          <w:t xml:space="preserve">2.1 Con el ícono de la barra de herramientas</w:t>
+        </w:r>
+        <w:r>
+          <w:rPr>
+            <w:b w:val="false"/>
+            <w:bCs w:val="false"/>
+            <w:color w:val="24342B"/>
+            <w:sz w:val="22"/>
+            <w:szCs w:val="22"/>
+          </w:rPr>
+          <w:fldChar w:fldCharType="separate"/>
+        </w:r>
+        <w:r>
+          <w:rPr>
+            <w:b w:val="false"/>
+            <w:bCs w:val="false"/>
+            <w:color w:val="24342B"/>
+            <w:sz w:val="22"/>
+            <w:szCs w:val="22"/>
+          </w:rPr>
+          <w:t xml:space="preserve">2.1 Con el ícono de la barra de herramientas</w:t>
+        </w:r>
+        <w:r>
+          <w:rPr>
+            <w:b w:val="false"/>
+            <w:bCs w:val="false"/>
+            <w:color w:val="24342B"/>
+            <w:sz w:val="22"/>
+            <w:szCs w:val="22"/>
+          </w:rPr>
+          <w:t>8</w:t>
+        </w:r>
+        <w:r>
+          <w:rPr>
+            <w:b w:val="false"/>
+            <w:bCs w:val="false"/>
+            <w:color w:val="24342B"/>
+            <w:sz w:val="22"/>
+            <w:szCs w:val="22"/>
+          </w:rPr>
+          <w:t xml:space="preserve">2.1 Con el ícono de la barra de herramientas</w:t>
+        </w:r>
+        <w:r>
+          <w:rPr>
+            <w:b w:val="false"/>
+            <w:bCs w:val="false"/>
+            <w:color w:val="24342B"/>
+            <w:sz w:val="22"/>
+            <w:szCs w:val="22"/>
+          </w:rPr>
+          <w:fldChar w:fldCharType="end"/>
         </w:r>
       </w:hyperlink>
     </w:p>
@@ -489,7 +1489,107 @@
             <w:sz w:val="22"/>
             <w:szCs w:val="22"/>
           </w:rPr>
-          <w:t xml:space="preserve">	8</w:t>
+          <w:tab/>
+        </w:r>
+        <w:r>
+          <w:rPr>
+            <w:b w:val="false"/>
+            <w:bCs w:val="false"/>
+            <w:color w:val="24342B"/>
+            <w:sz w:val="22"/>
+            <w:szCs w:val="22"/>
+          </w:rPr>
+          <w:t xml:space="preserve">2.2 Si el ícono no aparece: desde el menú Complementos</w:t>
+        </w:r>
+        <w:r>
+          <w:rPr>
+            <w:b w:val="false"/>
+            <w:bCs w:val="false"/>
+            <w:color w:val="24342B"/>
+            <w:sz w:val="22"/>
+            <w:szCs w:val="22"/>
+          </w:rPr>
+          <w:fldChar w:fldCharType="begin"/>
+        </w:r>
+        <w:r>
+          <w:rPr>
+            <w:b w:val="false"/>
+            <w:bCs w:val="false"/>
+            <w:color w:val="24342B"/>
+            <w:sz w:val="22"/>
+            <w:szCs w:val="22"/>
+          </w:rPr>
+          <w:t xml:space="preserve">2.2 Si el ícono no aparece: desde el menú Complementos</w:t>
+        </w:r>
+        <w:r>
+          <w:rPr>
+            <w:b w:val="false"/>
+            <w:bCs w:val="false"/>
+            <w:color w:val="24342B"/>
+            <w:sz w:val="22"/>
+            <w:szCs w:val="22"/>
+          </w:rPr>
+          <w:instrText xml:space="preserve"> PAGEREF s11_2_2_Si_el_i_cono_no_apar \h </w:instrText>
+        </w:r>
+        <w:r>
+          <w:rPr>
+            <w:b w:val="false"/>
+            <w:bCs w:val="false"/>
+            <w:color w:val="24342B"/>
+            <w:sz w:val="22"/>
+            <w:szCs w:val="22"/>
+          </w:rPr>
+          <w:t xml:space="preserve">2.2 Si el ícono no aparece: desde el menú Complementos</w:t>
+        </w:r>
+        <w:r>
+          <w:rPr>
+            <w:b w:val="false"/>
+            <w:bCs w:val="false"/>
+            <w:color w:val="24342B"/>
+            <w:sz w:val="22"/>
+            <w:szCs w:val="22"/>
+          </w:rPr>
+          <w:fldChar w:fldCharType="separate"/>
+        </w:r>
+        <w:r>
+          <w:rPr>
+            <w:b w:val="false"/>
+            <w:bCs w:val="false"/>
+            <w:color w:val="24342B"/>
+            <w:sz w:val="22"/>
+            <w:szCs w:val="22"/>
+          </w:rPr>
+          <w:t xml:space="preserve">2.2 Si el ícono no aparece: desde el menú Complementos</w:t>
+        </w:r>
+        <w:r>
+          <w:rPr>
+            <w:b w:val="false"/>
+            <w:bCs w:val="false"/>
+            <w:color w:val="24342B"/>
+            <w:sz w:val="22"/>
+            <w:szCs w:val="22"/>
+          </w:rPr>
+          <w:t>8</w:t>
+        </w:r>
+        <w:r>
+          <w:rPr>
+            <w:b w:val="false"/>
+            <w:bCs w:val="false"/>
+            <w:color w:val="24342B"/>
+            <w:sz w:val="22"/>
+            <w:szCs w:val="22"/>
+          </w:rPr>
+          <w:t xml:space="preserve">2.2 Si el ícono no aparece: desde el menú Complementos</w:t>
+        </w:r>
+        <w:r>
+          <w:rPr>
+            <w:b w:val="false"/>
+            <w:bCs w:val="false"/>
+            <w:color w:val="24342B"/>
+            <w:sz w:val="22"/>
+            <w:szCs w:val="22"/>
+          </w:rPr>
+          <w:fldChar w:fldCharType="end"/>
         </w:r>
       </w:hyperlink>
     </w:p>
@@ -520,7 +1620,107 @@
             <w:sz w:val="22"/>
             <w:szCs w:val="22"/>
           </w:rPr>
-          <w:t xml:space="preserve">	8</w:t>
+          <w:tab/>
+        </w:r>
+        <w:r>
+          <w:rPr>
+            <w:b w:val="false"/>
+            <w:bCs w:val="false"/>
+            <w:color w:val="24342B"/>
+            <w:sz w:val="22"/>
+            <w:szCs w:val="22"/>
+          </w:rPr>
+          <w:t xml:space="preserve">2.3 Hacer que el ícono vuelva a la barra</w:t>
+        </w:r>
+        <w:r>
+          <w:rPr>
+            <w:b w:val="false"/>
+            <w:bCs w:val="false"/>
+            <w:color w:val="24342B"/>
+            <w:sz w:val="22"/>
+            <w:szCs w:val="22"/>
+          </w:rPr>
+          <w:fldChar w:fldCharType="begin"/>
+        </w:r>
+        <w:r>
+          <w:rPr>
+            <w:b w:val="false"/>
+            <w:bCs w:val="false"/>
+            <w:color w:val="24342B"/>
+            <w:sz w:val="22"/>
+            <w:szCs w:val="22"/>
+          </w:rPr>
+          <w:t xml:space="preserve">2.3 Hacer que el ícono vuelva a la barra</w:t>
+        </w:r>
+        <w:r>
+          <w:rPr>
+            <w:b w:val="false"/>
+            <w:bCs w:val="false"/>
+            <w:color w:val="24342B"/>
+            <w:sz w:val="22"/>
+            <w:szCs w:val="22"/>
+          </w:rPr>
+          <w:instrText xml:space="preserve"> PAGEREF s12_2_3_Hacer_que_el_i_cono \h </w:instrText>
+        </w:r>
+        <w:r>
+          <w:rPr>
+            <w:b w:val="false"/>
+            <w:bCs w:val="false"/>
+            <w:color w:val="24342B"/>
+            <w:sz w:val="22"/>
+            <w:szCs w:val="22"/>
+          </w:rPr>
+          <w:t xml:space="preserve">2.3 Hacer que el ícono vuelva a la barra</w:t>
+        </w:r>
+        <w:r>
+          <w:rPr>
+            <w:b w:val="false"/>
+            <w:bCs w:val="false"/>
+            <w:color w:val="24342B"/>
+            <w:sz w:val="22"/>
+            <w:szCs w:val="22"/>
+          </w:rPr>
+          <w:fldChar w:fldCharType="separate"/>
+        </w:r>
+        <w:r>
+          <w:rPr>
+            <w:b w:val="false"/>
+            <w:bCs w:val="false"/>
+            <w:color w:val="24342B"/>
+            <w:sz w:val="22"/>
+            <w:szCs w:val="22"/>
+          </w:rPr>
+          <w:t xml:space="preserve">2.3 Hacer que el ícono vuelva a la barra</w:t>
+        </w:r>
+        <w:r>
+          <w:rPr>
+            <w:b w:val="false"/>
+            <w:bCs w:val="false"/>
+            <w:color w:val="24342B"/>
+            <w:sz w:val="22"/>
+            <w:szCs w:val="22"/>
+          </w:rPr>
+          <w:t>8</w:t>
+        </w:r>
+        <w:r>
+          <w:rPr>
+            <w:b w:val="false"/>
+            <w:bCs w:val="false"/>
+            <w:color w:val="24342B"/>
+            <w:sz w:val="22"/>
+            <w:szCs w:val="22"/>
+          </w:rPr>
+          <w:t xml:space="preserve">2.3 Hacer que el ícono vuelva a la barra</w:t>
+        </w:r>
+        <w:r>
+          <w:rPr>
+            <w:b w:val="false"/>
+            <w:bCs w:val="false"/>
+            <w:color w:val="24342B"/>
+            <w:sz w:val="22"/>
+            <w:szCs w:val="22"/>
+          </w:rPr>
+          <w:fldChar w:fldCharType="end"/>
         </w:r>
       </w:hyperlink>
     </w:p>
@@ -551,7 +1751,107 @@
             <w:sz w:val="22"/>
             <w:szCs w:val="22"/>
           </w:rPr>
-          <w:t xml:space="preserve">	9</w:t>
+          <w:tab/>
+        </w:r>
+        <w:r>
+          <w:rPr>
+            <w:b w:val="false"/>
+            <w:bCs w:val="false"/>
+            <w:color w:val="24342B"/>
+            <w:sz w:val="22"/>
+            <w:szCs w:val="22"/>
+          </w:rPr>
+          <w:t xml:space="preserve">2.4 Si el plugin no aparece en ningún lugar</w:t>
+        </w:r>
+        <w:r>
+          <w:rPr>
+            <w:b w:val="false"/>
+            <w:bCs w:val="false"/>
+            <w:color w:val="24342B"/>
+            <w:sz w:val="22"/>
+            <w:szCs w:val="22"/>
+          </w:rPr>
+          <w:fldChar w:fldCharType="begin"/>
+        </w:r>
+        <w:r>
+          <w:rPr>
+            <w:b w:val="false"/>
+            <w:bCs w:val="false"/>
+            <w:color w:val="24342B"/>
+            <w:sz w:val="22"/>
+            <w:szCs w:val="22"/>
+          </w:rPr>
+          <w:t xml:space="preserve">2.4 Si el plugin no aparece en ningún lugar</w:t>
+        </w:r>
+        <w:r>
+          <w:rPr>
+            <w:b w:val="false"/>
+            <w:bCs w:val="false"/>
+            <w:color w:val="24342B"/>
+            <w:sz w:val="22"/>
+            <w:szCs w:val="22"/>
+          </w:rPr>
+          <w:instrText xml:space="preserve"> PAGEREF s13_2_4_Si_el_plugin_no_apar \h </w:instrText>
+        </w:r>
+        <w:r>
+          <w:rPr>
+            <w:b w:val="false"/>
+            <w:bCs w:val="false"/>
+            <w:color w:val="24342B"/>
+            <w:sz w:val="22"/>
+            <w:szCs w:val="22"/>
+          </w:rPr>
+          <w:t xml:space="preserve">2.4 Si el plugin no aparece en ningún lugar</w:t>
+        </w:r>
+        <w:r>
+          <w:rPr>
+            <w:b w:val="false"/>
+            <w:bCs w:val="false"/>
+            <w:color w:val="24342B"/>
+            <w:sz w:val="22"/>
+            <w:szCs w:val="22"/>
+          </w:rPr>
+          <w:fldChar w:fldCharType="separate"/>
+        </w:r>
+        <w:r>
+          <w:rPr>
+            <w:b w:val="false"/>
+            <w:bCs w:val="false"/>
+            <w:color w:val="24342B"/>
+            <w:sz w:val="22"/>
+            <w:szCs w:val="22"/>
+          </w:rPr>
+          <w:t xml:space="preserve">2.4 Si el plugin no aparece en ningún lugar</w:t>
+        </w:r>
+        <w:r>
+          <w:rPr>
+            <w:b w:val="false"/>
+            <w:bCs w:val="false"/>
+            <w:color w:val="24342B"/>
+            <w:sz w:val="22"/>
+            <w:szCs w:val="22"/>
+          </w:rPr>
+          <w:t>9</w:t>
+        </w:r>
+        <w:r>
+          <w:rPr>
+            <w:b w:val="false"/>
+            <w:bCs w:val="false"/>
+            <w:color w:val="24342B"/>
+            <w:sz w:val="22"/>
+            <w:szCs w:val="22"/>
+          </w:rPr>
+          <w:t xml:space="preserve">2.4 Si el plugin no aparece en ningún lugar</w:t>
+        </w:r>
+        <w:r>
+          <w:rPr>
+            <w:b w:val="false"/>
+            <w:bCs w:val="false"/>
+            <w:color w:val="24342B"/>
+            <w:sz w:val="22"/>
+            <w:szCs w:val="22"/>
+          </w:rPr>
+          <w:fldChar w:fldCharType="end"/>
         </w:r>
       </w:hyperlink>
     </w:p>
@@ -582,7 +1882,107 @@
             <w:sz w:val="24"/>
             <w:szCs w:val="24"/>
           </w:rPr>
-          <w:t xml:space="preserve">	10</w:t>
+          <w:tab/>
+        </w:r>
+        <w:r>
+          <w:rPr>
+            <w:b/>
+            <w:bCs/>
+            <w:color w:val="832413"/>
+            <w:sz w:val="24"/>
+            <w:szCs w:val="24"/>
+          </w:rPr>
+          <w:t xml:space="preserve">Parte 3 — Conociendo el panel</w:t>
+        </w:r>
+        <w:r>
+          <w:rPr>
+            <w:b/>
+            <w:bCs/>
+            <w:color w:val="832413"/>
+            <w:sz w:val="24"/>
+            <w:szCs w:val="24"/>
+          </w:rPr>
+          <w:fldChar w:fldCharType="begin"/>
+        </w:r>
+        <w:r>
+          <w:rPr>
+            <w:b/>
+            <w:bCs/>
+            <w:color w:val="832413"/>
+            <w:sz w:val="24"/>
+            <w:szCs w:val="24"/>
+          </w:rPr>
+          <w:t xml:space="preserve">Parte 3 — Conociendo el panel</w:t>
+        </w:r>
+        <w:r>
+          <w:rPr>
+            <w:b/>
+            <w:bCs/>
+            <w:color w:val="832413"/>
+            <w:sz w:val="24"/>
+            <w:szCs w:val="24"/>
+          </w:rPr>
+          <w:instrText xml:space="preserve"> PAGEREF s14_Parte_3_Conociendo_el_pa \h </w:instrText>
+        </w:r>
+        <w:r>
+          <w:rPr>
+            <w:b/>
+            <w:bCs/>
+            <w:color w:val="832413"/>
+            <w:sz w:val="24"/>
+            <w:szCs w:val="24"/>
+          </w:rPr>
+          <w:t xml:space="preserve">Parte 3 — Conociendo el panel</w:t>
+        </w:r>
+        <w:r>
+          <w:rPr>
+            <w:b/>
+            <w:bCs/>
+            <w:color w:val="832413"/>
+            <w:sz w:val="24"/>
+            <w:szCs w:val="24"/>
+          </w:rPr>
+          <w:fldChar w:fldCharType="separate"/>
+        </w:r>
+        <w:r>
+          <w:rPr>
+            <w:b/>
+            <w:bCs/>
+            <w:color w:val="832413"/>
+            <w:sz w:val="24"/>
+            <w:szCs w:val="24"/>
+          </w:rPr>
+          <w:t xml:space="preserve">Parte 3 — Conociendo el panel</w:t>
+        </w:r>
+        <w:r>
+          <w:rPr>
+            <w:b/>
+            <w:bCs/>
+            <w:color w:val="832413"/>
+            <w:sz w:val="24"/>
+            <w:szCs w:val="24"/>
+          </w:rPr>
+          <w:t>10</w:t>
+        </w:r>
+        <w:r>
+          <w:rPr>
+            <w:b/>
+            <w:bCs/>
+            <w:color w:val="832413"/>
+            <w:sz w:val="24"/>
+            <w:szCs w:val="24"/>
+          </w:rPr>
+          <w:t xml:space="preserve">Parte 3 — Conociendo el panel</w:t>
+        </w:r>
+        <w:r>
+          <w:rPr>
+            <w:b/>
+            <w:bCs/>
+            <w:color w:val="832413"/>
+            <w:sz w:val="24"/>
+            <w:szCs w:val="24"/>
+          </w:rPr>
+          <w:fldChar w:fldCharType="end"/>
         </w:r>
       </w:hyperlink>
     </w:p>
@@ -613,7 +2013,107 @@
             <w:sz w:val="24"/>
             <w:szCs w:val="24"/>
           </w:rPr>
-          <w:t xml:space="preserve">	11</w:t>
+          <w:tab/>
+        </w:r>
+        <w:r>
+          <w:rPr>
+            <w:b/>
+            <w:bCs/>
+            <w:color w:val="832413"/>
+            <w:sz w:val="24"/>
+            <w:szCs w:val="24"/>
+          </w:rPr>
+          <w:t xml:space="preserve">Parte 4 — Leer y aceptar la nota informativa</w:t>
+        </w:r>
+        <w:r>
+          <w:rPr>
+            <w:b/>
+            <w:bCs/>
+            <w:color w:val="832413"/>
+            <w:sz w:val="24"/>
+            <w:szCs w:val="24"/>
+          </w:rPr>
+          <w:fldChar w:fldCharType="begin"/>
+        </w:r>
+        <w:r>
+          <w:rPr>
+            <w:b/>
+            <w:bCs/>
+            <w:color w:val="832413"/>
+            <w:sz w:val="24"/>
+            <w:szCs w:val="24"/>
+          </w:rPr>
+          <w:t xml:space="preserve">Parte 4 — Leer y aceptar la nota informativa</w:t>
+        </w:r>
+        <w:r>
+          <w:rPr>
+            <w:b/>
+            <w:bCs/>
+            <w:color w:val="832413"/>
+            <w:sz w:val="24"/>
+            <w:szCs w:val="24"/>
+          </w:rPr>
+          <w:instrText xml:space="preserve"> PAGEREF s15_Parte_4_Leer_y_aceptar_l \h </w:instrText>
+        </w:r>
+        <w:r>
+          <w:rPr>
+            <w:b/>
+            <w:bCs/>
+            <w:color w:val="832413"/>
+            <w:sz w:val="24"/>
+            <w:szCs w:val="24"/>
+          </w:rPr>
+          <w:t xml:space="preserve">Parte 4 — Leer y aceptar la nota informativa</w:t>
+        </w:r>
+        <w:r>
+          <w:rPr>
+            <w:b/>
+            <w:bCs/>
+            <w:color w:val="832413"/>
+            <w:sz w:val="24"/>
+            <w:szCs w:val="24"/>
+          </w:rPr>
+          <w:fldChar w:fldCharType="separate"/>
+        </w:r>
+        <w:r>
+          <w:rPr>
+            <w:b/>
+            <w:bCs/>
+            <w:color w:val="832413"/>
+            <w:sz w:val="24"/>
+            <w:szCs w:val="24"/>
+          </w:rPr>
+          <w:t xml:space="preserve">Parte 4 — Leer y aceptar la nota informativa</w:t>
+        </w:r>
+        <w:r>
+          <w:rPr>
+            <w:b/>
+            <w:bCs/>
+            <w:color w:val="832413"/>
+            <w:sz w:val="24"/>
+            <w:szCs w:val="24"/>
+          </w:rPr>
+          <w:t>11</w:t>
+        </w:r>
+        <w:r>
+          <w:rPr>
+            <w:b/>
+            <w:bCs/>
+            <w:color w:val="832413"/>
+            <w:sz w:val="24"/>
+            <w:szCs w:val="24"/>
+          </w:rPr>
+          <w:t xml:space="preserve">Parte 4 — Leer y aceptar la nota informativa</w:t>
+        </w:r>
+        <w:r>
+          <w:rPr>
+            <w:b/>
+            <w:bCs/>
+            <w:color w:val="832413"/>
+            <w:sz w:val="24"/>
+            <w:szCs w:val="24"/>
+          </w:rPr>
+          <w:fldChar w:fldCharType="end"/>
         </w:r>
       </w:hyperlink>
     </w:p>
@@ -644,7 +2144,107 @@
             <w:sz w:val="24"/>
             <w:szCs w:val="24"/>
           </w:rPr>
-          <w:t xml:space="preserve">	12</w:t>
+          <w:tab/>
+        </w:r>
+        <w:r>
+          <w:rPr>
+            <w:b/>
+            <w:bCs/>
+            <w:color w:val="832413"/>
+            <w:sz w:val="24"/>
+            <w:szCs w:val="24"/>
+          </w:rPr>
+          <w:t xml:space="preserve">Parte 5 — Elegir el país y el idioma</w:t>
+        </w:r>
+        <w:r>
+          <w:rPr>
+            <w:b/>
+            <w:bCs/>
+            <w:color w:val="832413"/>
+            <w:sz w:val="24"/>
+            <w:szCs w:val="24"/>
+          </w:rPr>
+          <w:fldChar w:fldCharType="begin"/>
+        </w:r>
+        <w:r>
+          <w:rPr>
+            <w:b/>
+            <w:bCs/>
+            <w:color w:val="832413"/>
+            <w:sz w:val="24"/>
+            <w:szCs w:val="24"/>
+          </w:rPr>
+          <w:t xml:space="preserve">Parte 5 — Elegir el país y el idioma</w:t>
+        </w:r>
+        <w:r>
+          <w:rPr>
+            <w:b/>
+            <w:bCs/>
+            <w:color w:val="832413"/>
+            <w:sz w:val="24"/>
+            <w:szCs w:val="24"/>
+          </w:rPr>
+          <w:instrText xml:space="preserve"> PAGEREF s16_Parte_5_Elegir_el_pai_s \h </w:instrText>
+        </w:r>
+        <w:r>
+          <w:rPr>
+            <w:b/>
+            <w:bCs/>
+            <w:color w:val="832413"/>
+            <w:sz w:val="24"/>
+            <w:szCs w:val="24"/>
+          </w:rPr>
+          <w:t xml:space="preserve">Parte 5 — Elegir el país y el idioma</w:t>
+        </w:r>
+        <w:r>
+          <w:rPr>
+            <w:b/>
+            <w:bCs/>
+            <w:color w:val="832413"/>
+            <w:sz w:val="24"/>
+            <w:szCs w:val="24"/>
+          </w:rPr>
+          <w:fldChar w:fldCharType="separate"/>
+        </w:r>
+        <w:r>
+          <w:rPr>
+            <w:b/>
+            <w:bCs/>
+            <w:color w:val="832413"/>
+            <w:sz w:val="24"/>
+            <w:szCs w:val="24"/>
+          </w:rPr>
+          <w:t xml:space="preserve">Parte 5 — Elegir el país y el idioma</w:t>
+        </w:r>
+        <w:r>
+          <w:rPr>
+            <w:b/>
+            <w:bCs/>
+            <w:color w:val="832413"/>
+            <w:sz w:val="24"/>
+            <w:szCs w:val="24"/>
+          </w:rPr>
+          <w:t>12</w:t>
+        </w:r>
+        <w:r>
+          <w:rPr>
+            <w:b/>
+            <w:bCs/>
+            <w:color w:val="832413"/>
+            <w:sz w:val="24"/>
+            <w:szCs w:val="24"/>
+          </w:rPr>
+          <w:t xml:space="preserve">Parte 5 — Elegir el país y el idioma</w:t>
+        </w:r>
+        <w:r>
+          <w:rPr>
+            <w:b/>
+            <w:bCs/>
+            <w:color w:val="832413"/>
+            <w:sz w:val="24"/>
+            <w:szCs w:val="24"/>
+          </w:rPr>
+          <w:fldChar w:fldCharType="end"/>
         </w:r>
       </w:hyperlink>
     </w:p>
@@ -675,7 +2275,107 @@
             <w:sz w:val="22"/>
             <w:szCs w:val="22"/>
           </w:rPr>
-          <w:t xml:space="preserve">	12</w:t>
+          <w:tab/>
+        </w:r>
+        <w:r>
+          <w:rPr>
+            <w:b w:val="false"/>
+            <w:bCs w:val="false"/>
+            <w:color w:val="24342B"/>
+            <w:sz w:val="22"/>
+            <w:szCs w:val="22"/>
+          </w:rPr>
+          <w:t xml:space="preserve">Country (País)</w:t>
+        </w:r>
+        <w:r>
+          <w:rPr>
+            <w:b w:val="false"/>
+            <w:bCs w:val="false"/>
+            <w:color w:val="24342B"/>
+            <w:sz w:val="22"/>
+            <w:szCs w:val="22"/>
+          </w:rPr>
+          <w:fldChar w:fldCharType="begin"/>
+        </w:r>
+        <w:r>
+          <w:rPr>
+            <w:b w:val="false"/>
+            <w:bCs w:val="false"/>
+            <w:color w:val="24342B"/>
+            <w:sz w:val="22"/>
+            <w:szCs w:val="22"/>
+          </w:rPr>
+          <w:t xml:space="preserve">Country (País)</w:t>
+        </w:r>
+        <w:r>
+          <w:rPr>
+            <w:b w:val="false"/>
+            <w:bCs w:val="false"/>
+            <w:color w:val="24342B"/>
+            <w:sz w:val="22"/>
+            <w:szCs w:val="22"/>
+          </w:rPr>
+          <w:instrText xml:space="preserve"> PAGEREF s17_Country_Pai_s \h </w:instrText>
+        </w:r>
+        <w:r>
+          <w:rPr>
+            <w:b w:val="false"/>
+            <w:bCs w:val="false"/>
+            <w:color w:val="24342B"/>
+            <w:sz w:val="22"/>
+            <w:szCs w:val="22"/>
+          </w:rPr>
+          <w:t xml:space="preserve">Country (País)</w:t>
+        </w:r>
+        <w:r>
+          <w:rPr>
+            <w:b w:val="false"/>
+            <w:bCs w:val="false"/>
+            <w:color w:val="24342B"/>
+            <w:sz w:val="22"/>
+            <w:szCs w:val="22"/>
+          </w:rPr>
+          <w:fldChar w:fldCharType="separate"/>
+        </w:r>
+        <w:r>
+          <w:rPr>
+            <w:b w:val="false"/>
+            <w:bCs w:val="false"/>
+            <w:color w:val="24342B"/>
+            <w:sz w:val="22"/>
+            <w:szCs w:val="22"/>
+          </w:rPr>
+          <w:t xml:space="preserve">Country (País)</w:t>
+        </w:r>
+        <w:r>
+          <w:rPr>
+            <w:b w:val="false"/>
+            <w:bCs w:val="false"/>
+            <w:color w:val="24342B"/>
+            <w:sz w:val="22"/>
+            <w:szCs w:val="22"/>
+          </w:rPr>
+          <w:t>12</w:t>
+        </w:r>
+        <w:r>
+          <w:rPr>
+            <w:b w:val="false"/>
+            <w:bCs w:val="false"/>
+            <w:color w:val="24342B"/>
+            <w:sz w:val="22"/>
+            <w:szCs w:val="22"/>
+          </w:rPr>
+          <w:t xml:space="preserve">Country (País)</w:t>
+        </w:r>
+        <w:r>
+          <w:rPr>
+            <w:b w:val="false"/>
+            <w:bCs w:val="false"/>
+            <w:color w:val="24342B"/>
+            <w:sz w:val="22"/>
+            <w:szCs w:val="22"/>
+          </w:rPr>
+          <w:fldChar w:fldCharType="end"/>
         </w:r>
       </w:hyperlink>
     </w:p>
@@ -706,7 +2406,107 @@
             <w:sz w:val="22"/>
             <w:szCs w:val="22"/>
           </w:rPr>
-          <w:t xml:space="preserve">	12</w:t>
+          <w:tab/>
+        </w:r>
+        <w:r>
+          <w:rPr>
+            <w:b w:val="false"/>
+            <w:bCs w:val="false"/>
+            <w:color w:val="24342B"/>
+            <w:sz w:val="22"/>
+            <w:szCs w:val="22"/>
+          </w:rPr>
+          <w:t xml:space="preserve">Language (Idioma)</w:t>
+        </w:r>
+        <w:r>
+          <w:rPr>
+            <w:b w:val="false"/>
+            <w:bCs w:val="false"/>
+            <w:color w:val="24342B"/>
+            <w:sz w:val="22"/>
+            <w:szCs w:val="22"/>
+          </w:rPr>
+          <w:fldChar w:fldCharType="begin"/>
+        </w:r>
+        <w:r>
+          <w:rPr>
+            <w:b w:val="false"/>
+            <w:bCs w:val="false"/>
+            <w:color w:val="24342B"/>
+            <w:sz w:val="22"/>
+            <w:szCs w:val="22"/>
+          </w:rPr>
+          <w:t xml:space="preserve">Language (Idioma)</w:t>
+        </w:r>
+        <w:r>
+          <w:rPr>
+            <w:b w:val="false"/>
+            <w:bCs w:val="false"/>
+            <w:color w:val="24342B"/>
+            <w:sz w:val="22"/>
+            <w:szCs w:val="22"/>
+          </w:rPr>
+          <w:instrText xml:space="preserve"> PAGEREF s18_Language_Idioma \h </w:instrText>
+        </w:r>
+        <w:r>
+          <w:rPr>
+            <w:b w:val="false"/>
+            <w:bCs w:val="false"/>
+            <w:color w:val="24342B"/>
+            <w:sz w:val="22"/>
+            <w:szCs w:val="22"/>
+          </w:rPr>
+          <w:t xml:space="preserve">Language (Idioma)</w:t>
+        </w:r>
+        <w:r>
+          <w:rPr>
+            <w:b w:val="false"/>
+            <w:bCs w:val="false"/>
+            <w:color w:val="24342B"/>
+            <w:sz w:val="22"/>
+            <w:szCs w:val="22"/>
+          </w:rPr>
+          <w:fldChar w:fldCharType="separate"/>
+        </w:r>
+        <w:r>
+          <w:rPr>
+            <w:b w:val="false"/>
+            <w:bCs w:val="false"/>
+            <w:color w:val="24342B"/>
+            <w:sz w:val="22"/>
+            <w:szCs w:val="22"/>
+          </w:rPr>
+          <w:t xml:space="preserve">Language (Idioma)</w:t>
+        </w:r>
+        <w:r>
+          <w:rPr>
+            <w:b w:val="false"/>
+            <w:bCs w:val="false"/>
+            <w:color w:val="24342B"/>
+            <w:sz w:val="22"/>
+            <w:szCs w:val="22"/>
+          </w:rPr>
+          <w:t>12</w:t>
+        </w:r>
+        <w:r>
+          <w:rPr>
+            <w:b w:val="false"/>
+            <w:bCs w:val="false"/>
+            <w:color w:val="24342B"/>
+            <w:sz w:val="22"/>
+            <w:szCs w:val="22"/>
+          </w:rPr>
+          <w:t xml:space="preserve">Language (Idioma)</w:t>
+        </w:r>
+        <w:r>
+          <w:rPr>
+            <w:b w:val="false"/>
+            <w:bCs w:val="false"/>
+            <w:color w:val="24342B"/>
+            <w:sz w:val="22"/>
+            <w:szCs w:val="22"/>
+          </w:rPr>
+          <w:fldChar w:fldCharType="end"/>
         </w:r>
       </w:hyperlink>
     </w:p>
@@ -737,7 +2537,107 @@
             <w:sz w:val="24"/>
             <w:szCs w:val="24"/>
           </w:rPr>
-          <w:t xml:space="preserve">	13</w:t>
+          <w:tab/>
+        </w:r>
+        <w:r>
+          <w:rPr>
+            <w:b/>
+            <w:bCs/>
+            <w:color w:val="832413"/>
+            <w:sz w:val="24"/>
+            <w:szCs w:val="24"/>
+          </w:rPr>
+          <w:t xml:space="preserve">Parte 6 — Ingresar con su correo y contraseña</w:t>
+        </w:r>
+        <w:r>
+          <w:rPr>
+            <w:b/>
+            <w:bCs/>
+            <w:color w:val="832413"/>
+            <w:sz w:val="24"/>
+            <w:szCs w:val="24"/>
+          </w:rPr>
+          <w:fldChar w:fldCharType="begin"/>
+        </w:r>
+        <w:r>
+          <w:rPr>
+            <w:b/>
+            <w:bCs/>
+            <w:color w:val="832413"/>
+            <w:sz w:val="24"/>
+            <w:szCs w:val="24"/>
+          </w:rPr>
+          <w:t xml:space="preserve">Parte 6 — Ingresar con su correo y contraseña</w:t>
+        </w:r>
+        <w:r>
+          <w:rPr>
+            <w:b/>
+            <w:bCs/>
+            <w:color w:val="832413"/>
+            <w:sz w:val="24"/>
+            <w:szCs w:val="24"/>
+          </w:rPr>
+          <w:instrText xml:space="preserve"> PAGEREF s19_Parte_6_Ingresar_con_su \h </w:instrText>
+        </w:r>
+        <w:r>
+          <w:rPr>
+            <w:b/>
+            <w:bCs/>
+            <w:color w:val="832413"/>
+            <w:sz w:val="24"/>
+            <w:szCs w:val="24"/>
+          </w:rPr>
+          <w:t xml:space="preserve">Parte 6 — Ingresar con su correo y contraseña</w:t>
+        </w:r>
+        <w:r>
+          <w:rPr>
+            <w:b/>
+            <w:bCs/>
+            <w:color w:val="832413"/>
+            <w:sz w:val="24"/>
+            <w:szCs w:val="24"/>
+          </w:rPr>
+          <w:fldChar w:fldCharType="separate"/>
+        </w:r>
+        <w:r>
+          <w:rPr>
+            <w:b/>
+            <w:bCs/>
+            <w:color w:val="832413"/>
+            <w:sz w:val="24"/>
+            <w:szCs w:val="24"/>
+          </w:rPr>
+          <w:t xml:space="preserve">Parte 6 — Ingresar con su correo y contraseña</w:t>
+        </w:r>
+        <w:r>
+          <w:rPr>
+            <w:b/>
+            <w:bCs/>
+            <w:color w:val="832413"/>
+            <w:sz w:val="24"/>
+            <w:szCs w:val="24"/>
+          </w:rPr>
+          <w:t>13</w:t>
+        </w:r>
+        <w:r>
+          <w:rPr>
+            <w:b/>
+            <w:bCs/>
+            <w:color w:val="832413"/>
+            <w:sz w:val="24"/>
+            <w:szCs w:val="24"/>
+          </w:rPr>
+          <w:t xml:space="preserve">Parte 6 — Ingresar con su correo y contraseña</w:t>
+        </w:r>
+        <w:r>
+          <w:rPr>
+            <w:b/>
+            <w:bCs/>
+            <w:color w:val="832413"/>
+            <w:sz w:val="24"/>
+            <w:szCs w:val="24"/>
+          </w:rPr>
+          <w:fldChar w:fldCharType="end"/>
         </w:r>
       </w:hyperlink>
     </w:p>
@@ -768,7 +2668,107 @@
             <w:sz w:val="24"/>
             <w:szCs w:val="24"/>
           </w:rPr>
-          <w:t xml:space="preserve">	15</w:t>
+          <w:tab/>
+        </w:r>
+        <w:r>
+          <w:rPr>
+            <w:b/>
+            <w:bCs/>
+            <w:color w:val="832413"/>
+            <w:sz w:val="24"/>
+            <w:szCs w:val="24"/>
+          </w:rPr>
+          <w:t xml:space="preserve">Parte 7 — Indicar DÓNDE buscar (Área de interés)</w:t>
+        </w:r>
+        <w:r>
+          <w:rPr>
+            <w:b/>
+            <w:bCs/>
+            <w:color w:val="832413"/>
+            <w:sz w:val="24"/>
+            <w:szCs w:val="24"/>
+          </w:rPr>
+          <w:fldChar w:fldCharType="begin"/>
+        </w:r>
+        <w:r>
+          <w:rPr>
+            <w:b/>
+            <w:bCs/>
+            <w:color w:val="832413"/>
+            <w:sz w:val="24"/>
+            <w:szCs w:val="24"/>
+          </w:rPr>
+          <w:t xml:space="preserve">Parte 7 — Indicar DÓNDE buscar (Área de interés)</w:t>
+        </w:r>
+        <w:r>
+          <w:rPr>
+            <w:b/>
+            <w:bCs/>
+            <w:color w:val="832413"/>
+            <w:sz w:val="24"/>
+            <w:szCs w:val="24"/>
+          </w:rPr>
+          <w:instrText xml:space="preserve"> PAGEREF s20_Parte_7_Indicar_DO_NDE_b \h </w:instrText>
+        </w:r>
+        <w:r>
+          <w:rPr>
+            <w:b/>
+            <w:bCs/>
+            <w:color w:val="832413"/>
+            <w:sz w:val="24"/>
+            <w:szCs w:val="24"/>
+          </w:rPr>
+          <w:t xml:space="preserve">Parte 7 — Indicar DÓNDE buscar (Área de interés)</w:t>
+        </w:r>
+        <w:r>
+          <w:rPr>
+            <w:b/>
+            <w:bCs/>
+            <w:color w:val="832413"/>
+            <w:sz w:val="24"/>
+            <w:szCs w:val="24"/>
+          </w:rPr>
+          <w:fldChar w:fldCharType="separate"/>
+        </w:r>
+        <w:r>
+          <w:rPr>
+            <w:b/>
+            <w:bCs/>
+            <w:color w:val="832413"/>
+            <w:sz w:val="24"/>
+            <w:szCs w:val="24"/>
+          </w:rPr>
+          <w:t xml:space="preserve">Parte 7 — Indicar DÓNDE buscar (Área de interés)</w:t>
+        </w:r>
+        <w:r>
+          <w:rPr>
+            <w:b/>
+            <w:bCs/>
+            <w:color w:val="832413"/>
+            <w:sz w:val="24"/>
+            <w:szCs w:val="24"/>
+          </w:rPr>
+          <w:t>15</w:t>
+        </w:r>
+        <w:r>
+          <w:rPr>
+            <w:b/>
+            <w:bCs/>
+            <w:color w:val="832413"/>
+            <w:sz w:val="24"/>
+            <w:szCs w:val="24"/>
+          </w:rPr>
+          <w:t xml:space="preserve">Parte 7 — Indicar DÓNDE buscar (Área de interés)</w:t>
+        </w:r>
+        <w:r>
+          <w:rPr>
+            <w:b/>
+            <w:bCs/>
+            <w:color w:val="832413"/>
+            <w:sz w:val="24"/>
+            <w:szCs w:val="24"/>
+          </w:rPr>
+          <w:fldChar w:fldCharType="end"/>
         </w:r>
       </w:hyperlink>
     </w:p>
@@ -799,7 +2799,107 @@
             <w:sz w:val="22"/>
             <w:szCs w:val="22"/>
           </w:rPr>
-          <w:t xml:space="preserve">	15</w:t>
+          <w:tab/>
+        </w:r>
+        <w:r>
+          <w:rPr>
+            <w:b w:val="false"/>
+            <w:bCs w:val="false"/>
+            <w:color w:val="24342B"/>
+            <w:sz w:val="22"/>
+            <w:szCs w:val="22"/>
+          </w:rPr>
+          <w:t xml:space="preserve">7.1 Todo el país</w:t>
+        </w:r>
+        <w:r>
+          <w:rPr>
+            <w:b w:val="false"/>
+            <w:bCs w:val="false"/>
+            <w:color w:val="24342B"/>
+            <w:sz w:val="22"/>
+            <w:szCs w:val="22"/>
+          </w:rPr>
+          <w:fldChar w:fldCharType="begin"/>
+        </w:r>
+        <w:r>
+          <w:rPr>
+            <w:b w:val="false"/>
+            <w:bCs w:val="false"/>
+            <w:color w:val="24342B"/>
+            <w:sz w:val="22"/>
+            <w:szCs w:val="22"/>
+          </w:rPr>
+          <w:t xml:space="preserve">7.1 Todo el país</w:t>
+        </w:r>
+        <w:r>
+          <w:rPr>
+            <w:b w:val="false"/>
+            <w:bCs w:val="false"/>
+            <w:color w:val="24342B"/>
+            <w:sz w:val="22"/>
+            <w:szCs w:val="22"/>
+          </w:rPr>
+          <w:instrText xml:space="preserve"> PAGEREF s21_7_1_Todo_el_pai_s \h </w:instrText>
+        </w:r>
+        <w:r>
+          <w:rPr>
+            <w:b w:val="false"/>
+            <w:bCs w:val="false"/>
+            <w:color w:val="24342B"/>
+            <w:sz w:val="22"/>
+            <w:szCs w:val="22"/>
+          </w:rPr>
+          <w:t xml:space="preserve">7.1 Todo el país</w:t>
+        </w:r>
+        <w:r>
+          <w:rPr>
+            <w:b w:val="false"/>
+            <w:bCs w:val="false"/>
+            <w:color w:val="24342B"/>
+            <w:sz w:val="22"/>
+            <w:szCs w:val="22"/>
+          </w:rPr>
+          <w:fldChar w:fldCharType="separate"/>
+        </w:r>
+        <w:r>
+          <w:rPr>
+            <w:b w:val="false"/>
+            <w:bCs w:val="false"/>
+            <w:color w:val="24342B"/>
+            <w:sz w:val="22"/>
+            <w:szCs w:val="22"/>
+          </w:rPr>
+          <w:t xml:space="preserve">7.1 Todo el país</w:t>
+        </w:r>
+        <w:r>
+          <w:rPr>
+            <w:b w:val="false"/>
+            <w:bCs w:val="false"/>
+            <w:color w:val="24342B"/>
+            <w:sz w:val="22"/>
+            <w:szCs w:val="22"/>
+          </w:rPr>
+          <w:t>15</w:t>
+        </w:r>
+        <w:r>
+          <w:rPr>
+            <w:b w:val="false"/>
+            <w:bCs w:val="false"/>
+            <w:color w:val="24342B"/>
+            <w:sz w:val="22"/>
+            <w:szCs w:val="22"/>
+          </w:rPr>
+          <w:t xml:space="preserve">7.1 Todo el país</w:t>
+        </w:r>
+        <w:r>
+          <w:rPr>
+            <w:b w:val="false"/>
+            <w:bCs w:val="false"/>
+            <w:color w:val="24342B"/>
+            <w:sz w:val="22"/>
+            <w:szCs w:val="22"/>
+          </w:rPr>
+          <w:fldChar w:fldCharType="end"/>
         </w:r>
       </w:hyperlink>
     </w:p>
@@ -830,7 +2930,107 @@
             <w:sz w:val="22"/>
             <w:szCs w:val="22"/>
           </w:rPr>
-          <w:t xml:space="preserve">	16</w:t>
+          <w:tab/>
+        </w:r>
+        <w:r>
+          <w:rPr>
+            <w:b w:val="false"/>
+            <w:bCs w:val="false"/>
+            <w:color w:val="24342B"/>
+            <w:sz w:val="22"/>
+            <w:szCs w:val="22"/>
+          </w:rPr>
+          <w:t xml:space="preserve">7.2 Bioma</w:t>
+        </w:r>
+        <w:r>
+          <w:rPr>
+            <w:b w:val="false"/>
+            <w:bCs w:val="false"/>
+            <w:color w:val="24342B"/>
+            <w:sz w:val="22"/>
+            <w:szCs w:val="22"/>
+          </w:rPr>
+          <w:fldChar w:fldCharType="begin"/>
+        </w:r>
+        <w:r>
+          <w:rPr>
+            <w:b w:val="false"/>
+            <w:bCs w:val="false"/>
+            <w:color w:val="24342B"/>
+            <w:sz w:val="22"/>
+            <w:szCs w:val="22"/>
+          </w:rPr>
+          <w:t xml:space="preserve">7.2 Bioma</w:t>
+        </w:r>
+        <w:r>
+          <w:rPr>
+            <w:b w:val="false"/>
+            <w:bCs w:val="false"/>
+            <w:color w:val="24342B"/>
+            <w:sz w:val="22"/>
+            <w:szCs w:val="22"/>
+          </w:rPr>
+          <w:instrText xml:space="preserve"> PAGEREF s22_7_2_Bioma \h </w:instrText>
+        </w:r>
+        <w:r>
+          <w:rPr>
+            <w:b w:val="false"/>
+            <w:bCs w:val="false"/>
+            <w:color w:val="24342B"/>
+            <w:sz w:val="22"/>
+            <w:szCs w:val="22"/>
+          </w:rPr>
+          <w:t xml:space="preserve">7.2 Bioma</w:t>
+        </w:r>
+        <w:r>
+          <w:rPr>
+            <w:b w:val="false"/>
+            <w:bCs w:val="false"/>
+            <w:color w:val="24342B"/>
+            <w:sz w:val="22"/>
+            <w:szCs w:val="22"/>
+          </w:rPr>
+          <w:fldChar w:fldCharType="separate"/>
+        </w:r>
+        <w:r>
+          <w:rPr>
+            <w:b w:val="false"/>
+            <w:bCs w:val="false"/>
+            <w:color w:val="24342B"/>
+            <w:sz w:val="22"/>
+            <w:szCs w:val="22"/>
+          </w:rPr>
+          <w:t xml:space="preserve">7.2 Bioma</w:t>
+        </w:r>
+        <w:r>
+          <w:rPr>
+            <w:b w:val="false"/>
+            <w:bCs w:val="false"/>
+            <w:color w:val="24342B"/>
+            <w:sz w:val="22"/>
+            <w:szCs w:val="22"/>
+          </w:rPr>
+          <w:t>16</w:t>
+        </w:r>
+        <w:r>
+          <w:rPr>
+            <w:b w:val="false"/>
+            <w:bCs w:val="false"/>
+            <w:color w:val="24342B"/>
+            <w:sz w:val="22"/>
+            <w:szCs w:val="22"/>
+          </w:rPr>
+          <w:t xml:space="preserve">7.2 Bioma</w:t>
+        </w:r>
+        <w:r>
+          <w:rPr>
+            <w:b w:val="false"/>
+            <w:bCs w:val="false"/>
+            <w:color w:val="24342B"/>
+            <w:sz w:val="22"/>
+            <w:szCs w:val="22"/>
+          </w:rPr>
+          <w:fldChar w:fldCharType="end"/>
         </w:r>
       </w:hyperlink>
     </w:p>
@@ -861,7 +3061,107 @@
             <w:sz w:val="22"/>
             <w:szCs w:val="22"/>
           </w:rPr>
-          <w:t xml:space="preserve">	16</w:t>
+          <w:tab/>
+        </w:r>
+        <w:r>
+          <w:rPr>
+            <w:b w:val="false"/>
+            <w:bCs w:val="false"/>
+            <w:color w:val="24342B"/>
+            <w:sz w:val="22"/>
+            <w:szCs w:val="22"/>
+          </w:rPr>
+          <w:t xml:space="preserve">7.3 Capa vectorial</w:t>
+        </w:r>
+        <w:r>
+          <w:rPr>
+            <w:b w:val="false"/>
+            <w:bCs w:val="false"/>
+            <w:color w:val="24342B"/>
+            <w:sz w:val="22"/>
+            <w:szCs w:val="22"/>
+          </w:rPr>
+          <w:fldChar w:fldCharType="begin"/>
+        </w:r>
+        <w:r>
+          <w:rPr>
+            <w:b w:val="false"/>
+            <w:bCs w:val="false"/>
+            <w:color w:val="24342B"/>
+            <w:sz w:val="22"/>
+            <w:szCs w:val="22"/>
+          </w:rPr>
+          <w:t xml:space="preserve">7.3 Capa vectorial</w:t>
+        </w:r>
+        <w:r>
+          <w:rPr>
+            <w:b w:val="false"/>
+            <w:bCs w:val="false"/>
+            <w:color w:val="24342B"/>
+            <w:sz w:val="22"/>
+            <w:szCs w:val="22"/>
+          </w:rPr>
+          <w:instrText xml:space="preserve"> PAGEREF s23_7_3_Capa_vectorial \h </w:instrText>
+        </w:r>
+        <w:r>
+          <w:rPr>
+            <w:b w:val="false"/>
+            <w:bCs w:val="false"/>
+            <w:color w:val="24342B"/>
+            <w:sz w:val="22"/>
+            <w:szCs w:val="22"/>
+          </w:rPr>
+          <w:t xml:space="preserve">7.3 Capa vectorial</w:t>
+        </w:r>
+        <w:r>
+          <w:rPr>
+            <w:b w:val="false"/>
+            <w:bCs w:val="false"/>
+            <w:color w:val="24342B"/>
+            <w:sz w:val="22"/>
+            <w:szCs w:val="22"/>
+          </w:rPr>
+          <w:fldChar w:fldCharType="separate"/>
+        </w:r>
+        <w:r>
+          <w:rPr>
+            <w:b w:val="false"/>
+            <w:bCs w:val="false"/>
+            <w:color w:val="24342B"/>
+            <w:sz w:val="22"/>
+            <w:szCs w:val="22"/>
+          </w:rPr>
+          <w:t xml:space="preserve">7.3 Capa vectorial</w:t>
+        </w:r>
+        <w:r>
+          <w:rPr>
+            <w:b w:val="false"/>
+            <w:bCs w:val="false"/>
+            <w:color w:val="24342B"/>
+            <w:sz w:val="22"/>
+            <w:szCs w:val="22"/>
+          </w:rPr>
+          <w:t>16</w:t>
+        </w:r>
+        <w:r>
+          <w:rPr>
+            <w:b w:val="false"/>
+            <w:bCs w:val="false"/>
+            <w:color w:val="24342B"/>
+            <w:sz w:val="22"/>
+            <w:szCs w:val="22"/>
+          </w:rPr>
+          <w:t xml:space="preserve">7.3 Capa vectorial</w:t>
+        </w:r>
+        <w:r>
+          <w:rPr>
+            <w:b w:val="false"/>
+            <w:bCs w:val="false"/>
+            <w:color w:val="24342B"/>
+            <w:sz w:val="22"/>
+            <w:szCs w:val="22"/>
+          </w:rPr>
+          <w:fldChar w:fldCharType="end"/>
         </w:r>
       </w:hyperlink>
     </w:p>
@@ -892,7 +3192,107 @@
             <w:sz w:val="22"/>
             <w:szCs w:val="22"/>
           </w:rPr>
-          <w:t xml:space="preserve">	17</w:t>
+          <w:tab/>
+        </w:r>
+        <w:r>
+          <w:rPr>
+            <w:b w:val="false"/>
+            <w:bCs w:val="false"/>
+            <w:color w:val="24342B"/>
+            <w:sz w:val="22"/>
+            <w:szCs w:val="22"/>
+          </w:rPr>
+          <w:t xml:space="preserve">7.4 Coordenada (punto)</w:t>
+        </w:r>
+        <w:r>
+          <w:rPr>
+            <w:b w:val="false"/>
+            <w:bCs w:val="false"/>
+            <w:color w:val="24342B"/>
+            <w:sz w:val="22"/>
+            <w:szCs w:val="22"/>
+          </w:rPr>
+          <w:fldChar w:fldCharType="begin"/>
+        </w:r>
+        <w:r>
+          <w:rPr>
+            <w:b w:val="false"/>
+            <w:bCs w:val="false"/>
+            <w:color w:val="24342B"/>
+            <w:sz w:val="22"/>
+            <w:szCs w:val="22"/>
+          </w:rPr>
+          <w:t xml:space="preserve">7.4 Coordenada (punto)</w:t>
+        </w:r>
+        <w:r>
+          <w:rPr>
+            <w:b w:val="false"/>
+            <w:bCs w:val="false"/>
+            <w:color w:val="24342B"/>
+            <w:sz w:val="22"/>
+            <w:szCs w:val="22"/>
+          </w:rPr>
+          <w:instrText xml:space="preserve"> PAGEREF s24_7_4_Coordenada_punto \h </w:instrText>
+        </w:r>
+        <w:r>
+          <w:rPr>
+            <w:b w:val="false"/>
+            <w:bCs w:val="false"/>
+            <w:color w:val="24342B"/>
+            <w:sz w:val="22"/>
+            <w:szCs w:val="22"/>
+          </w:rPr>
+          <w:t xml:space="preserve">7.4 Coordenada (punto)</w:t>
+        </w:r>
+        <w:r>
+          <w:rPr>
+            <w:b w:val="false"/>
+            <w:bCs w:val="false"/>
+            <w:color w:val="24342B"/>
+            <w:sz w:val="22"/>
+            <w:szCs w:val="22"/>
+          </w:rPr>
+          <w:fldChar w:fldCharType="separate"/>
+        </w:r>
+        <w:r>
+          <w:rPr>
+            <w:b w:val="false"/>
+            <w:bCs w:val="false"/>
+            <w:color w:val="24342B"/>
+            <w:sz w:val="22"/>
+            <w:szCs w:val="22"/>
+          </w:rPr>
+          <w:t xml:space="preserve">7.4 Coordenada (punto)</w:t>
+        </w:r>
+        <w:r>
+          <w:rPr>
+            <w:b w:val="false"/>
+            <w:bCs w:val="false"/>
+            <w:color w:val="24342B"/>
+            <w:sz w:val="22"/>
+            <w:szCs w:val="22"/>
+          </w:rPr>
+          <w:t>17</w:t>
+        </w:r>
+        <w:r>
+          <w:rPr>
+            <w:b w:val="false"/>
+            <w:bCs w:val="false"/>
+            <w:color w:val="24342B"/>
+            <w:sz w:val="22"/>
+            <w:szCs w:val="22"/>
+          </w:rPr>
+          <w:t xml:space="preserve">7.4 Coordenada (punto)</w:t>
+        </w:r>
+        <w:r>
+          <w:rPr>
+            <w:b w:val="false"/>
+            <w:bCs w:val="false"/>
+            <w:color w:val="24342B"/>
+            <w:sz w:val="22"/>
+            <w:szCs w:val="22"/>
+          </w:rPr>
+          <w:fldChar w:fldCharType="end"/>
         </w:r>
       </w:hyperlink>
     </w:p>
@@ -923,7 +3323,107 @@
             <w:sz w:val="22"/>
             <w:szCs w:val="22"/>
           </w:rPr>
-          <w:t xml:space="preserve">	18</w:t>
+          <w:tab/>
+        </w:r>
+        <w:r>
+          <w:rPr>
+            <w:b w:val="false"/>
+            <w:bCs w:val="false"/>
+            <w:color w:val="24342B"/>
+            <w:sz w:val="22"/>
+            <w:szCs w:val="22"/>
+          </w:rPr>
+          <w:t xml:space="preserve">7.5 Código de alerta</w:t>
+        </w:r>
+        <w:r>
+          <w:rPr>
+            <w:b w:val="false"/>
+            <w:bCs w:val="false"/>
+            <w:color w:val="24342B"/>
+            <w:sz w:val="22"/>
+            <w:szCs w:val="22"/>
+          </w:rPr>
+          <w:fldChar w:fldCharType="begin"/>
+        </w:r>
+        <w:r>
+          <w:rPr>
+            <w:b w:val="false"/>
+            <w:bCs w:val="false"/>
+            <w:color w:val="24342B"/>
+            <w:sz w:val="22"/>
+            <w:szCs w:val="22"/>
+          </w:rPr>
+          <w:t xml:space="preserve">7.5 Código de alerta</w:t>
+        </w:r>
+        <w:r>
+          <w:rPr>
+            <w:b w:val="false"/>
+            <w:bCs w:val="false"/>
+            <w:color w:val="24342B"/>
+            <w:sz w:val="22"/>
+            <w:szCs w:val="22"/>
+          </w:rPr>
+          <w:instrText xml:space="preserve"> PAGEREF s25_7_5_Co_digo_de_alerta \h </w:instrText>
+        </w:r>
+        <w:r>
+          <w:rPr>
+            <w:b w:val="false"/>
+            <w:bCs w:val="false"/>
+            <w:color w:val="24342B"/>
+            <w:sz w:val="22"/>
+            <w:szCs w:val="22"/>
+          </w:rPr>
+          <w:t xml:space="preserve">7.5 Código de alerta</w:t>
+        </w:r>
+        <w:r>
+          <w:rPr>
+            <w:b w:val="false"/>
+            <w:bCs w:val="false"/>
+            <w:color w:val="24342B"/>
+            <w:sz w:val="22"/>
+            <w:szCs w:val="22"/>
+          </w:rPr>
+          <w:fldChar w:fldCharType="separate"/>
+        </w:r>
+        <w:r>
+          <w:rPr>
+            <w:b w:val="false"/>
+            <w:bCs w:val="false"/>
+            <w:color w:val="24342B"/>
+            <w:sz w:val="22"/>
+            <w:szCs w:val="22"/>
+          </w:rPr>
+          <w:t xml:space="preserve">7.5 Código de alerta</w:t>
+        </w:r>
+        <w:r>
+          <w:rPr>
+            <w:b w:val="false"/>
+            <w:bCs w:val="false"/>
+            <w:color w:val="24342B"/>
+            <w:sz w:val="22"/>
+            <w:szCs w:val="22"/>
+          </w:rPr>
+          <w:t>18</w:t>
+        </w:r>
+        <w:r>
+          <w:rPr>
+            <w:b w:val="false"/>
+            <w:bCs w:val="false"/>
+            <w:color w:val="24342B"/>
+            <w:sz w:val="22"/>
+            <w:szCs w:val="22"/>
+          </w:rPr>
+          <w:t xml:space="preserve">7.5 Código de alerta</w:t>
+        </w:r>
+        <w:r>
+          <w:rPr>
+            <w:b w:val="false"/>
+            <w:bCs w:val="false"/>
+            <w:color w:val="24342B"/>
+            <w:sz w:val="22"/>
+            <w:szCs w:val="22"/>
+          </w:rPr>
+          <w:fldChar w:fldCharType="end"/>
         </w:r>
       </w:hyperlink>
     </w:p>
@@ -954,7 +3454,107 @@
             <w:sz w:val="24"/>
             <w:szCs w:val="24"/>
           </w:rPr>
-          <w:t xml:space="preserve">	19</w:t>
+          <w:tab/>
+        </w:r>
+        <w:r>
+          <w:rPr>
+            <w:b/>
+            <w:bCs/>
+            <w:color w:val="832413"/>
+            <w:sz w:val="24"/>
+            <w:szCs w:val="24"/>
+          </w:rPr>
+          <w:t xml:space="preserve">Parte 8 — Indicar CUÁNDO buscar (Período)</w:t>
+        </w:r>
+        <w:r>
+          <w:rPr>
+            <w:b/>
+            <w:bCs/>
+            <w:color w:val="832413"/>
+            <w:sz w:val="24"/>
+            <w:szCs w:val="24"/>
+          </w:rPr>
+          <w:fldChar w:fldCharType="begin"/>
+        </w:r>
+        <w:r>
+          <w:rPr>
+            <w:b/>
+            <w:bCs/>
+            <w:color w:val="832413"/>
+            <w:sz w:val="24"/>
+            <w:szCs w:val="24"/>
+          </w:rPr>
+          <w:t xml:space="preserve">Parte 8 — Indicar CUÁNDO buscar (Período)</w:t>
+        </w:r>
+        <w:r>
+          <w:rPr>
+            <w:b/>
+            <w:bCs/>
+            <w:color w:val="832413"/>
+            <w:sz w:val="24"/>
+            <w:szCs w:val="24"/>
+          </w:rPr>
+          <w:instrText xml:space="preserve"> PAGEREF s26_Parte_8_Indicar_CUA_NDO \h </w:instrText>
+        </w:r>
+        <w:r>
+          <w:rPr>
+            <w:b/>
+            <w:bCs/>
+            <w:color w:val="832413"/>
+            <w:sz w:val="24"/>
+            <w:szCs w:val="24"/>
+          </w:rPr>
+          <w:t xml:space="preserve">Parte 8 — Indicar CUÁNDO buscar (Período)</w:t>
+        </w:r>
+        <w:r>
+          <w:rPr>
+            <w:b/>
+            <w:bCs/>
+            <w:color w:val="832413"/>
+            <w:sz w:val="24"/>
+            <w:szCs w:val="24"/>
+          </w:rPr>
+          <w:fldChar w:fldCharType="separate"/>
+        </w:r>
+        <w:r>
+          <w:rPr>
+            <w:b/>
+            <w:bCs/>
+            <w:color w:val="832413"/>
+            <w:sz w:val="24"/>
+            <w:szCs w:val="24"/>
+          </w:rPr>
+          <w:t xml:space="preserve">Parte 8 — Indicar CUÁNDO buscar (Período)</w:t>
+        </w:r>
+        <w:r>
+          <w:rPr>
+            <w:b/>
+            <w:bCs/>
+            <w:color w:val="832413"/>
+            <w:sz w:val="24"/>
+            <w:szCs w:val="24"/>
+          </w:rPr>
+          <w:t>19</w:t>
+        </w:r>
+        <w:r>
+          <w:rPr>
+            <w:b/>
+            <w:bCs/>
+            <w:color w:val="832413"/>
+            <w:sz w:val="24"/>
+            <w:szCs w:val="24"/>
+          </w:rPr>
+          <w:t xml:space="preserve">Parte 8 — Indicar CUÁNDO buscar (Período)</w:t>
+        </w:r>
+        <w:r>
+          <w:rPr>
+            <w:b/>
+            <w:bCs/>
+            <w:color w:val="832413"/>
+            <w:sz w:val="24"/>
+            <w:szCs w:val="24"/>
+          </w:rPr>
+          <w:fldChar w:fldCharType="end"/>
         </w:r>
       </w:hyperlink>
     </w:p>
@@ -985,7 +3585,107 @@
             <w:sz w:val="22"/>
             <w:szCs w:val="22"/>
           </w:rPr>
-          <w:t xml:space="preserve">	19</w:t>
+          <w:tab/>
+        </w:r>
+        <w:r>
+          <w:rPr>
+            <w:b w:val="false"/>
+            <w:bCs w:val="false"/>
+            <w:color w:val="24342B"/>
+            <w:sz w:val="22"/>
+            <w:szCs w:val="22"/>
+          </w:rPr>
+          <w:t xml:space="preserve">8.1 Filtrar por (1)</w:t>
+        </w:r>
+        <w:r>
+          <w:rPr>
+            <w:b w:val="false"/>
+            <w:bCs w:val="false"/>
+            <w:color w:val="24342B"/>
+            <w:sz w:val="22"/>
+            <w:szCs w:val="22"/>
+          </w:rPr>
+          <w:fldChar w:fldCharType="begin"/>
+        </w:r>
+        <w:r>
+          <w:rPr>
+            <w:b w:val="false"/>
+            <w:bCs w:val="false"/>
+            <w:color w:val="24342B"/>
+            <w:sz w:val="22"/>
+            <w:szCs w:val="22"/>
+          </w:rPr>
+          <w:t xml:space="preserve">8.1 Filtrar por (1)</w:t>
+        </w:r>
+        <w:r>
+          <w:rPr>
+            <w:b w:val="false"/>
+            <w:bCs w:val="false"/>
+            <w:color w:val="24342B"/>
+            <w:sz w:val="22"/>
+            <w:szCs w:val="22"/>
+          </w:rPr>
+          <w:instrText xml:space="preserve"> PAGEREF s27_8_1_Filtrar_por_1 \h </w:instrText>
+        </w:r>
+        <w:r>
+          <w:rPr>
+            <w:b w:val="false"/>
+            <w:bCs w:val="false"/>
+            <w:color w:val="24342B"/>
+            <w:sz w:val="22"/>
+            <w:szCs w:val="22"/>
+          </w:rPr>
+          <w:t xml:space="preserve">8.1 Filtrar por (1)</w:t>
+        </w:r>
+        <w:r>
+          <w:rPr>
+            <w:b w:val="false"/>
+            <w:bCs w:val="false"/>
+            <w:color w:val="24342B"/>
+            <w:sz w:val="22"/>
+            <w:szCs w:val="22"/>
+          </w:rPr>
+          <w:fldChar w:fldCharType="separate"/>
+        </w:r>
+        <w:r>
+          <w:rPr>
+            <w:b w:val="false"/>
+            <w:bCs w:val="false"/>
+            <w:color w:val="24342B"/>
+            <w:sz w:val="22"/>
+            <w:szCs w:val="22"/>
+          </w:rPr>
+          <w:t xml:space="preserve">8.1 Filtrar por (1)</w:t>
+        </w:r>
+        <w:r>
+          <w:rPr>
+            <w:b w:val="false"/>
+            <w:bCs w:val="false"/>
+            <w:color w:val="24342B"/>
+            <w:sz w:val="22"/>
+            <w:szCs w:val="22"/>
+          </w:rPr>
+          <w:t>19</w:t>
+        </w:r>
+        <w:r>
+          <w:rPr>
+            <w:b w:val="false"/>
+            <w:bCs w:val="false"/>
+            <w:color w:val="24342B"/>
+            <w:sz w:val="22"/>
+            <w:szCs w:val="22"/>
+          </w:rPr>
+          <w:t xml:space="preserve">8.1 Filtrar por (1)</w:t>
+        </w:r>
+        <w:r>
+          <w:rPr>
+            <w:b w:val="false"/>
+            <w:bCs w:val="false"/>
+            <w:color w:val="24342B"/>
+            <w:sz w:val="22"/>
+            <w:szCs w:val="22"/>
+          </w:rPr>
+          <w:fldChar w:fldCharType="end"/>
         </w:r>
       </w:hyperlink>
     </w:p>
@@ -1016,7 +3716,107 @@
             <w:sz w:val="22"/>
             <w:szCs w:val="22"/>
           </w:rPr>
-          <w:t xml:space="preserve">	19</w:t>
+          <w:tab/>
+        </w:r>
+        <w:r>
+          <w:rPr>
+            <w:b w:val="false"/>
+            <w:bCs w:val="false"/>
+            <w:color w:val="24342B"/>
+            <w:sz w:val="22"/>
+            <w:szCs w:val="22"/>
+          </w:rPr>
+          <w:t xml:space="preserve">8.2 Fechas (2 y 3)</w:t>
+        </w:r>
+        <w:r>
+          <w:rPr>
+            <w:b w:val="false"/>
+            <w:bCs w:val="false"/>
+            <w:color w:val="24342B"/>
+            <w:sz w:val="22"/>
+            <w:szCs w:val="22"/>
+          </w:rPr>
+          <w:fldChar w:fldCharType="begin"/>
+        </w:r>
+        <w:r>
+          <w:rPr>
+            <w:b w:val="false"/>
+            <w:bCs w:val="false"/>
+            <w:color w:val="24342B"/>
+            <w:sz w:val="22"/>
+            <w:szCs w:val="22"/>
+          </w:rPr>
+          <w:t xml:space="preserve">8.2 Fechas (2 y 3)</w:t>
+        </w:r>
+        <w:r>
+          <w:rPr>
+            <w:b w:val="false"/>
+            <w:bCs w:val="false"/>
+            <w:color w:val="24342B"/>
+            <w:sz w:val="22"/>
+            <w:szCs w:val="22"/>
+          </w:rPr>
+          <w:instrText xml:space="preserve"> PAGEREF s28_8_2_Fechas_2_y_3 \h </w:instrText>
+        </w:r>
+        <w:r>
+          <w:rPr>
+            <w:b w:val="false"/>
+            <w:bCs w:val="false"/>
+            <w:color w:val="24342B"/>
+            <w:sz w:val="22"/>
+            <w:szCs w:val="22"/>
+          </w:rPr>
+          <w:t xml:space="preserve">8.2 Fechas (2 y 3)</w:t>
+        </w:r>
+        <w:r>
+          <w:rPr>
+            <w:b w:val="false"/>
+            <w:bCs w:val="false"/>
+            <w:color w:val="24342B"/>
+            <w:sz w:val="22"/>
+            <w:szCs w:val="22"/>
+          </w:rPr>
+          <w:fldChar w:fldCharType="separate"/>
+        </w:r>
+        <w:r>
+          <w:rPr>
+            <w:b w:val="false"/>
+            <w:bCs w:val="false"/>
+            <w:color w:val="24342B"/>
+            <w:sz w:val="22"/>
+            <w:szCs w:val="22"/>
+          </w:rPr>
+          <w:t xml:space="preserve">8.2 Fechas (2 y 3)</w:t>
+        </w:r>
+        <w:r>
+          <w:rPr>
+            <w:b w:val="false"/>
+            <w:bCs w:val="false"/>
+            <w:color w:val="24342B"/>
+            <w:sz w:val="22"/>
+            <w:szCs w:val="22"/>
+          </w:rPr>
+          <w:t>19</w:t>
+        </w:r>
+        <w:r>
+          <w:rPr>
+            <w:b w:val="false"/>
+            <w:bCs w:val="false"/>
+            <w:color w:val="24342B"/>
+            <w:sz w:val="22"/>
+            <w:szCs w:val="22"/>
+          </w:rPr>
+          <w:t xml:space="preserve">8.2 Fechas (2 y 3)</w:t>
+        </w:r>
+        <w:r>
+          <w:rPr>
+            <w:b w:val="false"/>
+            <w:bCs w:val="false"/>
+            <w:color w:val="24342B"/>
+            <w:sz w:val="22"/>
+            <w:szCs w:val="22"/>
+          </w:rPr>
+          <w:fldChar w:fldCharType="end"/>
         </w:r>
       </w:hyperlink>
     </w:p>
@@ -1047,7 +3847,107 @@
             <w:sz w:val="22"/>
             <w:szCs w:val="22"/>
           </w:rPr>
-          <w:t xml:space="preserve">	19</w:t>
+          <w:tab/>
+        </w:r>
+        <w:r>
+          <w:rPr>
+            <w:b w:val="false"/>
+            <w:bCs w:val="false"/>
+            <w:color w:val="24342B"/>
+            <w:sz w:val="22"/>
+            <w:szCs w:val="22"/>
+          </w:rPr>
+          <w:t xml:space="preserve">8.3 Atajos (4)</w:t>
+        </w:r>
+        <w:r>
+          <w:rPr>
+            <w:b w:val="false"/>
+            <w:bCs w:val="false"/>
+            <w:color w:val="24342B"/>
+            <w:sz w:val="22"/>
+            <w:szCs w:val="22"/>
+          </w:rPr>
+          <w:fldChar w:fldCharType="begin"/>
+        </w:r>
+        <w:r>
+          <w:rPr>
+            <w:b w:val="false"/>
+            <w:bCs w:val="false"/>
+            <w:color w:val="24342B"/>
+            <w:sz w:val="22"/>
+            <w:szCs w:val="22"/>
+          </w:rPr>
+          <w:t xml:space="preserve">8.3 Atajos (4)</w:t>
+        </w:r>
+        <w:r>
+          <w:rPr>
+            <w:b w:val="false"/>
+            <w:bCs w:val="false"/>
+            <w:color w:val="24342B"/>
+            <w:sz w:val="22"/>
+            <w:szCs w:val="22"/>
+          </w:rPr>
+          <w:instrText xml:space="preserve"> PAGEREF s29_8_3_Atajos_4 \h </w:instrText>
+        </w:r>
+        <w:r>
+          <w:rPr>
+            <w:b w:val="false"/>
+            <w:bCs w:val="false"/>
+            <w:color w:val="24342B"/>
+            <w:sz w:val="22"/>
+            <w:szCs w:val="22"/>
+          </w:rPr>
+          <w:t xml:space="preserve">8.3 Atajos (4)</w:t>
+        </w:r>
+        <w:r>
+          <w:rPr>
+            <w:b w:val="false"/>
+            <w:bCs w:val="false"/>
+            <w:color w:val="24342B"/>
+            <w:sz w:val="22"/>
+            <w:szCs w:val="22"/>
+          </w:rPr>
+          <w:fldChar w:fldCharType="separate"/>
+        </w:r>
+        <w:r>
+          <w:rPr>
+            <w:b w:val="false"/>
+            <w:bCs w:val="false"/>
+            <w:color w:val="24342B"/>
+            <w:sz w:val="22"/>
+            <w:szCs w:val="22"/>
+          </w:rPr>
+          <w:t xml:space="preserve">8.3 Atajos (4)</w:t>
+        </w:r>
+        <w:r>
+          <w:rPr>
+            <w:b w:val="false"/>
+            <w:bCs w:val="false"/>
+            <w:color w:val="24342B"/>
+            <w:sz w:val="22"/>
+            <w:szCs w:val="22"/>
+          </w:rPr>
+          <w:t>19</w:t>
+        </w:r>
+        <w:r>
+          <w:rPr>
+            <w:b w:val="false"/>
+            <w:bCs w:val="false"/>
+            <w:color w:val="24342B"/>
+            <w:sz w:val="22"/>
+            <w:szCs w:val="22"/>
+          </w:rPr>
+          <w:t xml:space="preserve">8.3 Atajos (4)</w:t>
+        </w:r>
+        <w:r>
+          <w:rPr>
+            <w:b w:val="false"/>
+            <w:bCs w:val="false"/>
+            <w:color w:val="24342B"/>
+            <w:sz w:val="22"/>
+            <w:szCs w:val="22"/>
+          </w:rPr>
+          <w:fldChar w:fldCharType="end"/>
         </w:r>
       </w:hyperlink>
     </w:p>
@@ -1078,7 +3978,107 @@
             <w:sz w:val="24"/>
             <w:szCs w:val="24"/>
           </w:rPr>
-          <w:t xml:space="preserve">	20</w:t>
+          <w:tab/>
+        </w:r>
+        <w:r>
+          <w:rPr>
+            <w:b/>
+            <w:bCs/>
+            <w:color w:val="832413"/>
+            <w:sz w:val="24"/>
+            <w:szCs w:val="24"/>
+          </w:rPr>
+          <w:t xml:space="preserve">Parte 9 — Filtros y cruces (opcional)</w:t>
+        </w:r>
+        <w:r>
+          <w:rPr>
+            <w:b/>
+            <w:bCs/>
+            <w:color w:val="832413"/>
+            <w:sz w:val="24"/>
+            <w:szCs w:val="24"/>
+          </w:rPr>
+          <w:fldChar w:fldCharType="begin"/>
+        </w:r>
+        <w:r>
+          <w:rPr>
+            <w:b/>
+            <w:bCs/>
+            <w:color w:val="832413"/>
+            <w:sz w:val="24"/>
+            <w:szCs w:val="24"/>
+          </w:rPr>
+          <w:t xml:space="preserve">Parte 9 — Filtros y cruces (opcional)</w:t>
+        </w:r>
+        <w:r>
+          <w:rPr>
+            <w:b/>
+            <w:bCs/>
+            <w:color w:val="832413"/>
+            <w:sz w:val="24"/>
+            <w:szCs w:val="24"/>
+          </w:rPr>
+          <w:instrText xml:space="preserve"> PAGEREF s30_Parte_9_Filtros_y_cruces \h </w:instrText>
+        </w:r>
+        <w:r>
+          <w:rPr>
+            <w:b/>
+            <w:bCs/>
+            <w:color w:val="832413"/>
+            <w:sz w:val="24"/>
+            <w:szCs w:val="24"/>
+          </w:rPr>
+          <w:t xml:space="preserve">Parte 9 — Filtros y cruces (opcional)</w:t>
+        </w:r>
+        <w:r>
+          <w:rPr>
+            <w:b/>
+            <w:bCs/>
+            <w:color w:val="832413"/>
+            <w:sz w:val="24"/>
+            <w:szCs w:val="24"/>
+          </w:rPr>
+          <w:fldChar w:fldCharType="separate"/>
+        </w:r>
+        <w:r>
+          <w:rPr>
+            <w:b/>
+            <w:bCs/>
+            <w:color w:val="832413"/>
+            <w:sz w:val="24"/>
+            <w:szCs w:val="24"/>
+          </w:rPr>
+          <w:t xml:space="preserve">Parte 9 — Filtros y cruces (opcional)</w:t>
+        </w:r>
+        <w:r>
+          <w:rPr>
+            <w:b/>
+            <w:bCs/>
+            <w:color w:val="832413"/>
+            <w:sz w:val="24"/>
+            <w:szCs w:val="24"/>
+          </w:rPr>
+          <w:t>20</w:t>
+        </w:r>
+        <w:r>
+          <w:rPr>
+            <w:b/>
+            <w:bCs/>
+            <w:color w:val="832413"/>
+            <w:sz w:val="24"/>
+            <w:szCs w:val="24"/>
+          </w:rPr>
+          <w:t xml:space="preserve">Parte 9 — Filtros y cruces (opcional)</w:t>
+        </w:r>
+        <w:r>
+          <w:rPr>
+            <w:b/>
+            <w:bCs/>
+            <w:color w:val="832413"/>
+            <w:sz w:val="24"/>
+            <w:szCs w:val="24"/>
+          </w:rPr>
+          <w:fldChar w:fldCharType="end"/>
         </w:r>
       </w:hyperlink>
     </w:p>
@@ -1109,7 +4109,107 @@
             <w:sz w:val="22"/>
             <w:szCs w:val="22"/>
           </w:rPr>
-          <w:t xml:space="preserve">	20</w:t>
+          <w:tab/>
+        </w:r>
+        <w:r>
+          <w:rPr>
+            <w:b w:val="false"/>
+            <w:bCs w:val="false"/>
+            <w:color w:val="24342B"/>
+            <w:sz w:val="22"/>
+            <w:szCs w:val="22"/>
+          </w:rPr>
+          <w:t xml:space="preserve">9.1 Sección 3. FILTROS</w:t>
+        </w:r>
+        <w:r>
+          <w:rPr>
+            <w:b w:val="false"/>
+            <w:bCs w:val="false"/>
+            <w:color w:val="24342B"/>
+            <w:sz w:val="22"/>
+            <w:szCs w:val="22"/>
+          </w:rPr>
+          <w:fldChar w:fldCharType="begin"/>
+        </w:r>
+        <w:r>
+          <w:rPr>
+            <w:b w:val="false"/>
+            <w:bCs w:val="false"/>
+            <w:color w:val="24342B"/>
+            <w:sz w:val="22"/>
+            <w:szCs w:val="22"/>
+          </w:rPr>
+          <w:t xml:space="preserve">9.1 Sección 3. FILTROS</w:t>
+        </w:r>
+        <w:r>
+          <w:rPr>
+            <w:b w:val="false"/>
+            <w:bCs w:val="false"/>
+            <w:color w:val="24342B"/>
+            <w:sz w:val="22"/>
+            <w:szCs w:val="22"/>
+          </w:rPr>
+          <w:instrText xml:space="preserve"> PAGEREF s31_9_1_Seccio_n_3_FILTROS \h </w:instrText>
+        </w:r>
+        <w:r>
+          <w:rPr>
+            <w:b w:val="false"/>
+            <w:bCs w:val="false"/>
+            <w:color w:val="24342B"/>
+            <w:sz w:val="22"/>
+            <w:szCs w:val="22"/>
+          </w:rPr>
+          <w:t xml:space="preserve">9.1 Sección 3. FILTROS</w:t>
+        </w:r>
+        <w:r>
+          <w:rPr>
+            <w:b w:val="false"/>
+            <w:bCs w:val="false"/>
+            <w:color w:val="24342B"/>
+            <w:sz w:val="22"/>
+            <w:szCs w:val="22"/>
+          </w:rPr>
+          <w:fldChar w:fldCharType="separate"/>
+        </w:r>
+        <w:r>
+          <w:rPr>
+            <w:b w:val="false"/>
+            <w:bCs w:val="false"/>
+            <w:color w:val="24342B"/>
+            <w:sz w:val="22"/>
+            <w:szCs w:val="22"/>
+          </w:rPr>
+          <w:t xml:space="preserve">9.1 Sección 3. FILTROS</w:t>
+        </w:r>
+        <w:r>
+          <w:rPr>
+            <w:b w:val="false"/>
+            <w:bCs w:val="false"/>
+            <w:color w:val="24342B"/>
+            <w:sz w:val="22"/>
+            <w:szCs w:val="22"/>
+          </w:rPr>
+          <w:t>20</w:t>
+        </w:r>
+        <w:r>
+          <w:rPr>
+            <w:b w:val="false"/>
+            <w:bCs w:val="false"/>
+            <w:color w:val="24342B"/>
+            <w:sz w:val="22"/>
+            <w:szCs w:val="22"/>
+          </w:rPr>
+          <w:t xml:space="preserve">9.1 Sección 3. FILTROS</w:t>
+        </w:r>
+        <w:r>
+          <w:rPr>
+            <w:b w:val="false"/>
+            <w:bCs w:val="false"/>
+            <w:color w:val="24342B"/>
+            <w:sz w:val="22"/>
+            <w:szCs w:val="22"/>
+          </w:rPr>
+          <w:fldChar w:fldCharType="end"/>
         </w:r>
       </w:hyperlink>
     </w:p>
@@ -1140,7 +4240,107 @@
             <w:sz w:val="22"/>
             <w:szCs w:val="22"/>
           </w:rPr>
-          <w:t xml:space="preserve">	21</w:t>
+          <w:tab/>
+        </w:r>
+        <w:r>
+          <w:rPr>
+            <w:b w:val="false"/>
+            <w:bCs w:val="false"/>
+            <w:color w:val="24342B"/>
+            <w:sz w:val="22"/>
+            <w:szCs w:val="22"/>
+          </w:rPr>
+          <w:t xml:space="preserve">9.2 Sección 4. CRUCES</w:t>
+        </w:r>
+        <w:r>
+          <w:rPr>
+            <w:b w:val="false"/>
+            <w:bCs w:val="false"/>
+            <w:color w:val="24342B"/>
+            <w:sz w:val="22"/>
+            <w:szCs w:val="22"/>
+          </w:rPr>
+          <w:fldChar w:fldCharType="begin"/>
+        </w:r>
+        <w:r>
+          <w:rPr>
+            <w:b w:val="false"/>
+            <w:bCs w:val="false"/>
+            <w:color w:val="24342B"/>
+            <w:sz w:val="22"/>
+            <w:szCs w:val="22"/>
+          </w:rPr>
+          <w:t xml:space="preserve">9.2 Sección 4. CRUCES</w:t>
+        </w:r>
+        <w:r>
+          <w:rPr>
+            <w:b w:val="false"/>
+            <w:bCs w:val="false"/>
+            <w:color w:val="24342B"/>
+            <w:sz w:val="22"/>
+            <w:szCs w:val="22"/>
+          </w:rPr>
+          <w:instrText xml:space="preserve"> PAGEREF s32_9_2_Seccio_n_4_CRUCES \h </w:instrText>
+        </w:r>
+        <w:r>
+          <w:rPr>
+            <w:b w:val="false"/>
+            <w:bCs w:val="false"/>
+            <w:color w:val="24342B"/>
+            <w:sz w:val="22"/>
+            <w:szCs w:val="22"/>
+          </w:rPr>
+          <w:t xml:space="preserve">9.2 Sección 4. CRUCES</w:t>
+        </w:r>
+        <w:r>
+          <w:rPr>
+            <w:b w:val="false"/>
+            <w:bCs w:val="false"/>
+            <w:color w:val="24342B"/>
+            <w:sz w:val="22"/>
+            <w:szCs w:val="22"/>
+          </w:rPr>
+          <w:fldChar w:fldCharType="separate"/>
+        </w:r>
+        <w:r>
+          <w:rPr>
+            <w:b w:val="false"/>
+            <w:bCs w:val="false"/>
+            <w:color w:val="24342B"/>
+            <w:sz w:val="22"/>
+            <w:szCs w:val="22"/>
+          </w:rPr>
+          <w:t xml:space="preserve">9.2 Sección 4. CRUCES</w:t>
+        </w:r>
+        <w:r>
+          <w:rPr>
+            <w:b w:val="false"/>
+            <w:bCs w:val="false"/>
+            <w:color w:val="24342B"/>
+            <w:sz w:val="22"/>
+            <w:szCs w:val="22"/>
+          </w:rPr>
+          <w:t>21</w:t>
+        </w:r>
+        <w:r>
+          <w:rPr>
+            <w:b w:val="false"/>
+            <w:bCs w:val="false"/>
+            <w:color w:val="24342B"/>
+            <w:sz w:val="22"/>
+            <w:szCs w:val="22"/>
+          </w:rPr>
+          <w:t xml:space="preserve">9.2 Sección 4. CRUCES</w:t>
+        </w:r>
+        <w:r>
+          <w:rPr>
+            <w:b w:val="false"/>
+            <w:bCs w:val="false"/>
+            <w:color w:val="24342B"/>
+            <w:sz w:val="22"/>
+            <w:szCs w:val="22"/>
+          </w:rPr>
+          <w:fldChar w:fldCharType="end"/>
         </w:r>
       </w:hyperlink>
     </w:p>
@@ -1171,7 +4371,107 @@
             <w:sz w:val="24"/>
             <w:szCs w:val="24"/>
           </w:rPr>
-          <w:t xml:space="preserve">	23</w:t>
+          <w:tab/>
+        </w:r>
+        <w:r>
+          <w:rPr>
+            <w:b/>
+            <w:bCs/>
+            <w:color w:val="832413"/>
+            <w:sz w:val="24"/>
+            <w:szCs w:val="24"/>
+          </w:rPr>
+          <w:t xml:space="preserve">Parte 10 — Buscar las alertas</w:t>
+        </w:r>
+        <w:r>
+          <w:rPr>
+            <w:b/>
+            <w:bCs/>
+            <w:color w:val="832413"/>
+            <w:sz w:val="24"/>
+            <w:szCs w:val="24"/>
+          </w:rPr>
+          <w:fldChar w:fldCharType="begin"/>
+        </w:r>
+        <w:r>
+          <w:rPr>
+            <w:b/>
+            <w:bCs/>
+            <w:color w:val="832413"/>
+            <w:sz w:val="24"/>
+            <w:szCs w:val="24"/>
+          </w:rPr>
+          <w:t xml:space="preserve">Parte 10 — Buscar las alertas</w:t>
+        </w:r>
+        <w:r>
+          <w:rPr>
+            <w:b/>
+            <w:bCs/>
+            <w:color w:val="832413"/>
+            <w:sz w:val="24"/>
+            <w:szCs w:val="24"/>
+          </w:rPr>
+          <w:instrText xml:space="preserve"> PAGEREF s33_Parte_10_Buscar_las_aler \h </w:instrText>
+        </w:r>
+        <w:r>
+          <w:rPr>
+            <w:b/>
+            <w:bCs/>
+            <w:color w:val="832413"/>
+            <w:sz w:val="24"/>
+            <w:szCs w:val="24"/>
+          </w:rPr>
+          <w:t xml:space="preserve">Parte 10 — Buscar las alertas</w:t>
+        </w:r>
+        <w:r>
+          <w:rPr>
+            <w:b/>
+            <w:bCs/>
+            <w:color w:val="832413"/>
+            <w:sz w:val="24"/>
+            <w:szCs w:val="24"/>
+          </w:rPr>
+          <w:fldChar w:fldCharType="separate"/>
+        </w:r>
+        <w:r>
+          <w:rPr>
+            <w:b/>
+            <w:bCs/>
+            <w:color w:val="832413"/>
+            <w:sz w:val="24"/>
+            <w:szCs w:val="24"/>
+          </w:rPr>
+          <w:t xml:space="preserve">Parte 10 — Buscar las alertas</w:t>
+        </w:r>
+        <w:r>
+          <w:rPr>
+            <w:b/>
+            <w:bCs/>
+            <w:color w:val="832413"/>
+            <w:sz w:val="24"/>
+            <w:szCs w:val="24"/>
+          </w:rPr>
+          <w:t>23</w:t>
+        </w:r>
+        <w:r>
+          <w:rPr>
+            <w:b/>
+            <w:bCs/>
+            <w:color w:val="832413"/>
+            <w:sz w:val="24"/>
+            <w:szCs w:val="24"/>
+          </w:rPr>
+          <w:t xml:space="preserve">Parte 10 — Buscar las alertas</w:t>
+        </w:r>
+        <w:r>
+          <w:rPr>
+            <w:b/>
+            <w:bCs/>
+            <w:color w:val="832413"/>
+            <w:sz w:val="24"/>
+            <w:szCs w:val="24"/>
+          </w:rPr>
+          <w:fldChar w:fldCharType="end"/>
         </w:r>
       </w:hyperlink>
     </w:p>
@@ -1202,7 +4502,107 @@
             <w:sz w:val="22"/>
             <w:szCs w:val="22"/>
           </w:rPr>
-          <w:t xml:space="preserve">	23</w:t>
+          <w:tab/>
+        </w:r>
+        <w:r>
+          <w:rPr>
+            <w:b w:val="false"/>
+            <w:bCs w:val="false"/>
+            <w:color w:val="24342B"/>
+            <w:sz w:val="22"/>
+            <w:szCs w:val="22"/>
+          </w:rPr>
+          <w:t xml:space="preserve">10.1 Mientras se hace la búsqueda</w:t>
+        </w:r>
+        <w:r>
+          <w:rPr>
+            <w:b w:val="false"/>
+            <w:bCs w:val="false"/>
+            <w:color w:val="24342B"/>
+            <w:sz w:val="22"/>
+            <w:szCs w:val="22"/>
+          </w:rPr>
+          <w:fldChar w:fldCharType="begin"/>
+        </w:r>
+        <w:r>
+          <w:rPr>
+            <w:b w:val="false"/>
+            <w:bCs w:val="false"/>
+            <w:color w:val="24342B"/>
+            <w:sz w:val="22"/>
+            <w:szCs w:val="22"/>
+          </w:rPr>
+          <w:t xml:space="preserve">10.1 Mientras se hace la búsqueda</w:t>
+        </w:r>
+        <w:r>
+          <w:rPr>
+            <w:b w:val="false"/>
+            <w:bCs w:val="false"/>
+            <w:color w:val="24342B"/>
+            <w:sz w:val="22"/>
+            <w:szCs w:val="22"/>
+          </w:rPr>
+          <w:instrText xml:space="preserve"> PAGEREF s34_10_1_Mientras_se_hace_la \h </w:instrText>
+        </w:r>
+        <w:r>
+          <w:rPr>
+            <w:b w:val="false"/>
+            <w:bCs w:val="false"/>
+            <w:color w:val="24342B"/>
+            <w:sz w:val="22"/>
+            <w:szCs w:val="22"/>
+          </w:rPr>
+          <w:t xml:space="preserve">10.1 Mientras se hace la búsqueda</w:t>
+        </w:r>
+        <w:r>
+          <w:rPr>
+            <w:b w:val="false"/>
+            <w:bCs w:val="false"/>
+            <w:color w:val="24342B"/>
+            <w:sz w:val="22"/>
+            <w:szCs w:val="22"/>
+          </w:rPr>
+          <w:fldChar w:fldCharType="separate"/>
+        </w:r>
+        <w:r>
+          <w:rPr>
+            <w:b w:val="false"/>
+            <w:bCs w:val="false"/>
+            <w:color w:val="24342B"/>
+            <w:sz w:val="22"/>
+            <w:szCs w:val="22"/>
+          </w:rPr>
+          <w:t xml:space="preserve">10.1 Mientras se hace la búsqueda</w:t>
+        </w:r>
+        <w:r>
+          <w:rPr>
+            <w:b w:val="false"/>
+            <w:bCs w:val="false"/>
+            <w:color w:val="24342B"/>
+            <w:sz w:val="22"/>
+            <w:szCs w:val="22"/>
+          </w:rPr>
+          <w:t>23</w:t>
+        </w:r>
+        <w:r>
+          <w:rPr>
+            <w:b w:val="false"/>
+            <w:bCs w:val="false"/>
+            <w:color w:val="24342B"/>
+            <w:sz w:val="22"/>
+            <w:szCs w:val="22"/>
+          </w:rPr>
+          <w:t xml:space="preserve">10.1 Mientras se hace la búsqueda</w:t>
+        </w:r>
+        <w:r>
+          <w:rPr>
+            <w:b w:val="false"/>
+            <w:bCs w:val="false"/>
+            <w:color w:val="24342B"/>
+            <w:sz w:val="22"/>
+            <w:szCs w:val="22"/>
+          </w:rPr>
+          <w:fldChar w:fldCharType="end"/>
         </w:r>
       </w:hyperlink>
     </w:p>
@@ -1233,7 +4633,107 @@
             <w:sz w:val="22"/>
             <w:szCs w:val="22"/>
           </w:rPr>
-          <w:t xml:space="preserve">	23</w:t>
+          <w:tab/>
+        </w:r>
+        <w:r>
+          <w:rPr>
+            <w:b w:val="false"/>
+            <w:bCs w:val="false"/>
+            <w:color w:val="24342B"/>
+            <w:sz w:val="22"/>
+            <w:szCs w:val="22"/>
+          </w:rPr>
+          <w:t xml:space="preserve">10.2 Cuando termina la búsqueda</w:t>
+        </w:r>
+        <w:r>
+          <w:rPr>
+            <w:b w:val="false"/>
+            <w:bCs w:val="false"/>
+            <w:color w:val="24342B"/>
+            <w:sz w:val="22"/>
+            <w:szCs w:val="22"/>
+          </w:rPr>
+          <w:fldChar w:fldCharType="begin"/>
+        </w:r>
+        <w:r>
+          <w:rPr>
+            <w:b w:val="false"/>
+            <w:bCs w:val="false"/>
+            <w:color w:val="24342B"/>
+            <w:sz w:val="22"/>
+            <w:szCs w:val="22"/>
+          </w:rPr>
+          <w:t xml:space="preserve">10.2 Cuando termina la búsqueda</w:t>
+        </w:r>
+        <w:r>
+          <w:rPr>
+            <w:b w:val="false"/>
+            <w:bCs w:val="false"/>
+            <w:color w:val="24342B"/>
+            <w:sz w:val="22"/>
+            <w:szCs w:val="22"/>
+          </w:rPr>
+          <w:instrText xml:space="preserve"> PAGEREF s35_10_2_Cuando_termina_la_b \h </w:instrText>
+        </w:r>
+        <w:r>
+          <w:rPr>
+            <w:b w:val="false"/>
+            <w:bCs w:val="false"/>
+            <w:color w:val="24342B"/>
+            <w:sz w:val="22"/>
+            <w:szCs w:val="22"/>
+          </w:rPr>
+          <w:t xml:space="preserve">10.2 Cuando termina la búsqueda</w:t>
+        </w:r>
+        <w:r>
+          <w:rPr>
+            <w:b w:val="false"/>
+            <w:bCs w:val="false"/>
+            <w:color w:val="24342B"/>
+            <w:sz w:val="22"/>
+            <w:szCs w:val="22"/>
+          </w:rPr>
+          <w:fldChar w:fldCharType="separate"/>
+        </w:r>
+        <w:r>
+          <w:rPr>
+            <w:b w:val="false"/>
+            <w:bCs w:val="false"/>
+            <w:color w:val="24342B"/>
+            <w:sz w:val="22"/>
+            <w:szCs w:val="22"/>
+          </w:rPr>
+          <w:t xml:space="preserve">10.2 Cuando termina la búsqueda</w:t>
+        </w:r>
+        <w:r>
+          <w:rPr>
+            <w:b w:val="false"/>
+            <w:bCs w:val="false"/>
+            <w:color w:val="24342B"/>
+            <w:sz w:val="22"/>
+            <w:szCs w:val="22"/>
+          </w:rPr>
+          <w:t>23</w:t>
+        </w:r>
+        <w:r>
+          <w:rPr>
+            <w:b w:val="false"/>
+            <w:bCs w:val="false"/>
+            <w:color w:val="24342B"/>
+            <w:sz w:val="22"/>
+            <w:szCs w:val="22"/>
+          </w:rPr>
+          <w:t xml:space="preserve">10.2 Cuando termina la búsqueda</w:t>
+        </w:r>
+        <w:r>
+          <w:rPr>
+            <w:b w:val="false"/>
+            <w:bCs w:val="false"/>
+            <w:color w:val="24342B"/>
+            <w:sz w:val="22"/>
+            <w:szCs w:val="22"/>
+          </w:rPr>
+          <w:fldChar w:fldCharType="end"/>
         </w:r>
       </w:hyperlink>
     </w:p>
@@ -1264,7 +4764,107 @@
             <w:sz w:val="24"/>
             <w:szCs w:val="24"/>
           </w:rPr>
-          <w:t xml:space="preserve">	25</w:t>
+          <w:tab/>
+        </w:r>
+        <w:r>
+          <w:rPr>
+            <w:b/>
+            <w:bCs/>
+            <w:color w:val="832413"/>
+            <w:sz w:val="24"/>
+            <w:szCs w:val="24"/>
+          </w:rPr>
+          <w:t xml:space="preserve">Parte 11 — Entender el resumen y armar el análisis (pestaña Estadísticas)</w:t>
+        </w:r>
+        <w:r>
+          <w:rPr>
+            <w:b/>
+            <w:bCs/>
+            <w:color w:val="832413"/>
+            <w:sz w:val="24"/>
+            <w:szCs w:val="24"/>
+          </w:rPr>
+          <w:fldChar w:fldCharType="begin"/>
+        </w:r>
+        <w:r>
+          <w:rPr>
+            <w:b/>
+            <w:bCs/>
+            <w:color w:val="832413"/>
+            <w:sz w:val="24"/>
+            <w:szCs w:val="24"/>
+          </w:rPr>
+          <w:t xml:space="preserve">Parte 11 — Entender el resumen y armar el análisis (pestaña Estadísticas)</w:t>
+        </w:r>
+        <w:r>
+          <w:rPr>
+            <w:b/>
+            <w:bCs/>
+            <w:color w:val="832413"/>
+            <w:sz w:val="24"/>
+            <w:szCs w:val="24"/>
+          </w:rPr>
+          <w:instrText xml:space="preserve"> PAGEREF s36_Parte_11_Entender_el_res \h </w:instrText>
+        </w:r>
+        <w:r>
+          <w:rPr>
+            <w:b/>
+            <w:bCs/>
+            <w:color w:val="832413"/>
+            <w:sz w:val="24"/>
+            <w:szCs w:val="24"/>
+          </w:rPr>
+          <w:t xml:space="preserve">Parte 11 — Entender el resumen y armar el análisis (pestaña Estadísticas)</w:t>
+        </w:r>
+        <w:r>
+          <w:rPr>
+            <w:b/>
+            <w:bCs/>
+            <w:color w:val="832413"/>
+            <w:sz w:val="24"/>
+            <w:szCs w:val="24"/>
+          </w:rPr>
+          <w:fldChar w:fldCharType="separate"/>
+        </w:r>
+        <w:r>
+          <w:rPr>
+            <w:b/>
+            <w:bCs/>
+            <w:color w:val="832413"/>
+            <w:sz w:val="24"/>
+            <w:szCs w:val="24"/>
+          </w:rPr>
+          <w:t xml:space="preserve">Parte 11 — Entender el resumen y armar el análisis (pestaña Estadísticas)</w:t>
+        </w:r>
+        <w:r>
+          <w:rPr>
+            <w:b/>
+            <w:bCs/>
+            <w:color w:val="832413"/>
+            <w:sz w:val="24"/>
+            <w:szCs w:val="24"/>
+          </w:rPr>
+          <w:t>25</w:t>
+        </w:r>
+        <w:r>
+          <w:rPr>
+            <w:b/>
+            <w:bCs/>
+            <w:color w:val="832413"/>
+            <w:sz w:val="24"/>
+            <w:szCs w:val="24"/>
+          </w:rPr>
+          <w:t xml:space="preserve">Parte 11 — Entender el resumen y armar el análisis (pestaña Estadísticas)</w:t>
+        </w:r>
+        <w:r>
+          <w:rPr>
+            <w:b/>
+            <w:bCs/>
+            <w:color w:val="832413"/>
+            <w:sz w:val="24"/>
+            <w:szCs w:val="24"/>
+          </w:rPr>
+          <w:fldChar w:fldCharType="end"/>
         </w:r>
       </w:hyperlink>
     </w:p>
@@ -1295,7 +4895,107 @@
             <w:sz w:val="22"/>
             <w:szCs w:val="22"/>
           </w:rPr>
-          <w:t xml:space="preserve">	25</w:t>
+          <w:tab/>
+        </w:r>
+        <w:r>
+          <w:rPr>
+            <w:b w:val="false"/>
+            <w:bCs w:val="false"/>
+            <w:color w:val="24342B"/>
+            <w:sz w:val="22"/>
+            <w:szCs w:val="22"/>
+          </w:rPr>
+          <w:t xml:space="preserve">11.1 Resumen de la consulta</w:t>
+        </w:r>
+        <w:r>
+          <w:rPr>
+            <w:b w:val="false"/>
+            <w:bCs w:val="false"/>
+            <w:color w:val="24342B"/>
+            <w:sz w:val="22"/>
+            <w:szCs w:val="22"/>
+          </w:rPr>
+          <w:fldChar w:fldCharType="begin"/>
+        </w:r>
+        <w:r>
+          <w:rPr>
+            <w:b w:val="false"/>
+            <w:bCs w:val="false"/>
+            <w:color w:val="24342B"/>
+            <w:sz w:val="22"/>
+            <w:szCs w:val="22"/>
+          </w:rPr>
+          <w:t xml:space="preserve">11.1 Resumen de la consulta</w:t>
+        </w:r>
+        <w:r>
+          <w:rPr>
+            <w:b w:val="false"/>
+            <w:bCs w:val="false"/>
+            <w:color w:val="24342B"/>
+            <w:sz w:val="22"/>
+            <w:szCs w:val="22"/>
+          </w:rPr>
+          <w:instrText xml:space="preserve"> PAGEREF s37_11_1_Resumen_de_la_consu \h </w:instrText>
+        </w:r>
+        <w:r>
+          <w:rPr>
+            <w:b w:val="false"/>
+            <w:bCs w:val="false"/>
+            <w:color w:val="24342B"/>
+            <w:sz w:val="22"/>
+            <w:szCs w:val="22"/>
+          </w:rPr>
+          <w:t xml:space="preserve">11.1 Resumen de la consulta</w:t>
+        </w:r>
+        <w:r>
+          <w:rPr>
+            <w:b w:val="false"/>
+            <w:bCs w:val="false"/>
+            <w:color w:val="24342B"/>
+            <w:sz w:val="22"/>
+            <w:szCs w:val="22"/>
+          </w:rPr>
+          <w:fldChar w:fldCharType="separate"/>
+        </w:r>
+        <w:r>
+          <w:rPr>
+            <w:b w:val="false"/>
+            <w:bCs w:val="false"/>
+            <w:color w:val="24342B"/>
+            <w:sz w:val="22"/>
+            <w:szCs w:val="22"/>
+          </w:rPr>
+          <w:t xml:space="preserve">11.1 Resumen de la consulta</w:t>
+        </w:r>
+        <w:r>
+          <w:rPr>
+            <w:b w:val="false"/>
+            <w:bCs w:val="false"/>
+            <w:color w:val="24342B"/>
+            <w:sz w:val="22"/>
+            <w:szCs w:val="22"/>
+          </w:rPr>
+          <w:t>25</w:t>
+        </w:r>
+        <w:r>
+          <w:rPr>
+            <w:b w:val="false"/>
+            <w:bCs w:val="false"/>
+            <w:color w:val="24342B"/>
+            <w:sz w:val="22"/>
+            <w:szCs w:val="22"/>
+          </w:rPr>
+          <w:t xml:space="preserve">11.1 Resumen de la consulta</w:t>
+        </w:r>
+        <w:r>
+          <w:rPr>
+            <w:b w:val="false"/>
+            <w:bCs w:val="false"/>
+            <w:color w:val="24342B"/>
+            <w:sz w:val="22"/>
+            <w:szCs w:val="22"/>
+          </w:rPr>
+          <w:fldChar w:fldCharType="end"/>
         </w:r>
       </w:hyperlink>
     </w:p>
@@ -1326,7 +5026,107 @@
             <w:sz w:val="22"/>
             <w:szCs w:val="22"/>
           </w:rPr>
-          <w:t xml:space="preserve">	26</w:t>
+          <w:tab/>
+        </w:r>
+        <w:r>
+          <w:rPr>
+            <w:b w:val="false"/>
+            <w:bCs w:val="false"/>
+            <w:color w:val="24342B"/>
+            <w:sz w:val="22"/>
+            <w:szCs w:val="22"/>
+          </w:rPr>
+          <w:t xml:space="preserve">11.2 Exportar el resumen</w:t>
+        </w:r>
+        <w:r>
+          <w:rPr>
+            <w:b w:val="false"/>
+            <w:bCs w:val="false"/>
+            <w:color w:val="24342B"/>
+            <w:sz w:val="22"/>
+            <w:szCs w:val="22"/>
+          </w:rPr>
+          <w:fldChar w:fldCharType="begin"/>
+        </w:r>
+        <w:r>
+          <w:rPr>
+            <w:b w:val="false"/>
+            <w:bCs w:val="false"/>
+            <w:color w:val="24342B"/>
+            <w:sz w:val="22"/>
+            <w:szCs w:val="22"/>
+          </w:rPr>
+          <w:t xml:space="preserve">11.2 Exportar el resumen</w:t>
+        </w:r>
+        <w:r>
+          <w:rPr>
+            <w:b w:val="false"/>
+            <w:bCs w:val="false"/>
+            <w:color w:val="24342B"/>
+            <w:sz w:val="22"/>
+            <w:szCs w:val="22"/>
+          </w:rPr>
+          <w:instrText xml:space="preserve"> PAGEREF s38_11_2_Exportar_el_resumen \h </w:instrText>
+        </w:r>
+        <w:r>
+          <w:rPr>
+            <w:b w:val="false"/>
+            <w:bCs w:val="false"/>
+            <w:color w:val="24342B"/>
+            <w:sz w:val="22"/>
+            <w:szCs w:val="22"/>
+          </w:rPr>
+          <w:t xml:space="preserve">11.2 Exportar el resumen</w:t>
+        </w:r>
+        <w:r>
+          <w:rPr>
+            <w:b w:val="false"/>
+            <w:bCs w:val="false"/>
+            <w:color w:val="24342B"/>
+            <w:sz w:val="22"/>
+            <w:szCs w:val="22"/>
+          </w:rPr>
+          <w:fldChar w:fldCharType="separate"/>
+        </w:r>
+        <w:r>
+          <w:rPr>
+            <w:b w:val="false"/>
+            <w:bCs w:val="false"/>
+            <w:color w:val="24342B"/>
+            <w:sz w:val="22"/>
+            <w:szCs w:val="22"/>
+          </w:rPr>
+          <w:t xml:space="preserve">11.2 Exportar el resumen</w:t>
+        </w:r>
+        <w:r>
+          <w:rPr>
+            <w:b w:val="false"/>
+            <w:bCs w:val="false"/>
+            <w:color w:val="24342B"/>
+            <w:sz w:val="22"/>
+            <w:szCs w:val="22"/>
+          </w:rPr>
+          <w:t>26</w:t>
+        </w:r>
+        <w:r>
+          <w:rPr>
+            <w:b w:val="false"/>
+            <w:bCs w:val="false"/>
+            <w:color w:val="24342B"/>
+            <w:sz w:val="22"/>
+            <w:szCs w:val="22"/>
+          </w:rPr>
+          <w:t xml:space="preserve">11.2 Exportar el resumen</w:t>
+        </w:r>
+        <w:r>
+          <w:rPr>
+            <w:b w:val="false"/>
+            <w:bCs w:val="false"/>
+            <w:color w:val="24342B"/>
+            <w:sz w:val="22"/>
+            <w:szCs w:val="22"/>
+          </w:rPr>
+          <w:fldChar w:fldCharType="end"/>
         </w:r>
       </w:hyperlink>
     </w:p>
@@ -1357,7 +5157,107 @@
             <w:sz w:val="22"/>
             <w:szCs w:val="22"/>
           </w:rPr>
-          <w:t xml:space="preserve">	26</w:t>
+          <w:tab/>
+        </w:r>
+        <w:r>
+          <w:rPr>
+            <w:b w:val="false"/>
+            <w:bCs w:val="false"/>
+            <w:color w:val="24342B"/>
+            <w:sz w:val="22"/>
+            <w:szCs w:val="22"/>
+          </w:rPr>
+          <w:t xml:space="preserve">11.3 Análisis estadísticos: armar el gráfico</w:t>
+        </w:r>
+        <w:r>
+          <w:rPr>
+            <w:b w:val="false"/>
+            <w:bCs w:val="false"/>
+            <w:color w:val="24342B"/>
+            <w:sz w:val="22"/>
+            <w:szCs w:val="22"/>
+          </w:rPr>
+          <w:fldChar w:fldCharType="begin"/>
+        </w:r>
+        <w:r>
+          <w:rPr>
+            <w:b w:val="false"/>
+            <w:bCs w:val="false"/>
+            <w:color w:val="24342B"/>
+            <w:sz w:val="22"/>
+            <w:szCs w:val="22"/>
+          </w:rPr>
+          <w:t xml:space="preserve">11.3 Análisis estadísticos: armar el gráfico</w:t>
+        </w:r>
+        <w:r>
+          <w:rPr>
+            <w:b w:val="false"/>
+            <w:bCs w:val="false"/>
+            <w:color w:val="24342B"/>
+            <w:sz w:val="22"/>
+            <w:szCs w:val="22"/>
+          </w:rPr>
+          <w:instrText xml:space="preserve"> PAGEREF s39_11_3_Ana_lisis_estadi_st \h </w:instrText>
+        </w:r>
+        <w:r>
+          <w:rPr>
+            <w:b w:val="false"/>
+            <w:bCs w:val="false"/>
+            <w:color w:val="24342B"/>
+            <w:sz w:val="22"/>
+            <w:szCs w:val="22"/>
+          </w:rPr>
+          <w:t xml:space="preserve">11.3 Análisis estadísticos: armar el gráfico</w:t>
+        </w:r>
+        <w:r>
+          <w:rPr>
+            <w:b w:val="false"/>
+            <w:bCs w:val="false"/>
+            <w:color w:val="24342B"/>
+            <w:sz w:val="22"/>
+            <w:szCs w:val="22"/>
+          </w:rPr>
+          <w:fldChar w:fldCharType="separate"/>
+        </w:r>
+        <w:r>
+          <w:rPr>
+            <w:b w:val="false"/>
+            <w:bCs w:val="false"/>
+            <w:color w:val="24342B"/>
+            <w:sz w:val="22"/>
+            <w:szCs w:val="22"/>
+          </w:rPr>
+          <w:t xml:space="preserve">11.3 Análisis estadísticos: armar el gráfico</w:t>
+        </w:r>
+        <w:r>
+          <w:rPr>
+            <w:b w:val="false"/>
+            <w:bCs w:val="false"/>
+            <w:color w:val="24342B"/>
+            <w:sz w:val="22"/>
+            <w:szCs w:val="22"/>
+          </w:rPr>
+          <w:t>26</w:t>
+        </w:r>
+        <w:r>
+          <w:rPr>
+            <w:b w:val="false"/>
+            <w:bCs w:val="false"/>
+            <w:color w:val="24342B"/>
+            <w:sz w:val="22"/>
+            <w:szCs w:val="22"/>
+          </w:rPr>
+          <w:t xml:space="preserve">11.3 Análisis estadísticos: armar el gráfico</w:t>
+        </w:r>
+        <w:r>
+          <w:rPr>
+            <w:b w:val="false"/>
+            <w:bCs w:val="false"/>
+            <w:color w:val="24342B"/>
+            <w:sz w:val="22"/>
+            <w:szCs w:val="22"/>
+          </w:rPr>
+          <w:fldChar w:fldCharType="end"/>
         </w:r>
       </w:hyperlink>
     </w:p>
@@ -1388,7 +5288,107 @@
             <w:sz w:val="22"/>
             <w:szCs w:val="22"/>
           </w:rPr>
-          <w:t xml:space="preserve">	29</w:t>
+          <w:tab/>
+        </w:r>
+        <w:r>
+          <w:rPr>
+            <w:b w:val="false"/>
+            <w:bCs w:val="false"/>
+            <w:color w:val="24342B"/>
+            <w:sz w:val="22"/>
+            <w:szCs w:val="22"/>
+          </w:rPr>
+          <w:t xml:space="preserve">11.4 Ejemplos listos</w:t>
+        </w:r>
+        <w:r>
+          <w:rPr>
+            <w:b w:val="false"/>
+            <w:bCs w:val="false"/>
+            <w:color w:val="24342B"/>
+            <w:sz w:val="22"/>
+            <w:szCs w:val="22"/>
+          </w:rPr>
+          <w:fldChar w:fldCharType="begin"/>
+        </w:r>
+        <w:r>
+          <w:rPr>
+            <w:b w:val="false"/>
+            <w:bCs w:val="false"/>
+            <w:color w:val="24342B"/>
+            <w:sz w:val="22"/>
+            <w:szCs w:val="22"/>
+          </w:rPr>
+          <w:t xml:space="preserve">11.4 Ejemplos listos</w:t>
+        </w:r>
+        <w:r>
+          <w:rPr>
+            <w:b w:val="false"/>
+            <w:bCs w:val="false"/>
+            <w:color w:val="24342B"/>
+            <w:sz w:val="22"/>
+            <w:szCs w:val="22"/>
+          </w:rPr>
+          <w:instrText xml:space="preserve"> PAGEREF s40_11_4_Ejemplos_listos \h </w:instrText>
+        </w:r>
+        <w:r>
+          <w:rPr>
+            <w:b w:val="false"/>
+            <w:bCs w:val="false"/>
+            <w:color w:val="24342B"/>
+            <w:sz w:val="22"/>
+            <w:szCs w:val="22"/>
+          </w:rPr>
+          <w:t xml:space="preserve">11.4 Ejemplos listos</w:t>
+        </w:r>
+        <w:r>
+          <w:rPr>
+            <w:b w:val="false"/>
+            <w:bCs w:val="false"/>
+            <w:color w:val="24342B"/>
+            <w:sz w:val="22"/>
+            <w:szCs w:val="22"/>
+          </w:rPr>
+          <w:fldChar w:fldCharType="separate"/>
+        </w:r>
+        <w:r>
+          <w:rPr>
+            <w:b w:val="false"/>
+            <w:bCs w:val="false"/>
+            <w:color w:val="24342B"/>
+            <w:sz w:val="22"/>
+            <w:szCs w:val="22"/>
+          </w:rPr>
+          <w:t xml:space="preserve">11.4 Ejemplos listos</w:t>
+        </w:r>
+        <w:r>
+          <w:rPr>
+            <w:b w:val="false"/>
+            <w:bCs w:val="false"/>
+            <w:color w:val="24342B"/>
+            <w:sz w:val="22"/>
+            <w:szCs w:val="22"/>
+          </w:rPr>
+          <w:t>29</w:t>
+        </w:r>
+        <w:r>
+          <w:rPr>
+            <w:b w:val="false"/>
+            <w:bCs w:val="false"/>
+            <w:color w:val="24342B"/>
+            <w:sz w:val="22"/>
+            <w:szCs w:val="22"/>
+          </w:rPr>
+          <w:t xml:space="preserve">11.4 Ejemplos listos</w:t>
+        </w:r>
+        <w:r>
+          <w:rPr>
+            <w:b w:val="false"/>
+            <w:bCs w:val="false"/>
+            <w:color w:val="24342B"/>
+            <w:sz w:val="22"/>
+            <w:szCs w:val="22"/>
+          </w:rPr>
+          <w:fldChar w:fldCharType="end"/>
         </w:r>
       </w:hyperlink>
     </w:p>
@@ -1419,7 +5419,107 @@
             <w:sz w:val="24"/>
             <w:szCs w:val="24"/>
           </w:rPr>
-          <w:t xml:space="preserve">	30</w:t>
+          <w:tab/>
+        </w:r>
+        <w:r>
+          <w:rPr>
+            <w:b/>
+            <w:bCs/>
+            <w:color w:val="832413"/>
+            <w:sz w:val="24"/>
+            <w:szCs w:val="24"/>
+          </w:rPr>
+          <w:t xml:space="preserve">Parte 12 — Ver y guardar el gráfico (pestaña Gráficos)</w:t>
+        </w:r>
+        <w:r>
+          <w:rPr>
+            <w:b/>
+            <w:bCs/>
+            <w:color w:val="832413"/>
+            <w:sz w:val="24"/>
+            <w:szCs w:val="24"/>
+          </w:rPr>
+          <w:fldChar w:fldCharType="begin"/>
+        </w:r>
+        <w:r>
+          <w:rPr>
+            <w:b/>
+            <w:bCs/>
+            <w:color w:val="832413"/>
+            <w:sz w:val="24"/>
+            <w:szCs w:val="24"/>
+          </w:rPr>
+          <w:t xml:space="preserve">Parte 12 — Ver y guardar el gráfico (pestaña Gráficos)</w:t>
+        </w:r>
+        <w:r>
+          <w:rPr>
+            <w:b/>
+            <w:bCs/>
+            <w:color w:val="832413"/>
+            <w:sz w:val="24"/>
+            <w:szCs w:val="24"/>
+          </w:rPr>
+          <w:instrText xml:space="preserve"> PAGEREF s41_Parte_12_Ver_y_guardar_e \h </w:instrText>
+        </w:r>
+        <w:r>
+          <w:rPr>
+            <w:b/>
+            <w:bCs/>
+            <w:color w:val="832413"/>
+            <w:sz w:val="24"/>
+            <w:szCs w:val="24"/>
+          </w:rPr>
+          <w:t xml:space="preserve">Parte 12 — Ver y guardar el gráfico (pestaña Gráficos)</w:t>
+        </w:r>
+        <w:r>
+          <w:rPr>
+            <w:b/>
+            <w:bCs/>
+            <w:color w:val="832413"/>
+            <w:sz w:val="24"/>
+            <w:szCs w:val="24"/>
+          </w:rPr>
+          <w:fldChar w:fldCharType="separate"/>
+        </w:r>
+        <w:r>
+          <w:rPr>
+            <w:b/>
+            <w:bCs/>
+            <w:color w:val="832413"/>
+            <w:sz w:val="24"/>
+            <w:szCs w:val="24"/>
+          </w:rPr>
+          <w:t xml:space="preserve">Parte 12 — Ver y guardar el gráfico (pestaña Gráficos)</w:t>
+        </w:r>
+        <w:r>
+          <w:rPr>
+            <w:b/>
+            <w:bCs/>
+            <w:color w:val="832413"/>
+            <w:sz w:val="24"/>
+            <w:szCs w:val="24"/>
+          </w:rPr>
+          <w:t>30</w:t>
+        </w:r>
+        <w:r>
+          <w:rPr>
+            <w:b/>
+            <w:bCs/>
+            <w:color w:val="832413"/>
+            <w:sz w:val="24"/>
+            <w:szCs w:val="24"/>
+          </w:rPr>
+          <w:t xml:space="preserve">Parte 12 — Ver y guardar el gráfico (pestaña Gráficos)</w:t>
+        </w:r>
+        <w:r>
+          <w:rPr>
+            <w:b/>
+            <w:bCs/>
+            <w:color w:val="832413"/>
+            <w:sz w:val="24"/>
+            <w:szCs w:val="24"/>
+          </w:rPr>
+          <w:fldChar w:fldCharType="end"/>
         </w:r>
       </w:hyperlink>
     </w:p>
@@ -1450,7 +5550,107 @@
             <w:sz w:val="22"/>
             <w:szCs w:val="22"/>
           </w:rPr>
-          <w:t xml:space="preserve">	31</w:t>
+          <w:tab/>
+        </w:r>
+        <w:r>
+          <w:rPr>
+            <w:b w:val="false"/>
+            <w:bCs w:val="false"/>
+            <w:color w:val="24342B"/>
+            <w:sz w:val="22"/>
+            <w:szCs w:val="22"/>
+          </w:rPr>
+          <w:t xml:space="preserve">12.1 Los tres tipos de gráfico</w:t>
+        </w:r>
+        <w:r>
+          <w:rPr>
+            <w:b w:val="false"/>
+            <w:bCs w:val="false"/>
+            <w:color w:val="24342B"/>
+            <w:sz w:val="22"/>
+            <w:szCs w:val="22"/>
+          </w:rPr>
+          <w:fldChar w:fldCharType="begin"/>
+        </w:r>
+        <w:r>
+          <w:rPr>
+            <w:b w:val="false"/>
+            <w:bCs w:val="false"/>
+            <w:color w:val="24342B"/>
+            <w:sz w:val="22"/>
+            <w:szCs w:val="22"/>
+          </w:rPr>
+          <w:t xml:space="preserve">12.1 Los tres tipos de gráfico</w:t>
+        </w:r>
+        <w:r>
+          <w:rPr>
+            <w:b w:val="false"/>
+            <w:bCs w:val="false"/>
+            <w:color w:val="24342B"/>
+            <w:sz w:val="22"/>
+            <w:szCs w:val="22"/>
+          </w:rPr>
+          <w:instrText xml:space="preserve"> PAGEREF s42_12_1_Los_tres_tipos_de_g \h </w:instrText>
+        </w:r>
+        <w:r>
+          <w:rPr>
+            <w:b w:val="false"/>
+            <w:bCs w:val="false"/>
+            <w:color w:val="24342B"/>
+            <w:sz w:val="22"/>
+            <w:szCs w:val="22"/>
+          </w:rPr>
+          <w:t xml:space="preserve">12.1 Los tres tipos de gráfico</w:t>
+        </w:r>
+        <w:r>
+          <w:rPr>
+            <w:b w:val="false"/>
+            <w:bCs w:val="false"/>
+            <w:color w:val="24342B"/>
+            <w:sz w:val="22"/>
+            <w:szCs w:val="22"/>
+          </w:rPr>
+          <w:fldChar w:fldCharType="separate"/>
+        </w:r>
+        <w:r>
+          <w:rPr>
+            <w:b w:val="false"/>
+            <w:bCs w:val="false"/>
+            <w:color w:val="24342B"/>
+            <w:sz w:val="22"/>
+            <w:szCs w:val="22"/>
+          </w:rPr>
+          <w:t xml:space="preserve">12.1 Los tres tipos de gráfico</w:t>
+        </w:r>
+        <w:r>
+          <w:rPr>
+            <w:b w:val="false"/>
+            <w:bCs w:val="false"/>
+            <w:color w:val="24342B"/>
+            <w:sz w:val="22"/>
+            <w:szCs w:val="22"/>
+          </w:rPr>
+          <w:t>31</w:t>
+        </w:r>
+        <w:r>
+          <w:rPr>
+            <w:b w:val="false"/>
+            <w:bCs w:val="false"/>
+            <w:color w:val="24342B"/>
+            <w:sz w:val="22"/>
+            <w:szCs w:val="22"/>
+          </w:rPr>
+          <w:t xml:space="preserve">12.1 Los tres tipos de gráfico</w:t>
+        </w:r>
+        <w:r>
+          <w:rPr>
+            <w:b w:val="false"/>
+            <w:bCs w:val="false"/>
+            <w:color w:val="24342B"/>
+            <w:sz w:val="22"/>
+            <w:szCs w:val="22"/>
+          </w:rPr>
+          <w:fldChar w:fldCharType="end"/>
         </w:r>
       </w:hyperlink>
     </w:p>
@@ -1481,7 +5681,107 @@
             <w:sz w:val="22"/>
             <w:szCs w:val="22"/>
           </w:rPr>
-          <w:t xml:space="preserve">	32</w:t>
+          <w:tab/>
+        </w:r>
+        <w:r>
+          <w:rPr>
+            <w:b w:val="false"/>
+            <w:bCs w:val="false"/>
+            <w:color w:val="24342B"/>
+            <w:sz w:val="22"/>
+            <w:szCs w:val="22"/>
+          </w:rPr>
+          <w:t xml:space="preserve">12.2 AMPLIAR (1)</w:t>
+        </w:r>
+        <w:r>
+          <w:rPr>
+            <w:b w:val="false"/>
+            <w:bCs w:val="false"/>
+            <w:color w:val="24342B"/>
+            <w:sz w:val="22"/>
+            <w:szCs w:val="22"/>
+          </w:rPr>
+          <w:fldChar w:fldCharType="begin"/>
+        </w:r>
+        <w:r>
+          <w:rPr>
+            <w:b w:val="false"/>
+            <w:bCs w:val="false"/>
+            <w:color w:val="24342B"/>
+            <w:sz w:val="22"/>
+            <w:szCs w:val="22"/>
+          </w:rPr>
+          <w:t xml:space="preserve">12.2 AMPLIAR (1)</w:t>
+        </w:r>
+        <w:r>
+          <w:rPr>
+            <w:b w:val="false"/>
+            <w:bCs w:val="false"/>
+            <w:color w:val="24342B"/>
+            <w:sz w:val="22"/>
+            <w:szCs w:val="22"/>
+          </w:rPr>
+          <w:instrText xml:space="preserve"> PAGEREF s43_12_2_AMPLIAR_1 \h </w:instrText>
+        </w:r>
+        <w:r>
+          <w:rPr>
+            <w:b w:val="false"/>
+            <w:bCs w:val="false"/>
+            <w:color w:val="24342B"/>
+            <w:sz w:val="22"/>
+            <w:szCs w:val="22"/>
+          </w:rPr>
+          <w:t xml:space="preserve">12.2 AMPLIAR (1)</w:t>
+        </w:r>
+        <w:r>
+          <w:rPr>
+            <w:b w:val="false"/>
+            <w:bCs w:val="false"/>
+            <w:color w:val="24342B"/>
+            <w:sz w:val="22"/>
+            <w:szCs w:val="22"/>
+          </w:rPr>
+          <w:fldChar w:fldCharType="separate"/>
+        </w:r>
+        <w:r>
+          <w:rPr>
+            <w:b w:val="false"/>
+            <w:bCs w:val="false"/>
+            <w:color w:val="24342B"/>
+            <w:sz w:val="22"/>
+            <w:szCs w:val="22"/>
+          </w:rPr>
+          <w:t xml:space="preserve">12.2 AMPLIAR (1)</w:t>
+        </w:r>
+        <w:r>
+          <w:rPr>
+            <w:b w:val="false"/>
+            <w:bCs w:val="false"/>
+            <w:color w:val="24342B"/>
+            <w:sz w:val="22"/>
+            <w:szCs w:val="22"/>
+          </w:rPr>
+          <w:t>32</w:t>
+        </w:r>
+        <w:r>
+          <w:rPr>
+            <w:b w:val="false"/>
+            <w:bCs w:val="false"/>
+            <w:color w:val="24342B"/>
+            <w:sz w:val="22"/>
+            <w:szCs w:val="22"/>
+          </w:rPr>
+          <w:t xml:space="preserve">12.2 AMPLIAR (1)</w:t>
+        </w:r>
+        <w:r>
+          <w:rPr>
+            <w:b w:val="false"/>
+            <w:bCs w:val="false"/>
+            <w:color w:val="24342B"/>
+            <w:sz w:val="22"/>
+            <w:szCs w:val="22"/>
+          </w:rPr>
+          <w:fldChar w:fldCharType="end"/>
         </w:r>
       </w:hyperlink>
     </w:p>
@@ -1512,7 +5812,107 @@
             <w:sz w:val="22"/>
             <w:szCs w:val="22"/>
           </w:rPr>
-          <w:t xml:space="preserve">	32</w:t>
+          <w:tab/>
+        </w:r>
+        <w:r>
+          <w:rPr>
+            <w:b w:val="false"/>
+            <w:bCs w:val="false"/>
+            <w:color w:val="24342B"/>
+            <w:sz w:val="22"/>
+            <w:szCs w:val="22"/>
+          </w:rPr>
+          <w:t xml:space="preserve">12.3 Guardar el gráfico y las alertas del gráfico</w:t>
+        </w:r>
+        <w:r>
+          <w:rPr>
+            <w:b w:val="false"/>
+            <w:bCs w:val="false"/>
+            <w:color w:val="24342B"/>
+            <w:sz w:val="22"/>
+            <w:szCs w:val="22"/>
+          </w:rPr>
+          <w:fldChar w:fldCharType="begin"/>
+        </w:r>
+        <w:r>
+          <w:rPr>
+            <w:b w:val="false"/>
+            <w:bCs w:val="false"/>
+            <w:color w:val="24342B"/>
+            <w:sz w:val="22"/>
+            <w:szCs w:val="22"/>
+          </w:rPr>
+          <w:t xml:space="preserve">12.3 Guardar el gráfico y las alertas del gráfico</w:t>
+        </w:r>
+        <w:r>
+          <w:rPr>
+            <w:b w:val="false"/>
+            <w:bCs w:val="false"/>
+            <w:color w:val="24342B"/>
+            <w:sz w:val="22"/>
+            <w:szCs w:val="22"/>
+          </w:rPr>
+          <w:instrText xml:space="preserve"> PAGEREF s44_12_3_Guardar_el_gra_fico \h </w:instrText>
+        </w:r>
+        <w:r>
+          <w:rPr>
+            <w:b w:val="false"/>
+            <w:bCs w:val="false"/>
+            <w:color w:val="24342B"/>
+            <w:sz w:val="22"/>
+            <w:szCs w:val="22"/>
+          </w:rPr>
+          <w:t xml:space="preserve">12.3 Guardar el gráfico y las alertas del gráfico</w:t>
+        </w:r>
+        <w:r>
+          <w:rPr>
+            <w:b w:val="false"/>
+            <w:bCs w:val="false"/>
+            <w:color w:val="24342B"/>
+            <w:sz w:val="22"/>
+            <w:szCs w:val="22"/>
+          </w:rPr>
+          <w:fldChar w:fldCharType="separate"/>
+        </w:r>
+        <w:r>
+          <w:rPr>
+            <w:b w:val="false"/>
+            <w:bCs w:val="false"/>
+            <w:color w:val="24342B"/>
+            <w:sz w:val="22"/>
+            <w:szCs w:val="22"/>
+          </w:rPr>
+          <w:t xml:space="preserve">12.3 Guardar el gráfico y las alertas del gráfico</w:t>
+        </w:r>
+        <w:r>
+          <w:rPr>
+            <w:b w:val="false"/>
+            <w:bCs w:val="false"/>
+            <w:color w:val="24342B"/>
+            <w:sz w:val="22"/>
+            <w:szCs w:val="22"/>
+          </w:rPr>
+          <w:t>32</w:t>
+        </w:r>
+        <w:r>
+          <w:rPr>
+            <w:b w:val="false"/>
+            <w:bCs w:val="false"/>
+            <w:color w:val="24342B"/>
+            <w:sz w:val="22"/>
+            <w:szCs w:val="22"/>
+          </w:rPr>
+          <w:t xml:space="preserve">12.3 Guardar el gráfico y las alertas del gráfico</w:t>
+        </w:r>
+        <w:r>
+          <w:rPr>
+            <w:b w:val="false"/>
+            <w:bCs w:val="false"/>
+            <w:color w:val="24342B"/>
+            <w:sz w:val="22"/>
+            <w:szCs w:val="22"/>
+          </w:rPr>
+          <w:fldChar w:fldCharType="end"/>
         </w:r>
       </w:hyperlink>
     </w:p>
@@ -1543,7 +5943,107 @@
             <w:sz w:val="24"/>
             <w:szCs w:val="24"/>
           </w:rPr>
-          <w:t xml:space="preserve">	33</w:t>
+          <w:tab/>
+        </w:r>
+        <w:r>
+          <w:rPr>
+            <w:b/>
+            <w:bCs/>
+            <w:color w:val="832413"/>
+            <w:sz w:val="24"/>
+            <w:szCs w:val="24"/>
+          </w:rPr>
+          <w:t xml:space="preserve">Parte 13 — Guardar la capa completa (pestaña Capas)</w:t>
+        </w:r>
+        <w:r>
+          <w:rPr>
+            <w:b/>
+            <w:bCs/>
+            <w:color w:val="832413"/>
+            <w:sz w:val="24"/>
+            <w:szCs w:val="24"/>
+          </w:rPr>
+          <w:fldChar w:fldCharType="begin"/>
+        </w:r>
+        <w:r>
+          <w:rPr>
+            <w:b/>
+            <w:bCs/>
+            <w:color w:val="832413"/>
+            <w:sz w:val="24"/>
+            <w:szCs w:val="24"/>
+          </w:rPr>
+          <w:t xml:space="preserve">Parte 13 — Guardar la capa completa (pestaña Capas)</w:t>
+        </w:r>
+        <w:r>
+          <w:rPr>
+            <w:b/>
+            <w:bCs/>
+            <w:color w:val="832413"/>
+            <w:sz w:val="24"/>
+            <w:szCs w:val="24"/>
+          </w:rPr>
+          <w:instrText xml:space="preserve"> PAGEREF s45_Parte_13_Guardar_la_capa \h </w:instrText>
+        </w:r>
+        <w:r>
+          <w:rPr>
+            <w:b/>
+            <w:bCs/>
+            <w:color w:val="832413"/>
+            <w:sz w:val="24"/>
+            <w:szCs w:val="24"/>
+          </w:rPr>
+          <w:t xml:space="preserve">Parte 13 — Guardar la capa completa (pestaña Capas)</w:t>
+        </w:r>
+        <w:r>
+          <w:rPr>
+            <w:b/>
+            <w:bCs/>
+            <w:color w:val="832413"/>
+            <w:sz w:val="24"/>
+            <w:szCs w:val="24"/>
+          </w:rPr>
+          <w:fldChar w:fldCharType="separate"/>
+        </w:r>
+        <w:r>
+          <w:rPr>
+            <w:b/>
+            <w:bCs/>
+            <w:color w:val="832413"/>
+            <w:sz w:val="24"/>
+            <w:szCs w:val="24"/>
+          </w:rPr>
+          <w:t xml:space="preserve">Parte 13 — Guardar la capa completa (pestaña Capas)</w:t>
+        </w:r>
+        <w:r>
+          <w:rPr>
+            <w:b/>
+            <w:bCs/>
+            <w:color w:val="832413"/>
+            <w:sz w:val="24"/>
+            <w:szCs w:val="24"/>
+          </w:rPr>
+          <w:t>33</w:t>
+        </w:r>
+        <w:r>
+          <w:rPr>
+            <w:b/>
+            <w:bCs/>
+            <w:color w:val="832413"/>
+            <w:sz w:val="24"/>
+            <w:szCs w:val="24"/>
+          </w:rPr>
+          <w:t xml:space="preserve">Parte 13 — Guardar la capa completa (pestaña Capas)</w:t>
+        </w:r>
+        <w:r>
+          <w:rPr>
+            <w:b/>
+            <w:bCs/>
+            <w:color w:val="832413"/>
+            <w:sz w:val="24"/>
+            <w:szCs w:val="24"/>
+          </w:rPr>
+          <w:fldChar w:fldCharType="end"/>
         </w:r>
       </w:hyperlink>
     </w:p>
@@ -1574,7 +6074,107 @@
             <w:sz w:val="22"/>
             <w:szCs w:val="22"/>
           </w:rPr>
-          <w:t xml:space="preserve">	33</w:t>
+          <w:tab/>
+        </w:r>
+        <w:r>
+          <w:rPr>
+            <w:b w:val="false"/>
+            <w:bCs w:val="false"/>
+            <w:color w:val="24342B"/>
+            <w:sz w:val="22"/>
+            <w:szCs w:val="22"/>
+          </w:rPr>
+          <w:t xml:space="preserve">13.1 Archivos extra que pueden venir</w:t>
+        </w:r>
+        <w:r>
+          <w:rPr>
+            <w:b w:val="false"/>
+            <w:bCs w:val="false"/>
+            <w:color w:val="24342B"/>
+            <w:sz w:val="22"/>
+            <w:szCs w:val="22"/>
+          </w:rPr>
+          <w:fldChar w:fldCharType="begin"/>
+        </w:r>
+        <w:r>
+          <w:rPr>
+            <w:b w:val="false"/>
+            <w:bCs w:val="false"/>
+            <w:color w:val="24342B"/>
+            <w:sz w:val="22"/>
+            <w:szCs w:val="22"/>
+          </w:rPr>
+          <w:t xml:space="preserve">13.1 Archivos extra que pueden venir</w:t>
+        </w:r>
+        <w:r>
+          <w:rPr>
+            <w:b w:val="false"/>
+            <w:bCs w:val="false"/>
+            <w:color w:val="24342B"/>
+            <w:sz w:val="22"/>
+            <w:szCs w:val="22"/>
+          </w:rPr>
+          <w:instrText xml:space="preserve"> PAGEREF s46_13_1_Archivos_extra_que \h </w:instrText>
+        </w:r>
+        <w:r>
+          <w:rPr>
+            <w:b w:val="false"/>
+            <w:bCs w:val="false"/>
+            <w:color w:val="24342B"/>
+            <w:sz w:val="22"/>
+            <w:szCs w:val="22"/>
+          </w:rPr>
+          <w:t xml:space="preserve">13.1 Archivos extra que pueden venir</w:t>
+        </w:r>
+        <w:r>
+          <w:rPr>
+            <w:b w:val="false"/>
+            <w:bCs w:val="false"/>
+            <w:color w:val="24342B"/>
+            <w:sz w:val="22"/>
+            <w:szCs w:val="22"/>
+          </w:rPr>
+          <w:fldChar w:fldCharType="separate"/>
+        </w:r>
+        <w:r>
+          <w:rPr>
+            <w:b w:val="false"/>
+            <w:bCs w:val="false"/>
+            <w:color w:val="24342B"/>
+            <w:sz w:val="22"/>
+            <w:szCs w:val="22"/>
+          </w:rPr>
+          <w:t xml:space="preserve">13.1 Archivos extra que pueden venir</w:t>
+        </w:r>
+        <w:r>
+          <w:rPr>
+            <w:b w:val="false"/>
+            <w:bCs w:val="false"/>
+            <w:color w:val="24342B"/>
+            <w:sz w:val="22"/>
+            <w:szCs w:val="22"/>
+          </w:rPr>
+          <w:t>33</w:t>
+        </w:r>
+        <w:r>
+          <w:rPr>
+            <w:b w:val="false"/>
+            <w:bCs w:val="false"/>
+            <w:color w:val="24342B"/>
+            <w:sz w:val="22"/>
+            <w:szCs w:val="22"/>
+          </w:rPr>
+          <w:t xml:space="preserve">13.1 Archivos extra que pueden venir</w:t>
+        </w:r>
+        <w:r>
+          <w:rPr>
+            <w:b w:val="false"/>
+            <w:bCs w:val="false"/>
+            <w:color w:val="24342B"/>
+            <w:sz w:val="22"/>
+            <w:szCs w:val="22"/>
+          </w:rPr>
+          <w:fldChar w:fldCharType="end"/>
         </w:r>
       </w:hyperlink>
     </w:p>
@@ -1605,7 +6205,107 @@
             <w:sz w:val="22"/>
             <w:szCs w:val="22"/>
           </w:rPr>
-          <w:t xml:space="preserve">	34</w:t>
+          <w:tab/>
+        </w:r>
+        <w:r>
+          <w:rPr>
+            <w:b w:val="false"/>
+            <w:bCs w:val="false"/>
+            <w:color w:val="24342B"/>
+            <w:sz w:val="22"/>
+            <w:szCs w:val="22"/>
+          </w:rPr>
+          <w:t xml:space="preserve">13.2 Elegir dónde guardar</w:t>
+        </w:r>
+        <w:r>
+          <w:rPr>
+            <w:b w:val="false"/>
+            <w:bCs w:val="false"/>
+            <w:color w:val="24342B"/>
+            <w:sz w:val="22"/>
+            <w:szCs w:val="22"/>
+          </w:rPr>
+          <w:fldChar w:fldCharType="begin"/>
+        </w:r>
+        <w:r>
+          <w:rPr>
+            <w:b w:val="false"/>
+            <w:bCs w:val="false"/>
+            <w:color w:val="24342B"/>
+            <w:sz w:val="22"/>
+            <w:szCs w:val="22"/>
+          </w:rPr>
+          <w:t xml:space="preserve">13.2 Elegir dónde guardar</w:t>
+        </w:r>
+        <w:r>
+          <w:rPr>
+            <w:b w:val="false"/>
+            <w:bCs w:val="false"/>
+            <w:color w:val="24342B"/>
+            <w:sz w:val="22"/>
+            <w:szCs w:val="22"/>
+          </w:rPr>
+          <w:instrText xml:space="preserve"> PAGEREF s47_13_2_Elegir_do_nde_guard \h </w:instrText>
+        </w:r>
+        <w:r>
+          <w:rPr>
+            <w:b w:val="false"/>
+            <w:bCs w:val="false"/>
+            <w:color w:val="24342B"/>
+            <w:sz w:val="22"/>
+            <w:szCs w:val="22"/>
+          </w:rPr>
+          <w:t xml:space="preserve">13.2 Elegir dónde guardar</w:t>
+        </w:r>
+        <w:r>
+          <w:rPr>
+            <w:b w:val="false"/>
+            <w:bCs w:val="false"/>
+            <w:color w:val="24342B"/>
+            <w:sz w:val="22"/>
+            <w:szCs w:val="22"/>
+          </w:rPr>
+          <w:fldChar w:fldCharType="separate"/>
+        </w:r>
+        <w:r>
+          <w:rPr>
+            <w:b w:val="false"/>
+            <w:bCs w:val="false"/>
+            <w:color w:val="24342B"/>
+            <w:sz w:val="22"/>
+            <w:szCs w:val="22"/>
+          </w:rPr>
+          <w:t xml:space="preserve">13.2 Elegir dónde guardar</w:t>
+        </w:r>
+        <w:r>
+          <w:rPr>
+            <w:b w:val="false"/>
+            <w:bCs w:val="false"/>
+            <w:color w:val="24342B"/>
+            <w:sz w:val="22"/>
+            <w:szCs w:val="22"/>
+          </w:rPr>
+          <w:t>34</w:t>
+        </w:r>
+        <w:r>
+          <w:rPr>
+            <w:b w:val="false"/>
+            <w:bCs w:val="false"/>
+            <w:color w:val="24342B"/>
+            <w:sz w:val="22"/>
+            <w:szCs w:val="22"/>
+          </w:rPr>
+          <w:t xml:space="preserve">13.2 Elegir dónde guardar</w:t>
+        </w:r>
+        <w:r>
+          <w:rPr>
+            <w:b w:val="false"/>
+            <w:bCs w:val="false"/>
+            <w:color w:val="24342B"/>
+            <w:sz w:val="22"/>
+            <w:szCs w:val="22"/>
+          </w:rPr>
+          <w:fldChar w:fldCharType="end"/>
         </w:r>
       </w:hyperlink>
     </w:p>
@@ -1636,7 +6336,107 @@
             <w:sz w:val="24"/>
             <w:szCs w:val="24"/>
           </w:rPr>
-          <w:t xml:space="preserve">	35</w:t>
+          <w:tab/>
+        </w:r>
+        <w:r>
+          <w:rPr>
+            <w:b/>
+            <w:bCs/>
+            <w:color w:val="832413"/>
+            <w:sz w:val="24"/>
+            <w:szCs w:val="24"/>
+          </w:rPr>
+          <w:t xml:space="preserve">Parte 14 — Ver una alerta de cerca (pestaña Detalles)</w:t>
+        </w:r>
+        <w:r>
+          <w:rPr>
+            <w:b/>
+            <w:bCs/>
+            <w:color w:val="832413"/>
+            <w:sz w:val="24"/>
+            <w:szCs w:val="24"/>
+          </w:rPr>
+          <w:fldChar w:fldCharType="begin"/>
+        </w:r>
+        <w:r>
+          <w:rPr>
+            <w:b/>
+            <w:bCs/>
+            <w:color w:val="832413"/>
+            <w:sz w:val="24"/>
+            <w:szCs w:val="24"/>
+          </w:rPr>
+          <w:t xml:space="preserve">Parte 14 — Ver una alerta de cerca (pestaña Detalles)</w:t>
+        </w:r>
+        <w:r>
+          <w:rPr>
+            <w:b/>
+            <w:bCs/>
+            <w:color w:val="832413"/>
+            <w:sz w:val="24"/>
+            <w:szCs w:val="24"/>
+          </w:rPr>
+          <w:instrText xml:space="preserve"> PAGEREF s48_Parte_14_Ver_una_alerta \h </w:instrText>
+        </w:r>
+        <w:r>
+          <w:rPr>
+            <w:b/>
+            <w:bCs/>
+            <w:color w:val="832413"/>
+            <w:sz w:val="24"/>
+            <w:szCs w:val="24"/>
+          </w:rPr>
+          <w:t xml:space="preserve">Parte 14 — Ver una alerta de cerca (pestaña Detalles)</w:t>
+        </w:r>
+        <w:r>
+          <w:rPr>
+            <w:b/>
+            <w:bCs/>
+            <w:color w:val="832413"/>
+            <w:sz w:val="24"/>
+            <w:szCs w:val="24"/>
+          </w:rPr>
+          <w:fldChar w:fldCharType="separate"/>
+        </w:r>
+        <w:r>
+          <w:rPr>
+            <w:b/>
+            <w:bCs/>
+            <w:color w:val="832413"/>
+            <w:sz w:val="24"/>
+            <w:szCs w:val="24"/>
+          </w:rPr>
+          <w:t xml:space="preserve">Parte 14 — Ver una alerta de cerca (pestaña Detalles)</w:t>
+        </w:r>
+        <w:r>
+          <w:rPr>
+            <w:b/>
+            <w:bCs/>
+            <w:color w:val="832413"/>
+            <w:sz w:val="24"/>
+            <w:szCs w:val="24"/>
+          </w:rPr>
+          <w:t>35</w:t>
+        </w:r>
+        <w:r>
+          <w:rPr>
+            <w:b/>
+            <w:bCs/>
+            <w:color w:val="832413"/>
+            <w:sz w:val="24"/>
+            <w:szCs w:val="24"/>
+          </w:rPr>
+          <w:t xml:space="preserve">Parte 14 — Ver una alerta de cerca (pestaña Detalles)</w:t>
+        </w:r>
+        <w:r>
+          <w:rPr>
+            <w:b/>
+            <w:bCs/>
+            <w:color w:val="832413"/>
+            <w:sz w:val="24"/>
+            <w:szCs w:val="24"/>
+          </w:rPr>
+          <w:fldChar w:fldCharType="end"/>
         </w:r>
       </w:hyperlink>
     </w:p>
@@ -1667,7 +6467,107 @@
             <w:sz w:val="22"/>
             <w:szCs w:val="22"/>
           </w:rPr>
-          <w:t xml:space="preserve">	36</w:t>
+          <w:tab/>
+        </w:r>
+        <w:r>
+          <w:rPr>
+            <w:b w:val="false"/>
+            <w:bCs w:val="false"/>
+            <w:color w:val="24342B"/>
+            <w:sz w:val="22"/>
+            <w:szCs w:val="22"/>
+          </w:rPr>
+          <w:t xml:space="preserve">14.1 Alerta seleccionada: imágenes e informe</w:t>
+        </w:r>
+        <w:r>
+          <w:rPr>
+            <w:b w:val="false"/>
+            <w:bCs w:val="false"/>
+            <w:color w:val="24342B"/>
+            <w:sz w:val="22"/>
+            <w:szCs w:val="22"/>
+          </w:rPr>
+          <w:fldChar w:fldCharType="begin"/>
+        </w:r>
+        <w:r>
+          <w:rPr>
+            <w:b w:val="false"/>
+            <w:bCs w:val="false"/>
+            <w:color w:val="24342B"/>
+            <w:sz w:val="22"/>
+            <w:szCs w:val="22"/>
+          </w:rPr>
+          <w:t xml:space="preserve">14.1 Alerta seleccionada: imágenes e informe</w:t>
+        </w:r>
+        <w:r>
+          <w:rPr>
+            <w:b w:val="false"/>
+            <w:bCs w:val="false"/>
+            <w:color w:val="24342B"/>
+            <w:sz w:val="22"/>
+            <w:szCs w:val="22"/>
+          </w:rPr>
+          <w:instrText xml:space="preserve"> PAGEREF s49_14_1_Alerta_seleccionada \h </w:instrText>
+        </w:r>
+        <w:r>
+          <w:rPr>
+            <w:b w:val="false"/>
+            <w:bCs w:val="false"/>
+            <w:color w:val="24342B"/>
+            <w:sz w:val="22"/>
+            <w:szCs w:val="22"/>
+          </w:rPr>
+          <w:t xml:space="preserve">14.1 Alerta seleccionada: imágenes e informe</w:t>
+        </w:r>
+        <w:r>
+          <w:rPr>
+            <w:b w:val="false"/>
+            <w:bCs w:val="false"/>
+            <w:color w:val="24342B"/>
+            <w:sz w:val="22"/>
+            <w:szCs w:val="22"/>
+          </w:rPr>
+          <w:fldChar w:fldCharType="separate"/>
+        </w:r>
+        <w:r>
+          <w:rPr>
+            <w:b w:val="false"/>
+            <w:bCs w:val="false"/>
+            <w:color w:val="24342B"/>
+            <w:sz w:val="22"/>
+            <w:szCs w:val="22"/>
+          </w:rPr>
+          <w:t xml:space="preserve">14.1 Alerta seleccionada: imágenes e informe</w:t>
+        </w:r>
+        <w:r>
+          <w:rPr>
+            <w:b w:val="false"/>
+            <w:bCs w:val="false"/>
+            <w:color w:val="24342B"/>
+            <w:sz w:val="22"/>
+            <w:szCs w:val="22"/>
+          </w:rPr>
+          <w:t>36</w:t>
+        </w:r>
+        <w:r>
+          <w:rPr>
+            <w:b w:val="false"/>
+            <w:bCs w:val="false"/>
+            <w:color w:val="24342B"/>
+            <w:sz w:val="22"/>
+            <w:szCs w:val="22"/>
+          </w:rPr>
+          <w:t xml:space="preserve">14.1 Alerta seleccionada: imágenes e informe</w:t>
+        </w:r>
+        <w:r>
+          <w:rPr>
+            <w:b w:val="false"/>
+            <w:bCs w:val="false"/>
+            <w:color w:val="24342B"/>
+            <w:sz w:val="22"/>
+            <w:szCs w:val="22"/>
+          </w:rPr>
+          <w:fldChar w:fldCharType="end"/>
         </w:r>
       </w:hyperlink>
     </w:p>
@@ -1698,7 +6598,107 @@
             <w:sz w:val="24"/>
             <w:szCs w:val="24"/>
           </w:rPr>
-          <w:t xml:space="preserve">	37</w:t>
+          <w:tab/>
+        </w:r>
+        <w:r>
+          <w:rPr>
+            <w:b/>
+            <w:bCs/>
+            <w:color w:val="832413"/>
+            <w:sz w:val="24"/>
+            <w:szCs w:val="24"/>
+          </w:rPr>
+          <w:t xml:space="preserve">Parte 15 — ¿Qué botón uso para guardar?</w:t>
+        </w:r>
+        <w:r>
+          <w:rPr>
+            <w:b/>
+            <w:bCs/>
+            <w:color w:val="832413"/>
+            <w:sz w:val="24"/>
+            <w:szCs w:val="24"/>
+          </w:rPr>
+          <w:fldChar w:fldCharType="begin"/>
+        </w:r>
+        <w:r>
+          <w:rPr>
+            <w:b/>
+            <w:bCs/>
+            <w:color w:val="832413"/>
+            <w:sz w:val="24"/>
+            <w:szCs w:val="24"/>
+          </w:rPr>
+          <w:t xml:space="preserve">Parte 15 — ¿Qué botón uso para guardar?</w:t>
+        </w:r>
+        <w:r>
+          <w:rPr>
+            <w:b/>
+            <w:bCs/>
+            <w:color w:val="832413"/>
+            <w:sz w:val="24"/>
+            <w:szCs w:val="24"/>
+          </w:rPr>
+          <w:instrText xml:space="preserve"> PAGEREF s50_Parte_15_Que_boto_n_uso \h </w:instrText>
+        </w:r>
+        <w:r>
+          <w:rPr>
+            <w:b/>
+            <w:bCs/>
+            <w:color w:val="832413"/>
+            <w:sz w:val="24"/>
+            <w:szCs w:val="24"/>
+          </w:rPr>
+          <w:t xml:space="preserve">Parte 15 — ¿Qué botón uso para guardar?</w:t>
+        </w:r>
+        <w:r>
+          <w:rPr>
+            <w:b/>
+            <w:bCs/>
+            <w:color w:val="832413"/>
+            <w:sz w:val="24"/>
+            <w:szCs w:val="24"/>
+          </w:rPr>
+          <w:fldChar w:fldCharType="separate"/>
+        </w:r>
+        <w:r>
+          <w:rPr>
+            <w:b/>
+            <w:bCs/>
+            <w:color w:val="832413"/>
+            <w:sz w:val="24"/>
+            <w:szCs w:val="24"/>
+          </w:rPr>
+          <w:t xml:space="preserve">Parte 15 — ¿Qué botón uso para guardar?</w:t>
+        </w:r>
+        <w:r>
+          <w:rPr>
+            <w:b/>
+            <w:bCs/>
+            <w:color w:val="832413"/>
+            <w:sz w:val="24"/>
+            <w:szCs w:val="24"/>
+          </w:rPr>
+          <w:t>37</w:t>
+        </w:r>
+        <w:r>
+          <w:rPr>
+            <w:b/>
+            <w:bCs/>
+            <w:color w:val="832413"/>
+            <w:sz w:val="24"/>
+            <w:szCs w:val="24"/>
+          </w:rPr>
+          <w:t xml:space="preserve">Parte 15 — ¿Qué botón uso para guardar?</w:t>
+        </w:r>
+        <w:r>
+          <w:rPr>
+            <w:b/>
+            <w:bCs/>
+            <w:color w:val="832413"/>
+            <w:sz w:val="24"/>
+            <w:szCs w:val="24"/>
+          </w:rPr>
+          <w:fldChar w:fldCharType="end"/>
         </w:r>
       </w:hyperlink>
     </w:p>
@@ -1729,7 +6729,107 @@
             <w:sz w:val="24"/>
             <w:szCs w:val="24"/>
           </w:rPr>
-          <w:t xml:space="preserve">	38</w:t>
+          <w:tab/>
+        </w:r>
+        <w:r>
+          <w:rPr>
+            <w:b/>
+            <w:bCs/>
+            <w:color w:val="832413"/>
+            <w:sz w:val="24"/>
+            <w:szCs w:val="24"/>
+          </w:rPr>
+          <w:t xml:space="preserve">Parte 16 — ¿Algo salió mal?</w:t>
+        </w:r>
+        <w:r>
+          <w:rPr>
+            <w:b/>
+            <w:bCs/>
+            <w:color w:val="832413"/>
+            <w:sz w:val="24"/>
+            <w:szCs w:val="24"/>
+          </w:rPr>
+          <w:fldChar w:fldCharType="begin"/>
+        </w:r>
+        <w:r>
+          <w:rPr>
+            <w:b/>
+            <w:bCs/>
+            <w:color w:val="832413"/>
+            <w:sz w:val="24"/>
+            <w:szCs w:val="24"/>
+          </w:rPr>
+          <w:t xml:space="preserve">Parte 16 — ¿Algo salió mal?</w:t>
+        </w:r>
+        <w:r>
+          <w:rPr>
+            <w:b/>
+            <w:bCs/>
+            <w:color w:val="832413"/>
+            <w:sz w:val="24"/>
+            <w:szCs w:val="24"/>
+          </w:rPr>
+          <w:instrText xml:space="preserve"> PAGEREF s51_Parte_16_Algo_salio_mal \h </w:instrText>
+        </w:r>
+        <w:r>
+          <w:rPr>
+            <w:b/>
+            <w:bCs/>
+            <w:color w:val="832413"/>
+            <w:sz w:val="24"/>
+            <w:szCs w:val="24"/>
+          </w:rPr>
+          <w:t xml:space="preserve">Parte 16 — ¿Algo salió mal?</w:t>
+        </w:r>
+        <w:r>
+          <w:rPr>
+            <w:b/>
+            <w:bCs/>
+            <w:color w:val="832413"/>
+            <w:sz w:val="24"/>
+            <w:szCs w:val="24"/>
+          </w:rPr>
+          <w:fldChar w:fldCharType="separate"/>
+        </w:r>
+        <w:r>
+          <w:rPr>
+            <w:b/>
+            <w:bCs/>
+            <w:color w:val="832413"/>
+            <w:sz w:val="24"/>
+            <w:szCs w:val="24"/>
+          </w:rPr>
+          <w:t xml:space="preserve">Parte 16 — ¿Algo salió mal?</w:t>
+        </w:r>
+        <w:r>
+          <w:rPr>
+            <w:b/>
+            <w:bCs/>
+            <w:color w:val="832413"/>
+            <w:sz w:val="24"/>
+            <w:szCs w:val="24"/>
+          </w:rPr>
+          <w:t>38</w:t>
+        </w:r>
+        <w:r>
+          <w:rPr>
+            <w:b/>
+            <w:bCs/>
+            <w:color w:val="832413"/>
+            <w:sz w:val="24"/>
+            <w:szCs w:val="24"/>
+          </w:rPr>
+          <w:t xml:space="preserve">Parte 16 — ¿Algo salió mal?</w:t>
+        </w:r>
+        <w:r>
+          <w:rPr>
+            <w:b/>
+            <w:bCs/>
+            <w:color w:val="832413"/>
+            <w:sz w:val="24"/>
+            <w:szCs w:val="24"/>
+          </w:rPr>
+          <w:fldChar w:fldCharType="end"/>
         </w:r>
       </w:hyperlink>
     </w:p>
@@ -1760,7 +6860,107 @@
             <w:sz w:val="22"/>
             <w:szCs w:val="22"/>
           </w:rPr>
-          <w:t xml:space="preserve">	38</w:t>
+          <w:tab/>
+        </w:r>
+        <w:r>
+          <w:rPr>
+            <w:b w:val="false"/>
+            <w:bCs w:val="false"/>
+            <w:color w:val="24342B"/>
+            <w:sz w:val="22"/>
+            <w:szCs w:val="22"/>
+          </w:rPr>
+          <w:t xml:space="preserve">¿Necesita ayuda?</w:t>
+        </w:r>
+        <w:r>
+          <w:rPr>
+            <w:b w:val="false"/>
+            <w:bCs w:val="false"/>
+            <w:color w:val="24342B"/>
+            <w:sz w:val="22"/>
+            <w:szCs w:val="22"/>
+          </w:rPr>
+          <w:fldChar w:fldCharType="begin"/>
+        </w:r>
+        <w:r>
+          <w:rPr>
+            <w:b w:val="false"/>
+            <w:bCs w:val="false"/>
+            <w:color w:val="24342B"/>
+            <w:sz w:val="22"/>
+            <w:szCs w:val="22"/>
+          </w:rPr>
+          <w:t xml:space="preserve">¿Necesita ayuda?</w:t>
+        </w:r>
+        <w:r>
+          <w:rPr>
+            <w:b w:val="false"/>
+            <w:bCs w:val="false"/>
+            <w:color w:val="24342B"/>
+            <w:sz w:val="22"/>
+            <w:szCs w:val="22"/>
+          </w:rPr>
+          <w:instrText xml:space="preserve"> PAGEREF s52__Necesita_ayuda \h </w:instrText>
+        </w:r>
+        <w:r>
+          <w:rPr>
+            <w:b w:val="false"/>
+            <w:bCs w:val="false"/>
+            <w:color w:val="24342B"/>
+            <w:sz w:val="22"/>
+            <w:szCs w:val="22"/>
+          </w:rPr>
+          <w:t xml:space="preserve">¿Necesita ayuda?</w:t>
+        </w:r>
+        <w:r>
+          <w:rPr>
+            <w:b w:val="false"/>
+            <w:bCs w:val="false"/>
+            <w:color w:val="24342B"/>
+            <w:sz w:val="22"/>
+            <w:szCs w:val="22"/>
+          </w:rPr>
+          <w:fldChar w:fldCharType="separate"/>
+        </w:r>
+        <w:r>
+          <w:rPr>
+            <w:b w:val="false"/>
+            <w:bCs w:val="false"/>
+            <w:color w:val="24342B"/>
+            <w:sz w:val="22"/>
+            <w:szCs w:val="22"/>
+          </w:rPr>
+          <w:t xml:space="preserve">¿Necesita ayuda?</w:t>
+        </w:r>
+        <w:r>
+          <w:rPr>
+            <w:b w:val="false"/>
+            <w:bCs w:val="false"/>
+            <w:color w:val="24342B"/>
+            <w:sz w:val="22"/>
+            <w:szCs w:val="22"/>
+          </w:rPr>
+          <w:t>38</w:t>
+        </w:r>
+        <w:r>
+          <w:rPr>
+            <w:b w:val="false"/>
+            <w:bCs w:val="false"/>
+            <w:color w:val="24342B"/>
+            <w:sz w:val="22"/>
+            <w:szCs w:val="22"/>
+          </w:rPr>
+          <w:t xml:space="preserve">¿Necesita ayuda?</w:t>
+        </w:r>
+        <w:r>
+          <w:rPr>
+            <w:b w:val="false"/>
+            <w:bCs w:val="false"/>
+            <w:color w:val="24342B"/>
+            <w:sz w:val="22"/>
+            <w:szCs w:val="22"/>
+          </w:rPr>
+          <w:fldChar w:fldCharType="end"/>
         </w:r>
       </w:hyperlink>
     </w:p>
@@ -3051,7 +8251,6 @@
     <w:p>
       <w:pPr>
         <w:pStyle w:val="Heading1"/>
-        <w:pageBreakBefore/>
         <w:spacing w:after="220" w:before="0"/>
       </w:pPr>
       <w:bookmarkStart w:name="s5_Parte_1_Instalar_el_plug" w:id="5"/>
@@ -3773,7 +8972,6 @@
     <w:p>
       <w:pPr>
         <w:pStyle w:val="Heading1"/>
-        <w:pageBreakBefore/>
         <w:spacing w:after="220" w:before="0"/>
       </w:pPr>
       <w:bookmarkStart w:name="s9_Parte_2_Abrir_el_plugin" w:id="9"/>
@@ -4659,7 +9857,6 @@
     <w:p>
       <w:pPr>
         <w:pStyle w:val="Heading1"/>
-        <w:pageBreakBefore/>
         <w:spacing w:after="220" w:before="0"/>
       </w:pPr>
       <w:bookmarkStart w:name="s14_Parte_3_Conociendo_el_pa" w:id="14"/>
@@ -5578,7 +10775,6 @@
     <w:p>
       <w:pPr>
         <w:pStyle w:val="Heading1"/>
-        <w:pageBreakBefore/>
         <w:spacing w:after="220" w:before="0"/>
       </w:pPr>
       <w:bookmarkStart w:name="s15_Parte_4_Leer_y_aceptar_l" w:id="15"/>
@@ -5797,7 +10993,6 @@
     <w:p>
       <w:pPr>
         <w:pStyle w:val="Heading1"/>
-        <w:pageBreakBefore/>
         <w:spacing w:after="220" w:before="0"/>
       </w:pPr>
       <w:bookmarkStart w:name="s16_Parte_5_Elegir_el_pai_s" w:id="16"/>
@@ -6662,7 +11857,6 @@
     <w:p>
       <w:pPr>
         <w:pStyle w:val="Heading1"/>
-        <w:pageBreakBefore/>
         <w:spacing w:after="220" w:before="0"/>
       </w:pPr>
       <w:bookmarkStart w:name="s19_Parte_6_Ingresar_con_su" w:id="19"/>
@@ -7135,7 +12329,6 @@
     <w:p>
       <w:pPr>
         <w:pStyle w:val="Heading1"/>
-        <w:pageBreakBefore/>
         <w:spacing w:after="220" w:before="0"/>
       </w:pPr>
       <w:bookmarkStart w:name="s20_Parte_7_Indicar_DO_NDE_b" w:id="20"/>
@@ -7282,6 +12475,38 @@
         <w:t xml:space="preserve">Las cinco opciones de área de interés</w:t>
       </w:r>
     </w:p>
+    <w:p>
+      <w:pPr>
+        <w:keepNext/>
+        <w:spacing w:after="140" w:line="300"/>
+      </w:pPr>
+      <w:r>
+        <w:rPr>
+          <w:color w:val="24342B"/>
+          <w:sz w:val="24"/>
+          <w:szCs w:val="24"/>
+        </w:rPr>
+        <w:t xml:space="preserve">En la última columna, </w:t>
+      </w:r>
+      <w:r>
+        <w:rPr>
+          <w:b/>
+          <w:bCs/>
+          <w:color w:val="24342B"/>
+          <w:sz w:val="24"/>
+          <w:szCs w:val="24"/>
+        </w:rPr>
+        <w:t xml:space="preserve">período</w:t>
+      </w:r>
+      <w:r>
+        <w:rPr>
+          <w:color w:val="24342B"/>
+          <w:sz w:val="24"/>
+          <w:szCs w:val="24"/>
+        </w:rPr>
+        <w:t xml:space="preserve"> significa el rango de fechas de la búsqueda (fecha inicial y fecha final). Se explica en la Parte 8.</w:t>
+      </w:r>
+    </w:p>
     <w:tbl>
       <w:tblPr>
         <w:tblW w:type="dxa" w:w="9026"/>
@@ -8908,7 +14133,6 @@
     <w:p>
       <w:pPr>
         <w:pStyle w:val="Heading1"/>
-        <w:pageBreakBefore/>
         <w:spacing w:after="220" w:before="0"/>
       </w:pPr>
       <w:bookmarkStart w:name="s26_Parte_8_Indicar_CUA_NDO" w:id="26"/>
@@ -9720,7 +14944,6 @@
     <w:p>
       <w:pPr>
         <w:pStyle w:val="Heading1"/>
-        <w:pageBreakBefore/>
         <w:spacing w:after="220" w:before="0"/>
       </w:pPr>
       <w:bookmarkStart w:name="s30_Parte_9_Filtros_y_cruces" w:id="30"/>
@@ -9981,7 +15204,8 @@
         </w:tblBorders>
       </w:tblPr>
       <w:tblGrid>
-        <w:gridCol w:w="9026"/>
+        <w:gridCol w:w="4513"/>
+        <w:gridCol w:w="4513"/>
       </w:tblGrid>
       <w:tr>
         <w:trPr>
@@ -9991,6 +15215,7 @@
         <w:tc>
           <w:tcPr>
             <w:tcW w:type="dxa" w:w="9026"/>
+            <w:gridSpan w:val="2"/>
             <w:tcBorders>
               <w:top w:val="single" w:color="D7DDD9" w:sz="4"/>
               <w:left w:val="single" w:color="D7DDD9" w:sz="4"/>
@@ -10025,28 +15250,55 @@
         </w:trPr>
         <w:tc>
           <w:tcPr>
-            <w:tcW w:type="dxa" w:w="9026"/>
-            <w:tcBorders>
-              <w:top w:val="single" w:color="D7DDD9" w:sz="4"/>
-              <w:left w:val="single" w:color="D7DDD9" w:sz="4"/>
-              <w:bottom w:val="single" w:color="D7DDD9" w:sz="4"/>
-              <w:right w:val="single" w:color="D7DDD9" w:sz="4"/>
-            </w:tcBorders>
-            <w:tcMar>
-              <w:top w:type="dxa" w:w="70"/>
-              <w:left w:type="dxa" w:w="110"/>
-              <w:bottom w:type="dxa" w:w="70"/>
-              <w:right w:type="dxa" w:w="110"/>
-            </w:tcMar>
-          </w:tcPr>
-          <w:p>
-            <w:r>
-              <w:rPr>
-                <w:color w:val="24342B"/>
-                <w:sz w:val="21"/>
-                <w:szCs w:val="21"/>
-              </w:rPr>
-              <w:t xml:space="preserve">FAN  ·  GLAD</w:t>
+            <w:tcW w:type="dxa" w:w="4513"/>
+            <w:tcBorders>
+              <w:top w:val="single" w:color="D7DDD9" w:sz="4"/>
+              <w:left w:val="single" w:color="D7DDD9" w:sz="4"/>
+              <w:bottom w:val="single" w:color="D7DDD9" w:sz="4"/>
+              <w:right w:val="single" w:color="D7DDD9" w:sz="4"/>
+            </w:tcBorders>
+            <w:tcMar>
+              <w:top w:type="dxa" w:w="70"/>
+              <w:left w:type="dxa" w:w="110"/>
+              <w:bottom w:type="dxa" w:w="70"/>
+              <w:right w:type="dxa" w:w="110"/>
+            </w:tcMar>
+          </w:tcPr>
+          <w:p>
+            <w:r>
+              <w:rPr>
+                <w:color w:val="24342B"/>
+                <w:sz w:val="21"/>
+                <w:szCs w:val="21"/>
+              </w:rPr>
+              <w:t xml:space="preserve">FAN</w:t>
+            </w:r>
+          </w:p>
+        </w:tc>
+        <w:tc>
+          <w:tcPr>
+            <w:tcW w:type="dxa" w:w="4513"/>
+            <w:tcBorders>
+              <w:top w:val="single" w:color="D7DDD9" w:sz="4"/>
+              <w:left w:val="single" w:color="D7DDD9" w:sz="4"/>
+              <w:bottom w:val="single" w:color="D7DDD9" w:sz="4"/>
+              <w:right w:val="single" w:color="D7DDD9" w:sz="4"/>
+            </w:tcBorders>
+            <w:tcMar>
+              <w:top w:type="dxa" w:w="70"/>
+              <w:left w:type="dxa" w:w="110"/>
+              <w:bottom w:type="dxa" w:w="70"/>
+              <w:right w:type="dxa" w:w="110"/>
+            </w:tcMar>
+          </w:tcPr>
+          <w:p>
+            <w:r>
+              <w:rPr>
+                <w:color w:val="24342B"/>
+                <w:sz w:val="21"/>
+                <w:szCs w:val="21"/>
+              </w:rPr>
+              <w:t xml:space="preserve">GLAD</w:t>
             </w:r>
           </w:p>
         </w:tc>
@@ -11290,7 +16542,6 @@
     <w:p>
       <w:pPr>
         <w:pStyle w:val="Heading1"/>
-        <w:pageBreakBefore/>
         <w:spacing w:after="220" w:before="0"/>
       </w:pPr>
       <w:bookmarkStart w:name="s33_Parte_10_Buscar_las_aler" w:id="33"/>
@@ -12075,7 +17326,6 @@
     <w:p>
       <w:pPr>
         <w:pStyle w:val="Heading1"/>
-        <w:pageBreakBefore/>
         <w:spacing w:after="220" w:before="0"/>
       </w:pPr>
       <w:bookmarkStart w:name="s36_Parte_11_Entender_el_res" w:id="36"/>
@@ -16763,7 +22013,6 @@
     <w:p>
       <w:pPr>
         <w:pStyle w:val="Heading1"/>
-        <w:pageBreakBefore/>
         <w:spacing w:after="220" w:before="0"/>
       </w:pPr>
       <w:bookmarkStart w:name="s41_Parte_12_Ver_y_guardar_e" w:id="41"/>
@@ -17707,7 +22956,6 @@
     <w:p>
       <w:pPr>
         <w:pStyle w:val="Heading1"/>
-        <w:pageBreakBefore/>
         <w:spacing w:after="220" w:before="0"/>
       </w:pPr>
       <w:bookmarkStart w:name="s45_Parte_13_Guardar_la_capa" w:id="45"/>
@@ -18862,7 +24110,6 @@
     <w:p>
       <w:pPr>
         <w:pStyle w:val="Heading1"/>
-        <w:pageBreakBefore/>
         <w:spacing w:after="220" w:before="0"/>
       </w:pPr>
       <w:bookmarkStart w:name="s48_Parte_14_Ver_una_alerta" w:id="48"/>
@@ -19593,7 +24840,6 @@
     <w:p>
       <w:pPr>
         <w:pStyle w:val="Heading1"/>
-        <w:pageBreakBefore/>
         <w:spacing w:after="220" w:before="0"/>
       </w:pPr>
       <w:bookmarkStart w:name="s50_Parte_15_Que_boto_n_uso" w:id="50"/>
@@ -20342,7 +25588,6 @@
     <w:p>
       <w:pPr>
         <w:pStyle w:val="Heading1"/>
-        <w:pageBreakBefore/>
         <w:spacing w:after="220" w:before="0"/>
       </w:pPr>
       <w:bookmarkStart w:name="s51_Parte_16_Algo_salio_mal" w:id="51"/>

--- a/docs/user-guides/UserGuide_Bolivia_es.docx
+++ b/docs/user-guides/UserGuide_Bolivia_es.docx
@@ -179,107 +179,7 @@
             <w:sz w:val="24"/>
             <w:szCs w:val="24"/>
           </w:rPr>
-          <w:tab/>
-        </w:r>
-        <w:r>
-          <w:rPr>
-            <w:b/>
-            <w:bCs/>
-            <w:color w:val="832413"/>
-            <w:sz w:val="24"/>
-            <w:szCs w:val="24"/>
-          </w:rPr>
-          <w:t xml:space="preserve">Antes de empezar</w:t>
-        </w:r>
-        <w:r>
-          <w:rPr>
-            <w:b/>
-            <w:bCs/>
-            <w:color w:val="832413"/>
-            <w:sz w:val="24"/>
-            <w:szCs w:val="24"/>
-          </w:rPr>
-          <w:fldChar w:fldCharType="begin"/>
-        </w:r>
-        <w:r>
-          <w:rPr>
-            <w:b/>
-            <w:bCs/>
-            <w:color w:val="832413"/>
-            <w:sz w:val="24"/>
-            <w:szCs w:val="24"/>
-          </w:rPr>
-          <w:t xml:space="preserve">Antes de empezar</w:t>
-        </w:r>
-        <w:r>
-          <w:rPr>
-            <w:b/>
-            <w:bCs/>
-            <w:color w:val="832413"/>
-            <w:sz w:val="24"/>
-            <w:szCs w:val="24"/>
-          </w:rPr>
-          <w:instrText xml:space="preserve"> PAGEREF s1_Antes_de_empezar \h </w:instrText>
-        </w:r>
-        <w:r>
-          <w:rPr>
-            <w:b/>
-            <w:bCs/>
-            <w:color w:val="832413"/>
-            <w:sz w:val="24"/>
-            <w:szCs w:val="24"/>
-          </w:rPr>
-          <w:t xml:space="preserve">Antes de empezar</w:t>
-        </w:r>
-        <w:r>
-          <w:rPr>
-            <w:b/>
-            <w:bCs/>
-            <w:color w:val="832413"/>
-            <w:sz w:val="24"/>
-            <w:szCs w:val="24"/>
-          </w:rPr>
-          <w:fldChar w:fldCharType="separate"/>
-        </w:r>
-        <w:r>
-          <w:rPr>
-            <w:b/>
-            <w:bCs/>
-            <w:color w:val="832413"/>
-            <w:sz w:val="24"/>
-            <w:szCs w:val="24"/>
-          </w:rPr>
-          <w:t xml:space="preserve">Antes de empezar</w:t>
-        </w:r>
-        <w:r>
-          <w:rPr>
-            <w:b/>
-            <w:bCs/>
-            <w:color w:val="832413"/>
-            <w:sz w:val="24"/>
-            <w:szCs w:val="24"/>
-          </w:rPr>
-          <w:t>4</w:t>
-        </w:r>
-        <w:r>
-          <w:rPr>
-            <w:b/>
-            <w:bCs/>
-            <w:color w:val="832413"/>
-            <w:sz w:val="24"/>
-            <w:szCs w:val="24"/>
-          </w:rPr>
-          <w:t xml:space="preserve">Antes de empezar</w:t>
-        </w:r>
-        <w:r>
-          <w:rPr>
-            <w:b/>
-            <w:bCs/>
-            <w:color w:val="832413"/>
-            <w:sz w:val="24"/>
-            <w:szCs w:val="24"/>
-          </w:rPr>
-          <w:fldChar w:fldCharType="end"/>
+          <w:t xml:space="preserve">	4</w:t>
         </w:r>
       </w:hyperlink>
     </w:p>
@@ -310,107 +210,7 @@
             <w:sz w:val="22"/>
             <w:szCs w:val="22"/>
           </w:rPr>
-          <w:tab/>
-        </w:r>
-        <w:r>
-          <w:rPr>
-            <w:b w:val="false"/>
-            <w:bCs w:val="false"/>
-            <w:color w:val="24342B"/>
-            <w:sz w:val="22"/>
-            <w:szCs w:val="22"/>
-          </w:rPr>
-          <w:t xml:space="preserve">Lo que necesita</w:t>
-        </w:r>
-        <w:r>
-          <w:rPr>
-            <w:b w:val="false"/>
-            <w:bCs w:val="false"/>
-            <w:color w:val="24342B"/>
-            <w:sz w:val="22"/>
-            <w:szCs w:val="22"/>
-          </w:rPr>
-          <w:fldChar w:fldCharType="begin"/>
-        </w:r>
-        <w:r>
-          <w:rPr>
-            <w:b w:val="false"/>
-            <w:bCs w:val="false"/>
-            <w:color w:val="24342B"/>
-            <w:sz w:val="22"/>
-            <w:szCs w:val="22"/>
-          </w:rPr>
-          <w:t xml:space="preserve">Lo que necesita</w:t>
-        </w:r>
-        <w:r>
-          <w:rPr>
-            <w:b w:val="false"/>
-            <w:bCs w:val="false"/>
-            <w:color w:val="24342B"/>
-            <w:sz w:val="22"/>
-            <w:szCs w:val="22"/>
-          </w:rPr>
-          <w:instrText xml:space="preserve"> PAGEREF s2_Lo_que_necesita \h </w:instrText>
-        </w:r>
-        <w:r>
-          <w:rPr>
-            <w:b w:val="false"/>
-            <w:bCs w:val="false"/>
-            <w:color w:val="24342B"/>
-            <w:sz w:val="22"/>
-            <w:szCs w:val="22"/>
-          </w:rPr>
-          <w:t xml:space="preserve">Lo que necesita</w:t>
-        </w:r>
-        <w:r>
-          <w:rPr>
-            <w:b w:val="false"/>
-            <w:bCs w:val="false"/>
-            <w:color w:val="24342B"/>
-            <w:sz w:val="22"/>
-            <w:szCs w:val="22"/>
-          </w:rPr>
-          <w:fldChar w:fldCharType="separate"/>
-        </w:r>
-        <w:r>
-          <w:rPr>
-            <w:b w:val="false"/>
-            <w:bCs w:val="false"/>
-            <w:color w:val="24342B"/>
-            <w:sz w:val="22"/>
-            <w:szCs w:val="22"/>
-          </w:rPr>
-          <w:t xml:space="preserve">Lo que necesita</w:t>
-        </w:r>
-        <w:r>
-          <w:rPr>
-            <w:b w:val="false"/>
-            <w:bCs w:val="false"/>
-            <w:color w:val="24342B"/>
-            <w:sz w:val="22"/>
-            <w:szCs w:val="22"/>
-          </w:rPr>
-          <w:t>4</w:t>
-        </w:r>
-        <w:r>
-          <w:rPr>
-            <w:b w:val="false"/>
-            <w:bCs w:val="false"/>
-            <w:color w:val="24342B"/>
-            <w:sz w:val="22"/>
-            <w:szCs w:val="22"/>
-          </w:rPr>
-          <w:t xml:space="preserve">Lo que necesita</w:t>
-        </w:r>
-        <w:r>
-          <w:rPr>
-            <w:b w:val="false"/>
-            <w:bCs w:val="false"/>
-            <w:color w:val="24342B"/>
-            <w:sz w:val="22"/>
-            <w:szCs w:val="22"/>
-          </w:rPr>
-          <w:fldChar w:fldCharType="end"/>
+          <w:t xml:space="preserve">	4</w:t>
         </w:r>
       </w:hyperlink>
     </w:p>
@@ -441,107 +241,7 @@
             <w:sz w:val="22"/>
             <w:szCs w:val="22"/>
           </w:rPr>
-          <w:tab/>
-        </w:r>
-        <w:r>
-          <w:rPr>
-            <w:b w:val="false"/>
-            <w:bCs w:val="false"/>
-            <w:color w:val="24342B"/>
-            <w:sz w:val="22"/>
-            <w:szCs w:val="22"/>
-          </w:rPr>
-          <w:t xml:space="preserve">Cómo leer las imágenes de esta guía</w:t>
-        </w:r>
-        <w:r>
-          <w:rPr>
-            <w:b w:val="false"/>
-            <w:bCs w:val="false"/>
-            <w:color w:val="24342B"/>
-            <w:sz w:val="22"/>
-            <w:szCs w:val="22"/>
-          </w:rPr>
-          <w:fldChar w:fldCharType="begin"/>
-        </w:r>
-        <w:r>
-          <w:rPr>
-            <w:b w:val="false"/>
-            <w:bCs w:val="false"/>
-            <w:color w:val="24342B"/>
-            <w:sz w:val="22"/>
-            <w:szCs w:val="22"/>
-          </w:rPr>
-          <w:t xml:space="preserve">Cómo leer las imágenes de esta guía</w:t>
-        </w:r>
-        <w:r>
-          <w:rPr>
-            <w:b w:val="false"/>
-            <w:bCs w:val="false"/>
-            <w:color w:val="24342B"/>
-            <w:sz w:val="22"/>
-            <w:szCs w:val="22"/>
-          </w:rPr>
-          <w:instrText xml:space="preserve"> PAGEREF s3_Co_mo_leer_las_ima_genes \h </w:instrText>
-        </w:r>
-        <w:r>
-          <w:rPr>
-            <w:b w:val="false"/>
-            <w:bCs w:val="false"/>
-            <w:color w:val="24342B"/>
-            <w:sz w:val="22"/>
-            <w:szCs w:val="22"/>
-          </w:rPr>
-          <w:t xml:space="preserve">Cómo leer las imágenes de esta guía</w:t>
-        </w:r>
-        <w:r>
-          <w:rPr>
-            <w:b w:val="false"/>
-            <w:bCs w:val="false"/>
-            <w:color w:val="24342B"/>
-            <w:sz w:val="22"/>
-            <w:szCs w:val="22"/>
-          </w:rPr>
-          <w:fldChar w:fldCharType="separate"/>
-        </w:r>
-        <w:r>
-          <w:rPr>
-            <w:b w:val="false"/>
-            <w:bCs w:val="false"/>
-            <w:color w:val="24342B"/>
-            <w:sz w:val="22"/>
-            <w:szCs w:val="22"/>
-          </w:rPr>
-          <w:t xml:space="preserve">Cómo leer las imágenes de esta guía</w:t>
-        </w:r>
-        <w:r>
-          <w:rPr>
-            <w:b w:val="false"/>
-            <w:bCs w:val="false"/>
-            <w:color w:val="24342B"/>
-            <w:sz w:val="22"/>
-            <w:szCs w:val="22"/>
-          </w:rPr>
-          <w:t>4</w:t>
-        </w:r>
-        <w:r>
-          <w:rPr>
-            <w:b w:val="false"/>
-            <w:bCs w:val="false"/>
-            <w:color w:val="24342B"/>
-            <w:sz w:val="22"/>
-            <w:szCs w:val="22"/>
-          </w:rPr>
-          <w:t xml:space="preserve">Cómo leer las imágenes de esta guía</w:t>
-        </w:r>
-        <w:r>
-          <w:rPr>
-            <w:b w:val="false"/>
-            <w:bCs w:val="false"/>
-            <w:color w:val="24342B"/>
-            <w:sz w:val="22"/>
-            <w:szCs w:val="22"/>
-          </w:rPr>
-          <w:fldChar w:fldCharType="end"/>
+          <w:t xml:space="preserve">	4</w:t>
         </w:r>
       </w:hyperlink>
     </w:p>
@@ -572,107 +272,7 @@
             <w:sz w:val="22"/>
             <w:szCs w:val="22"/>
           </w:rPr>
-          <w:tab/>
-        </w:r>
-        <w:r>
-          <w:rPr>
-            <w:b w:val="false"/>
-            <w:bCs w:val="false"/>
-            <w:color w:val="24342B"/>
-            <w:sz w:val="22"/>
-            <w:szCs w:val="22"/>
-          </w:rPr>
-          <w:t xml:space="preserve">Palabras que aparecen en esta guía</w:t>
-        </w:r>
-        <w:r>
-          <w:rPr>
-            <w:b w:val="false"/>
-            <w:bCs w:val="false"/>
-            <w:color w:val="24342B"/>
-            <w:sz w:val="22"/>
-            <w:szCs w:val="22"/>
-          </w:rPr>
-          <w:fldChar w:fldCharType="begin"/>
-        </w:r>
-        <w:r>
-          <w:rPr>
-            <w:b w:val="false"/>
-            <w:bCs w:val="false"/>
-            <w:color w:val="24342B"/>
-            <w:sz w:val="22"/>
-            <w:szCs w:val="22"/>
-          </w:rPr>
-          <w:t xml:space="preserve">Palabras que aparecen en esta guía</w:t>
-        </w:r>
-        <w:r>
-          <w:rPr>
-            <w:b w:val="false"/>
-            <w:bCs w:val="false"/>
-            <w:color w:val="24342B"/>
-            <w:sz w:val="22"/>
-            <w:szCs w:val="22"/>
-          </w:rPr>
-          <w:instrText xml:space="preserve"> PAGEREF s4_Palabras_que_aparecen_en \h </w:instrText>
-        </w:r>
-        <w:r>
-          <w:rPr>
-            <w:b w:val="false"/>
-            <w:bCs w:val="false"/>
-            <w:color w:val="24342B"/>
-            <w:sz w:val="22"/>
-            <w:szCs w:val="22"/>
-          </w:rPr>
-          <w:t xml:space="preserve">Palabras que aparecen en esta guía</w:t>
-        </w:r>
-        <w:r>
-          <w:rPr>
-            <w:b w:val="false"/>
-            <w:bCs w:val="false"/>
-            <w:color w:val="24342B"/>
-            <w:sz w:val="22"/>
-            <w:szCs w:val="22"/>
-          </w:rPr>
-          <w:fldChar w:fldCharType="separate"/>
-        </w:r>
-        <w:r>
-          <w:rPr>
-            <w:b w:val="false"/>
-            <w:bCs w:val="false"/>
-            <w:color w:val="24342B"/>
-            <w:sz w:val="22"/>
-            <w:szCs w:val="22"/>
-          </w:rPr>
-          <w:t xml:space="preserve">Palabras que aparecen en esta guía</w:t>
-        </w:r>
-        <w:r>
-          <w:rPr>
-            <w:b w:val="false"/>
-            <w:bCs w:val="false"/>
-            <w:color w:val="24342B"/>
-            <w:sz w:val="22"/>
-            <w:szCs w:val="22"/>
-          </w:rPr>
-          <w:t>4</w:t>
-        </w:r>
-        <w:r>
-          <w:rPr>
-            <w:b w:val="false"/>
-            <w:bCs w:val="false"/>
-            <w:color w:val="24342B"/>
-            <w:sz w:val="22"/>
-            <w:szCs w:val="22"/>
-          </w:rPr>
-          <w:t xml:space="preserve">Palabras que aparecen en esta guía</w:t>
-        </w:r>
-        <w:r>
-          <w:rPr>
-            <w:b w:val="false"/>
-            <w:bCs w:val="false"/>
-            <w:color w:val="24342B"/>
-            <w:sz w:val="22"/>
-            <w:szCs w:val="22"/>
-          </w:rPr>
-          <w:fldChar w:fldCharType="end"/>
+          <w:t xml:space="preserve">	4</w:t>
         </w:r>
       </w:hyperlink>
     </w:p>
@@ -703,107 +303,7 @@
             <w:sz w:val="24"/>
             <w:szCs w:val="24"/>
           </w:rPr>
-          <w:tab/>
-        </w:r>
-        <w:r>
-          <w:rPr>
-            <w:b/>
-            <w:bCs/>
-            <w:color w:val="832413"/>
-            <w:sz w:val="24"/>
-            <w:szCs w:val="24"/>
-          </w:rPr>
-          <w:t xml:space="preserve">Parte 1 — Instalar el plugin desde el menú Complementos</w:t>
-        </w:r>
-        <w:r>
-          <w:rPr>
-            <w:b/>
-            <w:bCs/>
-            <w:color w:val="832413"/>
-            <w:sz w:val="24"/>
-            <w:szCs w:val="24"/>
-          </w:rPr>
-          <w:fldChar w:fldCharType="begin"/>
-        </w:r>
-        <w:r>
-          <w:rPr>
-            <w:b/>
-            <w:bCs/>
-            <w:color w:val="832413"/>
-            <w:sz w:val="24"/>
-            <w:szCs w:val="24"/>
-          </w:rPr>
-          <w:t xml:space="preserve">Parte 1 — Instalar el plugin desde el menú Complementos</w:t>
-        </w:r>
-        <w:r>
-          <w:rPr>
-            <w:b/>
-            <w:bCs/>
-            <w:color w:val="832413"/>
-            <w:sz w:val="24"/>
-            <w:szCs w:val="24"/>
-          </w:rPr>
-          <w:instrText xml:space="preserve"> PAGEREF s5_Parte_1_Instalar_el_plug \h </w:instrText>
-        </w:r>
-        <w:r>
-          <w:rPr>
-            <w:b/>
-            <w:bCs/>
-            <w:color w:val="832413"/>
-            <w:sz w:val="24"/>
-            <w:szCs w:val="24"/>
-          </w:rPr>
-          <w:t xml:space="preserve">Parte 1 — Instalar el plugin desde el menú Complementos</w:t>
-        </w:r>
-        <w:r>
-          <w:rPr>
-            <w:b/>
-            <w:bCs/>
-            <w:color w:val="832413"/>
-            <w:sz w:val="24"/>
-            <w:szCs w:val="24"/>
-          </w:rPr>
-          <w:fldChar w:fldCharType="separate"/>
-        </w:r>
-        <w:r>
-          <w:rPr>
-            <w:b/>
-            <w:bCs/>
-            <w:color w:val="832413"/>
-            <w:sz w:val="24"/>
-            <w:szCs w:val="24"/>
-          </w:rPr>
-          <w:t xml:space="preserve">Parte 1 — Instalar el plugin desde el menú Complementos</w:t>
-        </w:r>
-        <w:r>
-          <w:rPr>
-            <w:b/>
-            <w:bCs/>
-            <w:color w:val="832413"/>
-            <w:sz w:val="24"/>
-            <w:szCs w:val="24"/>
-          </w:rPr>
-          <w:t>6</w:t>
-        </w:r>
-        <w:r>
-          <w:rPr>
-            <w:b/>
-            <w:bCs/>
-            <w:color w:val="832413"/>
-            <w:sz w:val="24"/>
-            <w:szCs w:val="24"/>
-          </w:rPr>
-          <w:t xml:space="preserve">Parte 1 — Instalar el plugin desde el menú Complementos</w:t>
-        </w:r>
-        <w:r>
-          <w:rPr>
-            <w:b/>
-            <w:bCs/>
-            <w:color w:val="832413"/>
-            <w:sz w:val="24"/>
-            <w:szCs w:val="24"/>
-          </w:rPr>
-          <w:fldChar w:fldCharType="end"/>
+          <w:t xml:space="preserve">	6</w:t>
         </w:r>
       </w:hyperlink>
     </w:p>
@@ -834,107 +334,7 @@
             <w:sz w:val="22"/>
             <w:szCs w:val="22"/>
           </w:rPr>
-          <w:tab/>
-        </w:r>
-        <w:r>
-          <w:rPr>
-            <w:b w:val="false"/>
-            <w:bCs w:val="false"/>
-            <w:color w:val="24342B"/>
-            <w:sz w:val="22"/>
-            <w:szCs w:val="22"/>
-          </w:rPr>
-          <w:t xml:space="preserve">1.1 Abrir el administrador de complementos</w:t>
-        </w:r>
-        <w:r>
-          <w:rPr>
-            <w:b w:val="false"/>
-            <w:bCs w:val="false"/>
-            <w:color w:val="24342B"/>
-            <w:sz w:val="22"/>
-            <w:szCs w:val="22"/>
-          </w:rPr>
-          <w:fldChar w:fldCharType="begin"/>
-        </w:r>
-        <w:r>
-          <w:rPr>
-            <w:b w:val="false"/>
-            <w:bCs w:val="false"/>
-            <w:color w:val="24342B"/>
-            <w:sz w:val="22"/>
-            <w:szCs w:val="22"/>
-          </w:rPr>
-          <w:t xml:space="preserve">1.1 Abrir el administrador de complementos</w:t>
-        </w:r>
-        <w:r>
-          <w:rPr>
-            <w:b w:val="false"/>
-            <w:bCs w:val="false"/>
-            <w:color w:val="24342B"/>
-            <w:sz w:val="22"/>
-            <w:szCs w:val="22"/>
-          </w:rPr>
-          <w:instrText xml:space="preserve"> PAGEREF s6_1_1_Abrir_el_administrad \h </w:instrText>
-        </w:r>
-        <w:r>
-          <w:rPr>
-            <w:b w:val="false"/>
-            <w:bCs w:val="false"/>
-            <w:color w:val="24342B"/>
-            <w:sz w:val="22"/>
-            <w:szCs w:val="22"/>
-          </w:rPr>
-          <w:t xml:space="preserve">1.1 Abrir el administrador de complementos</w:t>
-        </w:r>
-        <w:r>
-          <w:rPr>
-            <w:b w:val="false"/>
-            <w:bCs w:val="false"/>
-            <w:color w:val="24342B"/>
-            <w:sz w:val="22"/>
-            <w:szCs w:val="22"/>
-          </w:rPr>
-          <w:fldChar w:fldCharType="separate"/>
-        </w:r>
-        <w:r>
-          <w:rPr>
-            <w:b w:val="false"/>
-            <w:bCs w:val="false"/>
-            <w:color w:val="24342B"/>
-            <w:sz w:val="22"/>
-            <w:szCs w:val="22"/>
-          </w:rPr>
-          <w:t xml:space="preserve">1.1 Abrir el administrador de complementos</w:t>
-        </w:r>
-        <w:r>
-          <w:rPr>
-            <w:b w:val="false"/>
-            <w:bCs w:val="false"/>
-            <w:color w:val="24342B"/>
-            <w:sz w:val="22"/>
-            <w:szCs w:val="22"/>
-          </w:rPr>
-          <w:t>6</w:t>
-        </w:r>
-        <w:r>
-          <w:rPr>
-            <w:b w:val="false"/>
-            <w:bCs w:val="false"/>
-            <w:color w:val="24342B"/>
-            <w:sz w:val="22"/>
-            <w:szCs w:val="22"/>
-          </w:rPr>
-          <w:t xml:space="preserve">1.1 Abrir el administrador de complementos</w:t>
-        </w:r>
-        <w:r>
-          <w:rPr>
-            <w:b w:val="false"/>
-            <w:bCs w:val="false"/>
-            <w:color w:val="24342B"/>
-            <w:sz w:val="22"/>
-            <w:szCs w:val="22"/>
-          </w:rPr>
-          <w:fldChar w:fldCharType="end"/>
+          <w:t xml:space="preserve">	6</w:t>
         </w:r>
       </w:hyperlink>
     </w:p>
@@ -965,107 +365,7 @@
             <w:sz w:val="22"/>
             <w:szCs w:val="22"/>
           </w:rPr>
-          <w:tab/>
-        </w:r>
-        <w:r>
-          <w:rPr>
-            <w:b w:val="false"/>
-            <w:bCs w:val="false"/>
-            <w:color w:val="24342B"/>
-            <w:sz w:val="22"/>
-            <w:szCs w:val="22"/>
-          </w:rPr>
-          <w:t xml:space="preserve">1.2 Buscar e instalar</w:t>
-        </w:r>
-        <w:r>
-          <w:rPr>
-            <w:b w:val="false"/>
-            <w:bCs w:val="false"/>
-            <w:color w:val="24342B"/>
-            <w:sz w:val="22"/>
-            <w:szCs w:val="22"/>
-          </w:rPr>
-          <w:fldChar w:fldCharType="begin"/>
-        </w:r>
-        <w:r>
-          <w:rPr>
-            <w:b w:val="false"/>
-            <w:bCs w:val="false"/>
-            <w:color w:val="24342B"/>
-            <w:sz w:val="22"/>
-            <w:szCs w:val="22"/>
-          </w:rPr>
-          <w:t xml:space="preserve">1.2 Buscar e instalar</w:t>
-        </w:r>
-        <w:r>
-          <w:rPr>
-            <w:b w:val="false"/>
-            <w:bCs w:val="false"/>
-            <w:color w:val="24342B"/>
-            <w:sz w:val="22"/>
-            <w:szCs w:val="22"/>
-          </w:rPr>
-          <w:instrText xml:space="preserve"> PAGEREF s7_1_2_Buscar_e_instalar \h </w:instrText>
-        </w:r>
-        <w:r>
-          <w:rPr>
-            <w:b w:val="false"/>
-            <w:bCs w:val="false"/>
-            <w:color w:val="24342B"/>
-            <w:sz w:val="22"/>
-            <w:szCs w:val="22"/>
-          </w:rPr>
-          <w:t xml:space="preserve">1.2 Buscar e instalar</w:t>
-        </w:r>
-        <w:r>
-          <w:rPr>
-            <w:b w:val="false"/>
-            <w:bCs w:val="false"/>
-            <w:color w:val="24342B"/>
-            <w:sz w:val="22"/>
-            <w:szCs w:val="22"/>
-          </w:rPr>
-          <w:fldChar w:fldCharType="separate"/>
-        </w:r>
-        <w:r>
-          <w:rPr>
-            <w:b w:val="false"/>
-            <w:bCs w:val="false"/>
-            <w:color w:val="24342B"/>
-            <w:sz w:val="22"/>
-            <w:szCs w:val="22"/>
-          </w:rPr>
-          <w:t xml:space="preserve">1.2 Buscar e instalar</w:t>
-        </w:r>
-        <w:r>
-          <w:rPr>
-            <w:b w:val="false"/>
-            <w:bCs w:val="false"/>
-            <w:color w:val="24342B"/>
-            <w:sz w:val="22"/>
-            <w:szCs w:val="22"/>
-          </w:rPr>
-          <w:t>6</w:t>
-        </w:r>
-        <w:r>
-          <w:rPr>
-            <w:b w:val="false"/>
-            <w:bCs w:val="false"/>
-            <w:color w:val="24342B"/>
-            <w:sz w:val="22"/>
-            <w:szCs w:val="22"/>
-          </w:rPr>
-          <w:t xml:space="preserve">1.2 Buscar e instalar</w:t>
-        </w:r>
-        <w:r>
-          <w:rPr>
-            <w:b w:val="false"/>
-            <w:bCs w:val="false"/>
-            <w:color w:val="24342B"/>
-            <w:sz w:val="22"/>
-            <w:szCs w:val="22"/>
-          </w:rPr>
-          <w:fldChar w:fldCharType="end"/>
+          <w:t xml:space="preserve">	6</w:t>
         </w:r>
       </w:hyperlink>
     </w:p>
@@ -1096,107 +396,7 @@
             <w:sz w:val="22"/>
             <w:szCs w:val="22"/>
           </w:rPr>
-          <w:tab/>
-        </w:r>
-        <w:r>
-          <w:rPr>
-            <w:b w:val="false"/>
-            <w:bCs w:val="false"/>
-            <w:color w:val="24342B"/>
-            <w:sz w:val="22"/>
-            <w:szCs w:val="22"/>
-          </w:rPr>
-          <w:t xml:space="preserve">1.3 Actualizar o desinstalar</w:t>
-        </w:r>
-        <w:r>
-          <w:rPr>
-            <w:b w:val="false"/>
-            <w:bCs w:val="false"/>
-            <w:color w:val="24342B"/>
-            <w:sz w:val="22"/>
-            <w:szCs w:val="22"/>
-          </w:rPr>
-          <w:fldChar w:fldCharType="begin"/>
-        </w:r>
-        <w:r>
-          <w:rPr>
-            <w:b w:val="false"/>
-            <w:bCs w:val="false"/>
-            <w:color w:val="24342B"/>
-            <w:sz w:val="22"/>
-            <w:szCs w:val="22"/>
-          </w:rPr>
-          <w:t xml:space="preserve">1.3 Actualizar o desinstalar</w:t>
-        </w:r>
-        <w:r>
-          <w:rPr>
-            <w:b w:val="false"/>
-            <w:bCs w:val="false"/>
-            <w:color w:val="24342B"/>
-            <w:sz w:val="22"/>
-            <w:szCs w:val="22"/>
-          </w:rPr>
-          <w:instrText xml:space="preserve"> PAGEREF s8_1_3_Actualizar_o_desinst \h </w:instrText>
-        </w:r>
-        <w:r>
-          <w:rPr>
-            <w:b w:val="false"/>
-            <w:bCs w:val="false"/>
-            <w:color w:val="24342B"/>
-            <w:sz w:val="22"/>
-            <w:szCs w:val="22"/>
-          </w:rPr>
-          <w:t xml:space="preserve">1.3 Actualizar o desinstalar</w:t>
-        </w:r>
-        <w:r>
-          <w:rPr>
-            <w:b w:val="false"/>
-            <w:bCs w:val="false"/>
-            <w:color w:val="24342B"/>
-            <w:sz w:val="22"/>
-            <w:szCs w:val="22"/>
-          </w:rPr>
-          <w:fldChar w:fldCharType="separate"/>
-        </w:r>
-        <w:r>
-          <w:rPr>
-            <w:b w:val="false"/>
-            <w:bCs w:val="false"/>
-            <w:color w:val="24342B"/>
-            <w:sz w:val="22"/>
-            <w:szCs w:val="22"/>
-          </w:rPr>
-          <w:t xml:space="preserve">1.3 Actualizar o desinstalar</w:t>
-        </w:r>
-        <w:r>
-          <w:rPr>
-            <w:b w:val="false"/>
-            <w:bCs w:val="false"/>
-            <w:color w:val="24342B"/>
-            <w:sz w:val="22"/>
-            <w:szCs w:val="22"/>
-          </w:rPr>
-          <w:t>7</w:t>
-        </w:r>
-        <w:r>
-          <w:rPr>
-            <w:b w:val="false"/>
-            <w:bCs w:val="false"/>
-            <w:color w:val="24342B"/>
-            <w:sz w:val="22"/>
-            <w:szCs w:val="22"/>
-          </w:rPr>
-          <w:t xml:space="preserve">1.3 Actualizar o desinstalar</w:t>
-        </w:r>
-        <w:r>
-          <w:rPr>
-            <w:b w:val="false"/>
-            <w:bCs w:val="false"/>
-            <w:color w:val="24342B"/>
-            <w:sz w:val="22"/>
-            <w:szCs w:val="22"/>
-          </w:rPr>
-          <w:fldChar w:fldCharType="end"/>
+          <w:t xml:space="preserve">	7</w:t>
         </w:r>
       </w:hyperlink>
     </w:p>
@@ -1227,107 +427,7 @@
             <w:sz w:val="24"/>
             <w:szCs w:val="24"/>
           </w:rPr>
-          <w:tab/>
-        </w:r>
-        <w:r>
-          <w:rPr>
-            <w:b/>
-            <w:bCs/>
-            <w:color w:val="832413"/>
-            <w:sz w:val="24"/>
-            <w:szCs w:val="24"/>
-          </w:rPr>
-          <w:t xml:space="preserve">Parte 2 — Abrir el plugin (y dónde está el ícono)</w:t>
-        </w:r>
-        <w:r>
-          <w:rPr>
-            <w:b/>
-            <w:bCs/>
-            <w:color w:val="832413"/>
-            <w:sz w:val="24"/>
-            <w:szCs w:val="24"/>
-          </w:rPr>
-          <w:fldChar w:fldCharType="begin"/>
-        </w:r>
-        <w:r>
-          <w:rPr>
-            <w:b/>
-            <w:bCs/>
-            <w:color w:val="832413"/>
-            <w:sz w:val="24"/>
-            <w:szCs w:val="24"/>
-          </w:rPr>
-          <w:t xml:space="preserve">Parte 2 — Abrir el plugin (y dónde está el ícono)</w:t>
-        </w:r>
-        <w:r>
-          <w:rPr>
-            <w:b/>
-            <w:bCs/>
-            <w:color w:val="832413"/>
-            <w:sz w:val="24"/>
-            <w:szCs w:val="24"/>
-          </w:rPr>
-          <w:instrText xml:space="preserve"> PAGEREF s9_Parte_2_Abrir_el_plugin \h </w:instrText>
-        </w:r>
-        <w:r>
-          <w:rPr>
-            <w:b/>
-            <w:bCs/>
-            <w:color w:val="832413"/>
-            <w:sz w:val="24"/>
-            <w:szCs w:val="24"/>
-          </w:rPr>
-          <w:t xml:space="preserve">Parte 2 — Abrir el plugin (y dónde está el ícono)</w:t>
-        </w:r>
-        <w:r>
-          <w:rPr>
-            <w:b/>
-            <w:bCs/>
-            <w:color w:val="832413"/>
-            <w:sz w:val="24"/>
-            <w:szCs w:val="24"/>
-          </w:rPr>
-          <w:fldChar w:fldCharType="separate"/>
-        </w:r>
-        <w:r>
-          <w:rPr>
-            <w:b/>
-            <w:bCs/>
-            <w:color w:val="832413"/>
-            <w:sz w:val="24"/>
-            <w:szCs w:val="24"/>
-          </w:rPr>
-          <w:t xml:space="preserve">Parte 2 — Abrir el plugin (y dónde está el ícono)</w:t>
-        </w:r>
-        <w:r>
-          <w:rPr>
-            <w:b/>
-            <w:bCs/>
-            <w:color w:val="832413"/>
-            <w:sz w:val="24"/>
-            <w:szCs w:val="24"/>
-          </w:rPr>
-          <w:t>8</w:t>
-        </w:r>
-        <w:r>
-          <w:rPr>
-            <w:b/>
-            <w:bCs/>
-            <w:color w:val="832413"/>
-            <w:sz w:val="24"/>
-            <w:szCs w:val="24"/>
-          </w:rPr>
-          <w:t xml:space="preserve">Parte 2 — Abrir el plugin (y dónde está el ícono)</w:t>
-        </w:r>
-        <w:r>
-          <w:rPr>
-            <w:b/>
-            <w:bCs/>
-            <w:color w:val="832413"/>
-            <w:sz w:val="24"/>
-            <w:szCs w:val="24"/>
-          </w:rPr>
-          <w:fldChar w:fldCharType="end"/>
+          <w:t xml:space="preserve">	8</w:t>
         </w:r>
       </w:hyperlink>
     </w:p>
@@ -1358,107 +458,7 @@
             <w:sz w:val="22"/>
             <w:szCs w:val="22"/>
           </w:rPr>
-          <w:tab/>
-        </w:r>
-        <w:r>
-          <w:rPr>
-            <w:b w:val="false"/>
-            <w:bCs w:val="false"/>
-            <w:color w:val="24342B"/>
-            <w:sz w:val="22"/>
-            <w:szCs w:val="22"/>
-          </w:rPr>
-          <w:t xml:space="preserve">2.1 Con el ícono de la barra de herramientas</w:t>
-        </w:r>
-        <w:r>
-          <w:rPr>
-            <w:b w:val="false"/>
-            <w:bCs w:val="false"/>
-            <w:color w:val="24342B"/>
-            <w:sz w:val="22"/>
-            <w:szCs w:val="22"/>
-          </w:rPr>
-          <w:fldChar w:fldCharType="begin"/>
-        </w:r>
-        <w:r>
-          <w:rPr>
-            <w:b w:val="false"/>
-            <w:bCs w:val="false"/>
-            <w:color w:val="24342B"/>
-            <w:sz w:val="22"/>
-            <w:szCs w:val="22"/>
-          </w:rPr>
-          <w:t xml:space="preserve">2.1 Con el ícono de la barra de herramientas</w:t>
-        </w:r>
-        <w:r>
-          <w:rPr>
-            <w:b w:val="false"/>
-            <w:bCs w:val="false"/>
-            <w:color w:val="24342B"/>
-            <w:sz w:val="22"/>
-            <w:szCs w:val="22"/>
-          </w:rPr>
-          <w:instrText xml:space="preserve"> PAGEREF s10_2_1_Con_el_i_cono_de_la \h </w:instrText>
-        </w:r>
-        <w:r>
-          <w:rPr>
-            <w:b w:val="false"/>
-            <w:bCs w:val="false"/>
-            <w:color w:val="24342B"/>
-            <w:sz w:val="22"/>
-            <w:szCs w:val="22"/>
-          </w:rPr>
-          <w:t xml:space="preserve">2.1 Con el ícono de la barra de herramientas</w:t>
-        </w:r>
-        <w:r>
-          <w:rPr>
-            <w:b w:val="false"/>
-            <w:bCs w:val="false"/>
-            <w:color w:val="24342B"/>
-            <w:sz w:val="22"/>
-            <w:szCs w:val="22"/>
-          </w:rPr>
-          <w:fldChar w:fldCharType="separate"/>
-        </w:r>
-        <w:r>
-          <w:rPr>
-            <w:b w:val="false"/>
-            <w:bCs w:val="false"/>
-            <w:color w:val="24342B"/>
-            <w:sz w:val="22"/>
-            <w:szCs w:val="22"/>
-          </w:rPr>
-          <w:t xml:space="preserve">2.1 Con el ícono de la barra de herramientas</w:t>
-        </w:r>
-        <w:r>
-          <w:rPr>
-            <w:b w:val="false"/>
-            <w:bCs w:val="false"/>
-            <w:color w:val="24342B"/>
-            <w:sz w:val="22"/>
-            <w:szCs w:val="22"/>
-          </w:rPr>
-          <w:t>8</w:t>
-        </w:r>
-        <w:r>
-          <w:rPr>
-            <w:b w:val="false"/>
-            <w:bCs w:val="false"/>
-            <w:color w:val="24342B"/>
-            <w:sz w:val="22"/>
-            <w:szCs w:val="22"/>
-          </w:rPr>
-          <w:t xml:space="preserve">2.1 Con el ícono de la barra de herramientas</w:t>
-        </w:r>
-        <w:r>
-          <w:rPr>
-            <w:b w:val="false"/>
-            <w:bCs w:val="false"/>
-            <w:color w:val="24342B"/>
-            <w:sz w:val="22"/>
-            <w:szCs w:val="22"/>
-          </w:rPr>
-          <w:fldChar w:fldCharType="end"/>
+          <w:t xml:space="preserve">	8</w:t>
         </w:r>
       </w:hyperlink>
     </w:p>
@@ -1489,107 +489,7 @@
             <w:sz w:val="22"/>
             <w:szCs w:val="22"/>
           </w:rPr>
-          <w:tab/>
-        </w:r>
-        <w:r>
-          <w:rPr>
-            <w:b w:val="false"/>
-            <w:bCs w:val="false"/>
-            <w:color w:val="24342B"/>
-            <w:sz w:val="22"/>
-            <w:szCs w:val="22"/>
-          </w:rPr>
-          <w:t xml:space="preserve">2.2 Si el ícono no aparece: desde el menú Complementos</w:t>
-        </w:r>
-        <w:r>
-          <w:rPr>
-            <w:b w:val="false"/>
-            <w:bCs w:val="false"/>
-            <w:color w:val="24342B"/>
-            <w:sz w:val="22"/>
-            <w:szCs w:val="22"/>
-          </w:rPr>
-          <w:fldChar w:fldCharType="begin"/>
-        </w:r>
-        <w:r>
-          <w:rPr>
-            <w:b w:val="false"/>
-            <w:bCs w:val="false"/>
-            <w:color w:val="24342B"/>
-            <w:sz w:val="22"/>
-            <w:szCs w:val="22"/>
-          </w:rPr>
-          <w:t xml:space="preserve">2.2 Si el ícono no aparece: desde el menú Complementos</w:t>
-        </w:r>
-        <w:r>
-          <w:rPr>
-            <w:b w:val="false"/>
-            <w:bCs w:val="false"/>
-            <w:color w:val="24342B"/>
-            <w:sz w:val="22"/>
-            <w:szCs w:val="22"/>
-          </w:rPr>
-          <w:instrText xml:space="preserve"> PAGEREF s11_2_2_Si_el_i_cono_no_apar \h </w:instrText>
-        </w:r>
-        <w:r>
-          <w:rPr>
-            <w:b w:val="false"/>
-            <w:bCs w:val="false"/>
-            <w:color w:val="24342B"/>
-            <w:sz w:val="22"/>
-            <w:szCs w:val="22"/>
-          </w:rPr>
-          <w:t xml:space="preserve">2.2 Si el ícono no aparece: desde el menú Complementos</w:t>
-        </w:r>
-        <w:r>
-          <w:rPr>
-            <w:b w:val="false"/>
-            <w:bCs w:val="false"/>
-            <w:color w:val="24342B"/>
-            <w:sz w:val="22"/>
-            <w:szCs w:val="22"/>
-          </w:rPr>
-          <w:fldChar w:fldCharType="separate"/>
-        </w:r>
-        <w:r>
-          <w:rPr>
-            <w:b w:val="false"/>
-            <w:bCs w:val="false"/>
-            <w:color w:val="24342B"/>
-            <w:sz w:val="22"/>
-            <w:szCs w:val="22"/>
-          </w:rPr>
-          <w:t xml:space="preserve">2.2 Si el ícono no aparece: desde el menú Complementos</w:t>
-        </w:r>
-        <w:r>
-          <w:rPr>
-            <w:b w:val="false"/>
-            <w:bCs w:val="false"/>
-            <w:color w:val="24342B"/>
-            <w:sz w:val="22"/>
-            <w:szCs w:val="22"/>
-          </w:rPr>
-          <w:t>8</w:t>
-        </w:r>
-        <w:r>
-          <w:rPr>
-            <w:b w:val="false"/>
-            <w:bCs w:val="false"/>
-            <w:color w:val="24342B"/>
-            <w:sz w:val="22"/>
-            <w:szCs w:val="22"/>
-          </w:rPr>
-          <w:t xml:space="preserve">2.2 Si el ícono no aparece: desde el menú Complementos</w:t>
-        </w:r>
-        <w:r>
-          <w:rPr>
-            <w:b w:val="false"/>
-            <w:bCs w:val="false"/>
-            <w:color w:val="24342B"/>
-            <w:sz w:val="22"/>
-            <w:szCs w:val="22"/>
-          </w:rPr>
-          <w:fldChar w:fldCharType="end"/>
+          <w:t xml:space="preserve">	8</w:t>
         </w:r>
       </w:hyperlink>
     </w:p>
@@ -1620,107 +520,7 @@
             <w:sz w:val="22"/>
             <w:szCs w:val="22"/>
           </w:rPr>
-          <w:tab/>
-        </w:r>
-        <w:r>
-          <w:rPr>
-            <w:b w:val="false"/>
-            <w:bCs w:val="false"/>
-            <w:color w:val="24342B"/>
-            <w:sz w:val="22"/>
-            <w:szCs w:val="22"/>
-          </w:rPr>
-          <w:t xml:space="preserve">2.3 Hacer que el ícono vuelva a la barra</w:t>
-        </w:r>
-        <w:r>
-          <w:rPr>
-            <w:b w:val="false"/>
-            <w:bCs w:val="false"/>
-            <w:color w:val="24342B"/>
-            <w:sz w:val="22"/>
-            <w:szCs w:val="22"/>
-          </w:rPr>
-          <w:fldChar w:fldCharType="begin"/>
-        </w:r>
-        <w:r>
-          <w:rPr>
-            <w:b w:val="false"/>
-            <w:bCs w:val="false"/>
-            <w:color w:val="24342B"/>
-            <w:sz w:val="22"/>
-            <w:szCs w:val="22"/>
-          </w:rPr>
-          <w:t xml:space="preserve">2.3 Hacer que el ícono vuelva a la barra</w:t>
-        </w:r>
-        <w:r>
-          <w:rPr>
-            <w:b w:val="false"/>
-            <w:bCs w:val="false"/>
-            <w:color w:val="24342B"/>
-            <w:sz w:val="22"/>
-            <w:szCs w:val="22"/>
-          </w:rPr>
-          <w:instrText xml:space="preserve"> PAGEREF s12_2_3_Hacer_que_el_i_cono \h </w:instrText>
-        </w:r>
-        <w:r>
-          <w:rPr>
-            <w:b w:val="false"/>
-            <w:bCs w:val="false"/>
-            <w:color w:val="24342B"/>
-            <w:sz w:val="22"/>
-            <w:szCs w:val="22"/>
-          </w:rPr>
-          <w:t xml:space="preserve">2.3 Hacer que el ícono vuelva a la barra</w:t>
-        </w:r>
-        <w:r>
-          <w:rPr>
-            <w:b w:val="false"/>
-            <w:bCs w:val="false"/>
-            <w:color w:val="24342B"/>
-            <w:sz w:val="22"/>
-            <w:szCs w:val="22"/>
-          </w:rPr>
-          <w:fldChar w:fldCharType="separate"/>
-        </w:r>
-        <w:r>
-          <w:rPr>
-            <w:b w:val="false"/>
-            <w:bCs w:val="false"/>
-            <w:color w:val="24342B"/>
-            <w:sz w:val="22"/>
-            <w:szCs w:val="22"/>
-          </w:rPr>
-          <w:t xml:space="preserve">2.3 Hacer que el ícono vuelva a la barra</w:t>
-        </w:r>
-        <w:r>
-          <w:rPr>
-            <w:b w:val="false"/>
-            <w:bCs w:val="false"/>
-            <w:color w:val="24342B"/>
-            <w:sz w:val="22"/>
-            <w:szCs w:val="22"/>
-          </w:rPr>
-          <w:t>8</w:t>
-        </w:r>
-        <w:r>
-          <w:rPr>
-            <w:b w:val="false"/>
-            <w:bCs w:val="false"/>
-            <w:color w:val="24342B"/>
-            <w:sz w:val="22"/>
-            <w:szCs w:val="22"/>
-          </w:rPr>
-          <w:t xml:space="preserve">2.3 Hacer que el ícono vuelva a la barra</w:t>
-        </w:r>
-        <w:r>
-          <w:rPr>
-            <w:b w:val="false"/>
-            <w:bCs w:val="false"/>
-            <w:color w:val="24342B"/>
-            <w:sz w:val="22"/>
-            <w:szCs w:val="22"/>
-          </w:rPr>
-          <w:fldChar w:fldCharType="end"/>
+          <w:t xml:space="preserve">	8</w:t>
         </w:r>
       </w:hyperlink>
     </w:p>
@@ -1751,107 +551,7 @@
             <w:sz w:val="22"/>
             <w:szCs w:val="22"/>
           </w:rPr>
-          <w:tab/>
-        </w:r>
-        <w:r>
-          <w:rPr>
-            <w:b w:val="false"/>
-            <w:bCs w:val="false"/>
-            <w:color w:val="24342B"/>
-            <w:sz w:val="22"/>
-            <w:szCs w:val="22"/>
-          </w:rPr>
-          <w:t xml:space="preserve">2.4 Si el plugin no aparece en ningún lugar</w:t>
-        </w:r>
-        <w:r>
-          <w:rPr>
-            <w:b w:val="false"/>
-            <w:bCs w:val="false"/>
-            <w:color w:val="24342B"/>
-            <w:sz w:val="22"/>
-            <w:szCs w:val="22"/>
-          </w:rPr>
-          <w:fldChar w:fldCharType="begin"/>
-        </w:r>
-        <w:r>
-          <w:rPr>
-            <w:b w:val="false"/>
-            <w:bCs w:val="false"/>
-            <w:color w:val="24342B"/>
-            <w:sz w:val="22"/>
-            <w:szCs w:val="22"/>
-          </w:rPr>
-          <w:t xml:space="preserve">2.4 Si el plugin no aparece en ningún lugar</w:t>
-        </w:r>
-        <w:r>
-          <w:rPr>
-            <w:b w:val="false"/>
-            <w:bCs w:val="false"/>
-            <w:color w:val="24342B"/>
-            <w:sz w:val="22"/>
-            <w:szCs w:val="22"/>
-          </w:rPr>
-          <w:instrText xml:space="preserve"> PAGEREF s13_2_4_Si_el_plugin_no_apar \h </w:instrText>
-        </w:r>
-        <w:r>
-          <w:rPr>
-            <w:b w:val="false"/>
-            <w:bCs w:val="false"/>
-            <w:color w:val="24342B"/>
-            <w:sz w:val="22"/>
-            <w:szCs w:val="22"/>
-          </w:rPr>
-          <w:t xml:space="preserve">2.4 Si el plugin no aparece en ningún lugar</w:t>
-        </w:r>
-        <w:r>
-          <w:rPr>
-            <w:b w:val="false"/>
-            <w:bCs w:val="false"/>
-            <w:color w:val="24342B"/>
-            <w:sz w:val="22"/>
-            <w:szCs w:val="22"/>
-          </w:rPr>
-          <w:fldChar w:fldCharType="separate"/>
-        </w:r>
-        <w:r>
-          <w:rPr>
-            <w:b w:val="false"/>
-            <w:bCs w:val="false"/>
-            <w:color w:val="24342B"/>
-            <w:sz w:val="22"/>
-            <w:szCs w:val="22"/>
-          </w:rPr>
-          <w:t xml:space="preserve">2.4 Si el plugin no aparece en ningún lugar</w:t>
-        </w:r>
-        <w:r>
-          <w:rPr>
-            <w:b w:val="false"/>
-            <w:bCs w:val="false"/>
-            <w:color w:val="24342B"/>
-            <w:sz w:val="22"/>
-            <w:szCs w:val="22"/>
-          </w:rPr>
-          <w:t>9</w:t>
-        </w:r>
-        <w:r>
-          <w:rPr>
-            <w:b w:val="false"/>
-            <w:bCs w:val="false"/>
-            <w:color w:val="24342B"/>
-            <w:sz w:val="22"/>
-            <w:szCs w:val="22"/>
-          </w:rPr>
-          <w:t xml:space="preserve">2.4 Si el plugin no aparece en ningún lugar</w:t>
-        </w:r>
-        <w:r>
-          <w:rPr>
-            <w:b w:val="false"/>
-            <w:bCs w:val="false"/>
-            <w:color w:val="24342B"/>
-            <w:sz w:val="22"/>
-            <w:szCs w:val="22"/>
-          </w:rPr>
-          <w:fldChar w:fldCharType="end"/>
+          <w:t xml:space="preserve">	9</w:t>
         </w:r>
       </w:hyperlink>
     </w:p>
@@ -1882,107 +582,7 @@
             <w:sz w:val="24"/>
             <w:szCs w:val="24"/>
           </w:rPr>
-          <w:tab/>
-        </w:r>
-        <w:r>
-          <w:rPr>
-            <w:b/>
-            <w:bCs/>
-            <w:color w:val="832413"/>
-            <w:sz w:val="24"/>
-            <w:szCs w:val="24"/>
-          </w:rPr>
-          <w:t xml:space="preserve">Parte 3 — Conociendo el panel</w:t>
-        </w:r>
-        <w:r>
-          <w:rPr>
-            <w:b/>
-            <w:bCs/>
-            <w:color w:val="832413"/>
-            <w:sz w:val="24"/>
-            <w:szCs w:val="24"/>
-          </w:rPr>
-          <w:fldChar w:fldCharType="begin"/>
-        </w:r>
-        <w:r>
-          <w:rPr>
-            <w:b/>
-            <w:bCs/>
-            <w:color w:val="832413"/>
-            <w:sz w:val="24"/>
-            <w:szCs w:val="24"/>
-          </w:rPr>
-          <w:t xml:space="preserve">Parte 3 — Conociendo el panel</w:t>
-        </w:r>
-        <w:r>
-          <w:rPr>
-            <w:b/>
-            <w:bCs/>
-            <w:color w:val="832413"/>
-            <w:sz w:val="24"/>
-            <w:szCs w:val="24"/>
-          </w:rPr>
-          <w:instrText xml:space="preserve"> PAGEREF s14_Parte_3_Conociendo_el_pa \h </w:instrText>
-        </w:r>
-        <w:r>
-          <w:rPr>
-            <w:b/>
-            <w:bCs/>
-            <w:color w:val="832413"/>
-            <w:sz w:val="24"/>
-            <w:szCs w:val="24"/>
-          </w:rPr>
-          <w:t xml:space="preserve">Parte 3 — Conociendo el panel</w:t>
-        </w:r>
-        <w:r>
-          <w:rPr>
-            <w:b/>
-            <w:bCs/>
-            <w:color w:val="832413"/>
-            <w:sz w:val="24"/>
-            <w:szCs w:val="24"/>
-          </w:rPr>
-          <w:fldChar w:fldCharType="separate"/>
-        </w:r>
-        <w:r>
-          <w:rPr>
-            <w:b/>
-            <w:bCs/>
-            <w:color w:val="832413"/>
-            <w:sz w:val="24"/>
-            <w:szCs w:val="24"/>
-          </w:rPr>
-          <w:t xml:space="preserve">Parte 3 — Conociendo el panel</w:t>
-        </w:r>
-        <w:r>
-          <w:rPr>
-            <w:b/>
-            <w:bCs/>
-            <w:color w:val="832413"/>
-            <w:sz w:val="24"/>
-            <w:szCs w:val="24"/>
-          </w:rPr>
-          <w:t>10</w:t>
-        </w:r>
-        <w:r>
-          <w:rPr>
-            <w:b/>
-            <w:bCs/>
-            <w:color w:val="832413"/>
-            <w:sz w:val="24"/>
-            <w:szCs w:val="24"/>
-          </w:rPr>
-          <w:t xml:space="preserve">Parte 3 — Conociendo el panel</w:t>
-        </w:r>
-        <w:r>
-          <w:rPr>
-            <w:b/>
-            <w:bCs/>
-            <w:color w:val="832413"/>
-            <w:sz w:val="24"/>
-            <w:szCs w:val="24"/>
-          </w:rPr>
-          <w:fldChar w:fldCharType="end"/>
+          <w:t xml:space="preserve">	10</w:t>
         </w:r>
       </w:hyperlink>
     </w:p>
@@ -2013,107 +613,7 @@
             <w:sz w:val="24"/>
             <w:szCs w:val="24"/>
           </w:rPr>
-          <w:tab/>
-        </w:r>
-        <w:r>
-          <w:rPr>
-            <w:b/>
-            <w:bCs/>
-            <w:color w:val="832413"/>
-            <w:sz w:val="24"/>
-            <w:szCs w:val="24"/>
-          </w:rPr>
-          <w:t xml:space="preserve">Parte 4 — Leer y aceptar la nota informativa</w:t>
-        </w:r>
-        <w:r>
-          <w:rPr>
-            <w:b/>
-            <w:bCs/>
-            <w:color w:val="832413"/>
-            <w:sz w:val="24"/>
-            <w:szCs w:val="24"/>
-          </w:rPr>
-          <w:fldChar w:fldCharType="begin"/>
-        </w:r>
-        <w:r>
-          <w:rPr>
-            <w:b/>
-            <w:bCs/>
-            <w:color w:val="832413"/>
-            <w:sz w:val="24"/>
-            <w:szCs w:val="24"/>
-          </w:rPr>
-          <w:t xml:space="preserve">Parte 4 — Leer y aceptar la nota informativa</w:t>
-        </w:r>
-        <w:r>
-          <w:rPr>
-            <w:b/>
-            <w:bCs/>
-            <w:color w:val="832413"/>
-            <w:sz w:val="24"/>
-            <w:szCs w:val="24"/>
-          </w:rPr>
-          <w:instrText xml:space="preserve"> PAGEREF s15_Parte_4_Leer_y_aceptar_l \h </w:instrText>
-        </w:r>
-        <w:r>
-          <w:rPr>
-            <w:b/>
-            <w:bCs/>
-            <w:color w:val="832413"/>
-            <w:sz w:val="24"/>
-            <w:szCs w:val="24"/>
-          </w:rPr>
-          <w:t xml:space="preserve">Parte 4 — Leer y aceptar la nota informativa</w:t>
-        </w:r>
-        <w:r>
-          <w:rPr>
-            <w:b/>
-            <w:bCs/>
-            <w:color w:val="832413"/>
-            <w:sz w:val="24"/>
-            <w:szCs w:val="24"/>
-          </w:rPr>
-          <w:fldChar w:fldCharType="separate"/>
-        </w:r>
-        <w:r>
-          <w:rPr>
-            <w:b/>
-            <w:bCs/>
-            <w:color w:val="832413"/>
-            <w:sz w:val="24"/>
-            <w:szCs w:val="24"/>
-          </w:rPr>
-          <w:t xml:space="preserve">Parte 4 — Leer y aceptar la nota informativa</w:t>
-        </w:r>
-        <w:r>
-          <w:rPr>
-            <w:b/>
-            <w:bCs/>
-            <w:color w:val="832413"/>
-            <w:sz w:val="24"/>
-            <w:szCs w:val="24"/>
-          </w:rPr>
-          <w:t>11</w:t>
-        </w:r>
-        <w:r>
-          <w:rPr>
-            <w:b/>
-            <w:bCs/>
-            <w:color w:val="832413"/>
-            <w:sz w:val="24"/>
-            <w:szCs w:val="24"/>
-          </w:rPr>
-          <w:t xml:space="preserve">Parte 4 — Leer y aceptar la nota informativa</w:t>
-        </w:r>
-        <w:r>
-          <w:rPr>
-            <w:b/>
-            <w:bCs/>
-            <w:color w:val="832413"/>
-            <w:sz w:val="24"/>
-            <w:szCs w:val="24"/>
-          </w:rPr>
-          <w:fldChar w:fldCharType="end"/>
+          <w:t xml:space="preserve">	11</w:t>
         </w:r>
       </w:hyperlink>
     </w:p>
@@ -2144,107 +644,7 @@
             <w:sz w:val="24"/>
             <w:szCs w:val="24"/>
           </w:rPr>
-          <w:tab/>
-        </w:r>
-        <w:r>
-          <w:rPr>
-            <w:b/>
-            <w:bCs/>
-            <w:color w:val="832413"/>
-            <w:sz w:val="24"/>
-            <w:szCs w:val="24"/>
-          </w:rPr>
-          <w:t xml:space="preserve">Parte 5 — Elegir el país y el idioma</w:t>
-        </w:r>
-        <w:r>
-          <w:rPr>
-            <w:b/>
-            <w:bCs/>
-            <w:color w:val="832413"/>
-            <w:sz w:val="24"/>
-            <w:szCs w:val="24"/>
-          </w:rPr>
-          <w:fldChar w:fldCharType="begin"/>
-        </w:r>
-        <w:r>
-          <w:rPr>
-            <w:b/>
-            <w:bCs/>
-            <w:color w:val="832413"/>
-            <w:sz w:val="24"/>
-            <w:szCs w:val="24"/>
-          </w:rPr>
-          <w:t xml:space="preserve">Parte 5 — Elegir el país y el idioma</w:t>
-        </w:r>
-        <w:r>
-          <w:rPr>
-            <w:b/>
-            <w:bCs/>
-            <w:color w:val="832413"/>
-            <w:sz w:val="24"/>
-            <w:szCs w:val="24"/>
-          </w:rPr>
-          <w:instrText xml:space="preserve"> PAGEREF s16_Parte_5_Elegir_el_pai_s \h </w:instrText>
-        </w:r>
-        <w:r>
-          <w:rPr>
-            <w:b/>
-            <w:bCs/>
-            <w:color w:val="832413"/>
-            <w:sz w:val="24"/>
-            <w:szCs w:val="24"/>
-          </w:rPr>
-          <w:t xml:space="preserve">Parte 5 — Elegir el país y el idioma</w:t>
-        </w:r>
-        <w:r>
-          <w:rPr>
-            <w:b/>
-            <w:bCs/>
-            <w:color w:val="832413"/>
-            <w:sz w:val="24"/>
-            <w:szCs w:val="24"/>
-          </w:rPr>
-          <w:fldChar w:fldCharType="separate"/>
-        </w:r>
-        <w:r>
-          <w:rPr>
-            <w:b/>
-            <w:bCs/>
-            <w:color w:val="832413"/>
-            <w:sz w:val="24"/>
-            <w:szCs w:val="24"/>
-          </w:rPr>
-          <w:t xml:space="preserve">Parte 5 — Elegir el país y el idioma</w:t>
-        </w:r>
-        <w:r>
-          <w:rPr>
-            <w:b/>
-            <w:bCs/>
-            <w:color w:val="832413"/>
-            <w:sz w:val="24"/>
-            <w:szCs w:val="24"/>
-          </w:rPr>
-          <w:t>12</w:t>
-        </w:r>
-        <w:r>
-          <w:rPr>
-            <w:b/>
-            <w:bCs/>
-            <w:color w:val="832413"/>
-            <w:sz w:val="24"/>
-            <w:szCs w:val="24"/>
-          </w:rPr>
-          <w:t xml:space="preserve">Parte 5 — Elegir el país y el idioma</w:t>
-        </w:r>
-        <w:r>
-          <w:rPr>
-            <w:b/>
-            <w:bCs/>
-            <w:color w:val="832413"/>
-            <w:sz w:val="24"/>
-            <w:szCs w:val="24"/>
-          </w:rPr>
-          <w:fldChar w:fldCharType="end"/>
+          <w:t xml:space="preserve">	12</w:t>
         </w:r>
       </w:hyperlink>
     </w:p>
@@ -2275,107 +675,7 @@
             <w:sz w:val="22"/>
             <w:szCs w:val="22"/>
           </w:rPr>
-          <w:tab/>
-        </w:r>
-        <w:r>
-          <w:rPr>
-            <w:b w:val="false"/>
-            <w:bCs w:val="false"/>
-            <w:color w:val="24342B"/>
-            <w:sz w:val="22"/>
-            <w:szCs w:val="22"/>
-          </w:rPr>
-          <w:t xml:space="preserve">Country (País)</w:t>
-        </w:r>
-        <w:r>
-          <w:rPr>
-            <w:b w:val="false"/>
-            <w:bCs w:val="false"/>
-            <w:color w:val="24342B"/>
-            <w:sz w:val="22"/>
-            <w:szCs w:val="22"/>
-          </w:rPr>
-          <w:fldChar w:fldCharType="begin"/>
-        </w:r>
-        <w:r>
-          <w:rPr>
-            <w:b w:val="false"/>
-            <w:bCs w:val="false"/>
-            <w:color w:val="24342B"/>
-            <w:sz w:val="22"/>
-            <w:szCs w:val="22"/>
-          </w:rPr>
-          <w:t xml:space="preserve">Country (País)</w:t>
-        </w:r>
-        <w:r>
-          <w:rPr>
-            <w:b w:val="false"/>
-            <w:bCs w:val="false"/>
-            <w:color w:val="24342B"/>
-            <w:sz w:val="22"/>
-            <w:szCs w:val="22"/>
-          </w:rPr>
-          <w:instrText xml:space="preserve"> PAGEREF s17_Country_Pai_s \h </w:instrText>
-        </w:r>
-        <w:r>
-          <w:rPr>
-            <w:b w:val="false"/>
-            <w:bCs w:val="false"/>
-            <w:color w:val="24342B"/>
-            <w:sz w:val="22"/>
-            <w:szCs w:val="22"/>
-          </w:rPr>
-          <w:t xml:space="preserve">Country (País)</w:t>
-        </w:r>
-        <w:r>
-          <w:rPr>
-            <w:b w:val="false"/>
-            <w:bCs w:val="false"/>
-            <w:color w:val="24342B"/>
-            <w:sz w:val="22"/>
-            <w:szCs w:val="22"/>
-          </w:rPr>
-          <w:fldChar w:fldCharType="separate"/>
-        </w:r>
-        <w:r>
-          <w:rPr>
-            <w:b w:val="false"/>
-            <w:bCs w:val="false"/>
-            <w:color w:val="24342B"/>
-            <w:sz w:val="22"/>
-            <w:szCs w:val="22"/>
-          </w:rPr>
-          <w:t xml:space="preserve">Country (País)</w:t>
-        </w:r>
-        <w:r>
-          <w:rPr>
-            <w:b w:val="false"/>
-            <w:bCs w:val="false"/>
-            <w:color w:val="24342B"/>
-            <w:sz w:val="22"/>
-            <w:szCs w:val="22"/>
-          </w:rPr>
-          <w:t>12</w:t>
-        </w:r>
-        <w:r>
-          <w:rPr>
-            <w:b w:val="false"/>
-            <w:bCs w:val="false"/>
-            <w:color w:val="24342B"/>
-            <w:sz w:val="22"/>
-            <w:szCs w:val="22"/>
-          </w:rPr>
-          <w:t xml:space="preserve">Country (País)</w:t>
-        </w:r>
-        <w:r>
-          <w:rPr>
-            <w:b w:val="false"/>
-            <w:bCs w:val="false"/>
-            <w:color w:val="24342B"/>
-            <w:sz w:val="22"/>
-            <w:szCs w:val="22"/>
-          </w:rPr>
-          <w:fldChar w:fldCharType="end"/>
+          <w:t xml:space="preserve">	12</w:t>
         </w:r>
       </w:hyperlink>
     </w:p>
@@ -2406,107 +706,7 @@
             <w:sz w:val="22"/>
             <w:szCs w:val="22"/>
           </w:rPr>
-          <w:tab/>
-        </w:r>
-        <w:r>
-          <w:rPr>
-            <w:b w:val="false"/>
-            <w:bCs w:val="false"/>
-            <w:color w:val="24342B"/>
-            <w:sz w:val="22"/>
-            <w:szCs w:val="22"/>
-          </w:rPr>
-          <w:t xml:space="preserve">Language (Idioma)</w:t>
-        </w:r>
-        <w:r>
-          <w:rPr>
-            <w:b w:val="false"/>
-            <w:bCs w:val="false"/>
-            <w:color w:val="24342B"/>
-            <w:sz w:val="22"/>
-            <w:szCs w:val="22"/>
-          </w:rPr>
-          <w:fldChar w:fldCharType="begin"/>
-        </w:r>
-        <w:r>
-          <w:rPr>
-            <w:b w:val="false"/>
-            <w:bCs w:val="false"/>
-            <w:color w:val="24342B"/>
-            <w:sz w:val="22"/>
-            <w:szCs w:val="22"/>
-          </w:rPr>
-          <w:t xml:space="preserve">Language (Idioma)</w:t>
-        </w:r>
-        <w:r>
-          <w:rPr>
-            <w:b w:val="false"/>
-            <w:bCs w:val="false"/>
-            <w:color w:val="24342B"/>
-            <w:sz w:val="22"/>
-            <w:szCs w:val="22"/>
-          </w:rPr>
-          <w:instrText xml:space="preserve"> PAGEREF s18_Language_Idioma \h </w:instrText>
-        </w:r>
-        <w:r>
-          <w:rPr>
-            <w:b w:val="false"/>
-            <w:bCs w:val="false"/>
-            <w:color w:val="24342B"/>
-            <w:sz w:val="22"/>
-            <w:szCs w:val="22"/>
-          </w:rPr>
-          <w:t xml:space="preserve">Language (Idioma)</w:t>
-        </w:r>
-        <w:r>
-          <w:rPr>
-            <w:b w:val="false"/>
-            <w:bCs w:val="false"/>
-            <w:color w:val="24342B"/>
-            <w:sz w:val="22"/>
-            <w:szCs w:val="22"/>
-          </w:rPr>
-          <w:fldChar w:fldCharType="separate"/>
-        </w:r>
-        <w:r>
-          <w:rPr>
-            <w:b w:val="false"/>
-            <w:bCs w:val="false"/>
-            <w:color w:val="24342B"/>
-            <w:sz w:val="22"/>
-            <w:szCs w:val="22"/>
-          </w:rPr>
-          <w:t xml:space="preserve">Language (Idioma)</w:t>
-        </w:r>
-        <w:r>
-          <w:rPr>
-            <w:b w:val="false"/>
-            <w:bCs w:val="false"/>
-            <w:color w:val="24342B"/>
-            <w:sz w:val="22"/>
-            <w:szCs w:val="22"/>
-          </w:rPr>
-          <w:t>12</w:t>
-        </w:r>
-        <w:r>
-          <w:rPr>
-            <w:b w:val="false"/>
-            <w:bCs w:val="false"/>
-            <w:color w:val="24342B"/>
-            <w:sz w:val="22"/>
-            <w:szCs w:val="22"/>
-          </w:rPr>
-          <w:t xml:space="preserve">Language (Idioma)</w:t>
-        </w:r>
-        <w:r>
-          <w:rPr>
-            <w:b w:val="false"/>
-            <w:bCs w:val="false"/>
-            <w:color w:val="24342B"/>
-            <w:sz w:val="22"/>
-            <w:szCs w:val="22"/>
-          </w:rPr>
-          <w:fldChar w:fldCharType="end"/>
+          <w:t xml:space="preserve">	12</w:t>
         </w:r>
       </w:hyperlink>
     </w:p>
@@ -2537,107 +737,7 @@
             <w:sz w:val="24"/>
             <w:szCs w:val="24"/>
           </w:rPr>
-          <w:tab/>
-        </w:r>
-        <w:r>
-          <w:rPr>
-            <w:b/>
-            <w:bCs/>
-            <w:color w:val="832413"/>
-            <w:sz w:val="24"/>
-            <w:szCs w:val="24"/>
-          </w:rPr>
-          <w:t xml:space="preserve">Parte 6 — Ingresar con su correo y contraseña</w:t>
-        </w:r>
-        <w:r>
-          <w:rPr>
-            <w:b/>
-            <w:bCs/>
-            <w:color w:val="832413"/>
-            <w:sz w:val="24"/>
-            <w:szCs w:val="24"/>
-          </w:rPr>
-          <w:fldChar w:fldCharType="begin"/>
-        </w:r>
-        <w:r>
-          <w:rPr>
-            <w:b/>
-            <w:bCs/>
-            <w:color w:val="832413"/>
-            <w:sz w:val="24"/>
-            <w:szCs w:val="24"/>
-          </w:rPr>
-          <w:t xml:space="preserve">Parte 6 — Ingresar con su correo y contraseña</w:t>
-        </w:r>
-        <w:r>
-          <w:rPr>
-            <w:b/>
-            <w:bCs/>
-            <w:color w:val="832413"/>
-            <w:sz w:val="24"/>
-            <w:szCs w:val="24"/>
-          </w:rPr>
-          <w:instrText xml:space="preserve"> PAGEREF s19_Parte_6_Ingresar_con_su \h </w:instrText>
-        </w:r>
-        <w:r>
-          <w:rPr>
-            <w:b/>
-            <w:bCs/>
-            <w:color w:val="832413"/>
-            <w:sz w:val="24"/>
-            <w:szCs w:val="24"/>
-          </w:rPr>
-          <w:t xml:space="preserve">Parte 6 — Ingresar con su correo y contraseña</w:t>
-        </w:r>
-        <w:r>
-          <w:rPr>
-            <w:b/>
-            <w:bCs/>
-            <w:color w:val="832413"/>
-            <w:sz w:val="24"/>
-            <w:szCs w:val="24"/>
-          </w:rPr>
-          <w:fldChar w:fldCharType="separate"/>
-        </w:r>
-        <w:r>
-          <w:rPr>
-            <w:b/>
-            <w:bCs/>
-            <w:color w:val="832413"/>
-            <w:sz w:val="24"/>
-            <w:szCs w:val="24"/>
-          </w:rPr>
-          <w:t xml:space="preserve">Parte 6 — Ingresar con su correo y contraseña</w:t>
-        </w:r>
-        <w:r>
-          <w:rPr>
-            <w:b/>
-            <w:bCs/>
-            <w:color w:val="832413"/>
-            <w:sz w:val="24"/>
-            <w:szCs w:val="24"/>
-          </w:rPr>
-          <w:t>13</w:t>
-        </w:r>
-        <w:r>
-          <w:rPr>
-            <w:b/>
-            <w:bCs/>
-            <w:color w:val="832413"/>
-            <w:sz w:val="24"/>
-            <w:szCs w:val="24"/>
-          </w:rPr>
-          <w:t xml:space="preserve">Parte 6 — Ingresar con su correo y contraseña</w:t>
-        </w:r>
-        <w:r>
-          <w:rPr>
-            <w:b/>
-            <w:bCs/>
-            <w:color w:val="832413"/>
-            <w:sz w:val="24"/>
-            <w:szCs w:val="24"/>
-          </w:rPr>
-          <w:fldChar w:fldCharType="end"/>
+          <w:t xml:space="preserve">	13</w:t>
         </w:r>
       </w:hyperlink>
     </w:p>
@@ -2668,107 +768,7 @@
             <w:sz w:val="24"/>
             <w:szCs w:val="24"/>
           </w:rPr>
-          <w:tab/>
-        </w:r>
-        <w:r>
-          <w:rPr>
-            <w:b/>
-            <w:bCs/>
-            <w:color w:val="832413"/>
-            <w:sz w:val="24"/>
-            <w:szCs w:val="24"/>
-          </w:rPr>
-          <w:t xml:space="preserve">Parte 7 — Indicar DÓNDE buscar (Área de interés)</w:t>
-        </w:r>
-        <w:r>
-          <w:rPr>
-            <w:b/>
-            <w:bCs/>
-            <w:color w:val="832413"/>
-            <w:sz w:val="24"/>
-            <w:szCs w:val="24"/>
-          </w:rPr>
-          <w:fldChar w:fldCharType="begin"/>
-        </w:r>
-        <w:r>
-          <w:rPr>
-            <w:b/>
-            <w:bCs/>
-            <w:color w:val="832413"/>
-            <w:sz w:val="24"/>
-            <w:szCs w:val="24"/>
-          </w:rPr>
-          <w:t xml:space="preserve">Parte 7 — Indicar DÓNDE buscar (Área de interés)</w:t>
-        </w:r>
-        <w:r>
-          <w:rPr>
-            <w:b/>
-            <w:bCs/>
-            <w:color w:val="832413"/>
-            <w:sz w:val="24"/>
-            <w:szCs w:val="24"/>
-          </w:rPr>
-          <w:instrText xml:space="preserve"> PAGEREF s20_Parte_7_Indicar_DO_NDE_b \h </w:instrText>
-        </w:r>
-        <w:r>
-          <w:rPr>
-            <w:b/>
-            <w:bCs/>
-            <w:color w:val="832413"/>
-            <w:sz w:val="24"/>
-            <w:szCs w:val="24"/>
-          </w:rPr>
-          <w:t xml:space="preserve">Parte 7 — Indicar DÓNDE buscar (Área de interés)</w:t>
-        </w:r>
-        <w:r>
-          <w:rPr>
-            <w:b/>
-            <w:bCs/>
-            <w:color w:val="832413"/>
-            <w:sz w:val="24"/>
-            <w:szCs w:val="24"/>
-          </w:rPr>
-          <w:fldChar w:fldCharType="separate"/>
-        </w:r>
-        <w:r>
-          <w:rPr>
-            <w:b/>
-            <w:bCs/>
-            <w:color w:val="832413"/>
-            <w:sz w:val="24"/>
-            <w:szCs w:val="24"/>
-          </w:rPr>
-          <w:t xml:space="preserve">Parte 7 — Indicar DÓNDE buscar (Área de interés)</w:t>
-        </w:r>
-        <w:r>
-          <w:rPr>
-            <w:b/>
-            <w:bCs/>
-            <w:color w:val="832413"/>
-            <w:sz w:val="24"/>
-            <w:szCs w:val="24"/>
-          </w:rPr>
-          <w:t>15</w:t>
-        </w:r>
-        <w:r>
-          <w:rPr>
-            <w:b/>
-            <w:bCs/>
-            <w:color w:val="832413"/>
-            <w:sz w:val="24"/>
-            <w:szCs w:val="24"/>
-          </w:rPr>
-          <w:t xml:space="preserve">Parte 7 — Indicar DÓNDE buscar (Área de interés)</w:t>
-        </w:r>
-        <w:r>
-          <w:rPr>
-            <w:b/>
-            <w:bCs/>
-            <w:color w:val="832413"/>
-            <w:sz w:val="24"/>
-            <w:szCs w:val="24"/>
-          </w:rPr>
-          <w:fldChar w:fldCharType="end"/>
+          <w:t xml:space="preserve">	15</w:t>
         </w:r>
       </w:hyperlink>
     </w:p>
@@ -2799,107 +799,7 @@
             <w:sz w:val="22"/>
             <w:szCs w:val="22"/>
           </w:rPr>
-          <w:tab/>
-        </w:r>
-        <w:r>
-          <w:rPr>
-            <w:b w:val="false"/>
-            <w:bCs w:val="false"/>
-            <w:color w:val="24342B"/>
-            <w:sz w:val="22"/>
-            <w:szCs w:val="22"/>
-          </w:rPr>
-          <w:t xml:space="preserve">7.1 Todo el país</w:t>
-        </w:r>
-        <w:r>
-          <w:rPr>
-            <w:b w:val="false"/>
-            <w:bCs w:val="false"/>
-            <w:color w:val="24342B"/>
-            <w:sz w:val="22"/>
-            <w:szCs w:val="22"/>
-          </w:rPr>
-          <w:fldChar w:fldCharType="begin"/>
-        </w:r>
-        <w:r>
-          <w:rPr>
-            <w:b w:val="false"/>
-            <w:bCs w:val="false"/>
-            <w:color w:val="24342B"/>
-            <w:sz w:val="22"/>
-            <w:szCs w:val="22"/>
-          </w:rPr>
-          <w:t xml:space="preserve">7.1 Todo el país</w:t>
-        </w:r>
-        <w:r>
-          <w:rPr>
-            <w:b w:val="false"/>
-            <w:bCs w:val="false"/>
-            <w:color w:val="24342B"/>
-            <w:sz w:val="22"/>
-            <w:szCs w:val="22"/>
-          </w:rPr>
-          <w:instrText xml:space="preserve"> PAGEREF s21_7_1_Todo_el_pai_s \h </w:instrText>
-        </w:r>
-        <w:r>
-          <w:rPr>
-            <w:b w:val="false"/>
-            <w:bCs w:val="false"/>
-            <w:color w:val="24342B"/>
-            <w:sz w:val="22"/>
-            <w:szCs w:val="22"/>
-          </w:rPr>
-          <w:t xml:space="preserve">7.1 Todo el país</w:t>
-        </w:r>
-        <w:r>
-          <w:rPr>
-            <w:b w:val="false"/>
-            <w:bCs w:val="false"/>
-            <w:color w:val="24342B"/>
-            <w:sz w:val="22"/>
-            <w:szCs w:val="22"/>
-          </w:rPr>
-          <w:fldChar w:fldCharType="separate"/>
-        </w:r>
-        <w:r>
-          <w:rPr>
-            <w:b w:val="false"/>
-            <w:bCs w:val="false"/>
-            <w:color w:val="24342B"/>
-            <w:sz w:val="22"/>
-            <w:szCs w:val="22"/>
-          </w:rPr>
-          <w:t xml:space="preserve">7.1 Todo el país</w:t>
-        </w:r>
-        <w:r>
-          <w:rPr>
-            <w:b w:val="false"/>
-            <w:bCs w:val="false"/>
-            <w:color w:val="24342B"/>
-            <w:sz w:val="22"/>
-            <w:szCs w:val="22"/>
-          </w:rPr>
-          <w:t>15</w:t>
-        </w:r>
-        <w:r>
-          <w:rPr>
-            <w:b w:val="false"/>
-            <w:bCs w:val="false"/>
-            <w:color w:val="24342B"/>
-            <w:sz w:val="22"/>
-            <w:szCs w:val="22"/>
-          </w:rPr>
-          <w:t xml:space="preserve">7.1 Todo el país</w:t>
-        </w:r>
-        <w:r>
-          <w:rPr>
-            <w:b w:val="false"/>
-            <w:bCs w:val="false"/>
-            <w:color w:val="24342B"/>
-            <w:sz w:val="22"/>
-            <w:szCs w:val="22"/>
-          </w:rPr>
-          <w:fldChar w:fldCharType="end"/>
+          <w:t xml:space="preserve">	15</w:t>
         </w:r>
       </w:hyperlink>
     </w:p>
@@ -2930,107 +830,7 @@
             <w:sz w:val="22"/>
             <w:szCs w:val="22"/>
           </w:rPr>
-          <w:tab/>
-        </w:r>
-        <w:r>
-          <w:rPr>
-            <w:b w:val="false"/>
-            <w:bCs w:val="false"/>
-            <w:color w:val="24342B"/>
-            <w:sz w:val="22"/>
-            <w:szCs w:val="22"/>
-          </w:rPr>
-          <w:t xml:space="preserve">7.2 Bioma</w:t>
-        </w:r>
-        <w:r>
-          <w:rPr>
-            <w:b w:val="false"/>
-            <w:bCs w:val="false"/>
-            <w:color w:val="24342B"/>
-            <w:sz w:val="22"/>
-            <w:szCs w:val="22"/>
-          </w:rPr>
-          <w:fldChar w:fldCharType="begin"/>
-        </w:r>
-        <w:r>
-          <w:rPr>
-            <w:b w:val="false"/>
-            <w:bCs w:val="false"/>
-            <w:color w:val="24342B"/>
-            <w:sz w:val="22"/>
-            <w:szCs w:val="22"/>
-          </w:rPr>
-          <w:t xml:space="preserve">7.2 Bioma</w:t>
-        </w:r>
-        <w:r>
-          <w:rPr>
-            <w:b w:val="false"/>
-            <w:bCs w:val="false"/>
-            <w:color w:val="24342B"/>
-            <w:sz w:val="22"/>
-            <w:szCs w:val="22"/>
-          </w:rPr>
-          <w:instrText xml:space="preserve"> PAGEREF s22_7_2_Bioma \h </w:instrText>
-        </w:r>
-        <w:r>
-          <w:rPr>
-            <w:b w:val="false"/>
-            <w:bCs w:val="false"/>
-            <w:color w:val="24342B"/>
-            <w:sz w:val="22"/>
-            <w:szCs w:val="22"/>
-          </w:rPr>
-          <w:t xml:space="preserve">7.2 Bioma</w:t>
-        </w:r>
-        <w:r>
-          <w:rPr>
-            <w:b w:val="false"/>
-            <w:bCs w:val="false"/>
-            <w:color w:val="24342B"/>
-            <w:sz w:val="22"/>
-            <w:szCs w:val="22"/>
-          </w:rPr>
-          <w:fldChar w:fldCharType="separate"/>
-        </w:r>
-        <w:r>
-          <w:rPr>
-            <w:b w:val="false"/>
-            <w:bCs w:val="false"/>
-            <w:color w:val="24342B"/>
-            <w:sz w:val="22"/>
-            <w:szCs w:val="22"/>
-          </w:rPr>
-          <w:t xml:space="preserve">7.2 Bioma</w:t>
-        </w:r>
-        <w:r>
-          <w:rPr>
-            <w:b w:val="false"/>
-            <w:bCs w:val="false"/>
-            <w:color w:val="24342B"/>
-            <w:sz w:val="22"/>
-            <w:szCs w:val="22"/>
-          </w:rPr>
-          <w:t>16</w:t>
-        </w:r>
-        <w:r>
-          <w:rPr>
-            <w:b w:val="false"/>
-            <w:bCs w:val="false"/>
-            <w:color w:val="24342B"/>
-            <w:sz w:val="22"/>
-            <w:szCs w:val="22"/>
-          </w:rPr>
-          <w:t xml:space="preserve">7.2 Bioma</w:t>
-        </w:r>
-        <w:r>
-          <w:rPr>
-            <w:b w:val="false"/>
-            <w:bCs w:val="false"/>
-            <w:color w:val="24342B"/>
-            <w:sz w:val="22"/>
-            <w:szCs w:val="22"/>
-          </w:rPr>
-          <w:fldChar w:fldCharType="end"/>
+          <w:t xml:space="preserve">	16</w:t>
         </w:r>
       </w:hyperlink>
     </w:p>
@@ -3061,107 +861,7 @@
             <w:sz w:val="22"/>
             <w:szCs w:val="22"/>
           </w:rPr>
-          <w:tab/>
-        </w:r>
-        <w:r>
-          <w:rPr>
-            <w:b w:val="false"/>
-            <w:bCs w:val="false"/>
-            <w:color w:val="24342B"/>
-            <w:sz w:val="22"/>
-            <w:szCs w:val="22"/>
-          </w:rPr>
-          <w:t xml:space="preserve">7.3 Capa vectorial</w:t>
-        </w:r>
-        <w:r>
-          <w:rPr>
-            <w:b w:val="false"/>
-            <w:bCs w:val="false"/>
-            <w:color w:val="24342B"/>
-            <w:sz w:val="22"/>
-            <w:szCs w:val="22"/>
-          </w:rPr>
-          <w:fldChar w:fldCharType="begin"/>
-        </w:r>
-        <w:r>
-          <w:rPr>
-            <w:b w:val="false"/>
-            <w:bCs w:val="false"/>
-            <w:color w:val="24342B"/>
-            <w:sz w:val="22"/>
-            <w:szCs w:val="22"/>
-          </w:rPr>
-          <w:t xml:space="preserve">7.3 Capa vectorial</w:t>
-        </w:r>
-        <w:r>
-          <w:rPr>
-            <w:b w:val="false"/>
-            <w:bCs w:val="false"/>
-            <w:color w:val="24342B"/>
-            <w:sz w:val="22"/>
-            <w:szCs w:val="22"/>
-          </w:rPr>
-          <w:instrText xml:space="preserve"> PAGEREF s23_7_3_Capa_vectorial \h </w:instrText>
-        </w:r>
-        <w:r>
-          <w:rPr>
-            <w:b w:val="false"/>
-            <w:bCs w:val="false"/>
-            <w:color w:val="24342B"/>
-            <w:sz w:val="22"/>
-            <w:szCs w:val="22"/>
-          </w:rPr>
-          <w:t xml:space="preserve">7.3 Capa vectorial</w:t>
-        </w:r>
-        <w:r>
-          <w:rPr>
-            <w:b w:val="false"/>
-            <w:bCs w:val="false"/>
-            <w:color w:val="24342B"/>
-            <w:sz w:val="22"/>
-            <w:szCs w:val="22"/>
-          </w:rPr>
-          <w:fldChar w:fldCharType="separate"/>
-        </w:r>
-        <w:r>
-          <w:rPr>
-            <w:b w:val="false"/>
-            <w:bCs w:val="false"/>
-            <w:color w:val="24342B"/>
-            <w:sz w:val="22"/>
-            <w:szCs w:val="22"/>
-          </w:rPr>
-          <w:t xml:space="preserve">7.3 Capa vectorial</w:t>
-        </w:r>
-        <w:r>
-          <w:rPr>
-            <w:b w:val="false"/>
-            <w:bCs w:val="false"/>
-            <w:color w:val="24342B"/>
-            <w:sz w:val="22"/>
-            <w:szCs w:val="22"/>
-          </w:rPr>
-          <w:t>16</w:t>
-        </w:r>
-        <w:r>
-          <w:rPr>
-            <w:b w:val="false"/>
-            <w:bCs w:val="false"/>
-            <w:color w:val="24342B"/>
-            <w:sz w:val="22"/>
-            <w:szCs w:val="22"/>
-          </w:rPr>
-          <w:t xml:space="preserve">7.3 Capa vectorial</w:t>
-        </w:r>
-        <w:r>
-          <w:rPr>
-            <w:b w:val="false"/>
-            <w:bCs w:val="false"/>
-            <w:color w:val="24342B"/>
-            <w:sz w:val="22"/>
-            <w:szCs w:val="22"/>
-          </w:rPr>
-          <w:fldChar w:fldCharType="end"/>
+          <w:t xml:space="preserve">	16</w:t>
         </w:r>
       </w:hyperlink>
     </w:p>
@@ -3192,107 +892,7 @@
             <w:sz w:val="22"/>
             <w:szCs w:val="22"/>
           </w:rPr>
-          <w:tab/>
-        </w:r>
-        <w:r>
-          <w:rPr>
-            <w:b w:val="false"/>
-            <w:bCs w:val="false"/>
-            <w:color w:val="24342B"/>
-            <w:sz w:val="22"/>
-            <w:szCs w:val="22"/>
-          </w:rPr>
-          <w:t xml:space="preserve">7.4 Coordenada (punto)</w:t>
-        </w:r>
-        <w:r>
-          <w:rPr>
-            <w:b w:val="false"/>
-            <w:bCs w:val="false"/>
-            <w:color w:val="24342B"/>
-            <w:sz w:val="22"/>
-            <w:szCs w:val="22"/>
-          </w:rPr>
-          <w:fldChar w:fldCharType="begin"/>
-        </w:r>
-        <w:r>
-          <w:rPr>
-            <w:b w:val="false"/>
-            <w:bCs w:val="false"/>
-            <w:color w:val="24342B"/>
-            <w:sz w:val="22"/>
-            <w:szCs w:val="22"/>
-          </w:rPr>
-          <w:t xml:space="preserve">7.4 Coordenada (punto)</w:t>
-        </w:r>
-        <w:r>
-          <w:rPr>
-            <w:b w:val="false"/>
-            <w:bCs w:val="false"/>
-            <w:color w:val="24342B"/>
-            <w:sz w:val="22"/>
-            <w:szCs w:val="22"/>
-          </w:rPr>
-          <w:instrText xml:space="preserve"> PAGEREF s24_7_4_Coordenada_punto \h </w:instrText>
-        </w:r>
-        <w:r>
-          <w:rPr>
-            <w:b w:val="false"/>
-            <w:bCs w:val="false"/>
-            <w:color w:val="24342B"/>
-            <w:sz w:val="22"/>
-            <w:szCs w:val="22"/>
-          </w:rPr>
-          <w:t xml:space="preserve">7.4 Coordenada (punto)</w:t>
-        </w:r>
-        <w:r>
-          <w:rPr>
-            <w:b w:val="false"/>
-            <w:bCs w:val="false"/>
-            <w:color w:val="24342B"/>
-            <w:sz w:val="22"/>
-            <w:szCs w:val="22"/>
-          </w:rPr>
-          <w:fldChar w:fldCharType="separate"/>
-        </w:r>
-        <w:r>
-          <w:rPr>
-            <w:b w:val="false"/>
-            <w:bCs w:val="false"/>
-            <w:color w:val="24342B"/>
-            <w:sz w:val="22"/>
-            <w:szCs w:val="22"/>
-          </w:rPr>
-          <w:t xml:space="preserve">7.4 Coordenada (punto)</w:t>
-        </w:r>
-        <w:r>
-          <w:rPr>
-            <w:b w:val="false"/>
-            <w:bCs w:val="false"/>
-            <w:color w:val="24342B"/>
-            <w:sz w:val="22"/>
-            <w:szCs w:val="22"/>
-          </w:rPr>
-          <w:t>17</w:t>
-        </w:r>
-        <w:r>
-          <w:rPr>
-            <w:b w:val="false"/>
-            <w:bCs w:val="false"/>
-            <w:color w:val="24342B"/>
-            <w:sz w:val="22"/>
-            <w:szCs w:val="22"/>
-          </w:rPr>
-          <w:t xml:space="preserve">7.4 Coordenada (punto)</w:t>
-        </w:r>
-        <w:r>
-          <w:rPr>
-            <w:b w:val="false"/>
-            <w:bCs w:val="false"/>
-            <w:color w:val="24342B"/>
-            <w:sz w:val="22"/>
-            <w:szCs w:val="22"/>
-          </w:rPr>
-          <w:fldChar w:fldCharType="end"/>
+          <w:t xml:space="preserve">	17</w:t>
         </w:r>
       </w:hyperlink>
     </w:p>
@@ -3323,107 +923,7 @@
             <w:sz w:val="22"/>
             <w:szCs w:val="22"/>
           </w:rPr>
-          <w:tab/>
-        </w:r>
-        <w:r>
-          <w:rPr>
-            <w:b w:val="false"/>
-            <w:bCs w:val="false"/>
-            <w:color w:val="24342B"/>
-            <w:sz w:val="22"/>
-            <w:szCs w:val="22"/>
-          </w:rPr>
-          <w:t xml:space="preserve">7.5 Código de alerta</w:t>
-        </w:r>
-        <w:r>
-          <w:rPr>
-            <w:b w:val="false"/>
-            <w:bCs w:val="false"/>
-            <w:color w:val="24342B"/>
-            <w:sz w:val="22"/>
-            <w:szCs w:val="22"/>
-          </w:rPr>
-          <w:fldChar w:fldCharType="begin"/>
-        </w:r>
-        <w:r>
-          <w:rPr>
-            <w:b w:val="false"/>
-            <w:bCs w:val="false"/>
-            <w:color w:val="24342B"/>
-            <w:sz w:val="22"/>
-            <w:szCs w:val="22"/>
-          </w:rPr>
-          <w:t xml:space="preserve">7.5 Código de alerta</w:t>
-        </w:r>
-        <w:r>
-          <w:rPr>
-            <w:b w:val="false"/>
-            <w:bCs w:val="false"/>
-            <w:color w:val="24342B"/>
-            <w:sz w:val="22"/>
-            <w:szCs w:val="22"/>
-          </w:rPr>
-          <w:instrText xml:space="preserve"> PAGEREF s25_7_5_Co_digo_de_alerta \h </w:instrText>
-        </w:r>
-        <w:r>
-          <w:rPr>
-            <w:b w:val="false"/>
-            <w:bCs w:val="false"/>
-            <w:color w:val="24342B"/>
-            <w:sz w:val="22"/>
-            <w:szCs w:val="22"/>
-          </w:rPr>
-          <w:t xml:space="preserve">7.5 Código de alerta</w:t>
-        </w:r>
-        <w:r>
-          <w:rPr>
-            <w:b w:val="false"/>
-            <w:bCs w:val="false"/>
-            <w:color w:val="24342B"/>
-            <w:sz w:val="22"/>
-            <w:szCs w:val="22"/>
-          </w:rPr>
-          <w:fldChar w:fldCharType="separate"/>
-        </w:r>
-        <w:r>
-          <w:rPr>
-            <w:b w:val="false"/>
-            <w:bCs w:val="false"/>
-            <w:color w:val="24342B"/>
-            <w:sz w:val="22"/>
-            <w:szCs w:val="22"/>
-          </w:rPr>
-          <w:t xml:space="preserve">7.5 Código de alerta</w:t>
-        </w:r>
-        <w:r>
-          <w:rPr>
-            <w:b w:val="false"/>
-            <w:bCs w:val="false"/>
-            <w:color w:val="24342B"/>
-            <w:sz w:val="22"/>
-            <w:szCs w:val="22"/>
-          </w:rPr>
-          <w:t>18</w:t>
-        </w:r>
-        <w:r>
-          <w:rPr>
-            <w:b w:val="false"/>
-            <w:bCs w:val="false"/>
-            <w:color w:val="24342B"/>
-            <w:sz w:val="22"/>
-            <w:szCs w:val="22"/>
-          </w:rPr>
-          <w:t xml:space="preserve">7.5 Código de alerta</w:t>
-        </w:r>
-        <w:r>
-          <w:rPr>
-            <w:b w:val="false"/>
-            <w:bCs w:val="false"/>
-            <w:color w:val="24342B"/>
-            <w:sz w:val="22"/>
-            <w:szCs w:val="22"/>
-          </w:rPr>
-          <w:fldChar w:fldCharType="end"/>
+          <w:t xml:space="preserve">	18</w:t>
         </w:r>
       </w:hyperlink>
     </w:p>
@@ -3454,107 +954,7 @@
             <w:sz w:val="24"/>
             <w:szCs w:val="24"/>
           </w:rPr>
-          <w:tab/>
-        </w:r>
-        <w:r>
-          <w:rPr>
-            <w:b/>
-            <w:bCs/>
-            <w:color w:val="832413"/>
-            <w:sz w:val="24"/>
-            <w:szCs w:val="24"/>
-          </w:rPr>
-          <w:t xml:space="preserve">Parte 8 — Indicar CUÁNDO buscar (Período)</w:t>
-        </w:r>
-        <w:r>
-          <w:rPr>
-            <w:b/>
-            <w:bCs/>
-            <w:color w:val="832413"/>
-            <w:sz w:val="24"/>
-            <w:szCs w:val="24"/>
-          </w:rPr>
-          <w:fldChar w:fldCharType="begin"/>
-        </w:r>
-        <w:r>
-          <w:rPr>
-            <w:b/>
-            <w:bCs/>
-            <w:color w:val="832413"/>
-            <w:sz w:val="24"/>
-            <w:szCs w:val="24"/>
-          </w:rPr>
-          <w:t xml:space="preserve">Parte 8 — Indicar CUÁNDO buscar (Período)</w:t>
-        </w:r>
-        <w:r>
-          <w:rPr>
-            <w:b/>
-            <w:bCs/>
-            <w:color w:val="832413"/>
-            <w:sz w:val="24"/>
-            <w:szCs w:val="24"/>
-          </w:rPr>
-          <w:instrText xml:space="preserve"> PAGEREF s26_Parte_8_Indicar_CUA_NDO \h </w:instrText>
-        </w:r>
-        <w:r>
-          <w:rPr>
-            <w:b/>
-            <w:bCs/>
-            <w:color w:val="832413"/>
-            <w:sz w:val="24"/>
-            <w:szCs w:val="24"/>
-          </w:rPr>
-          <w:t xml:space="preserve">Parte 8 — Indicar CUÁNDO buscar (Período)</w:t>
-        </w:r>
-        <w:r>
-          <w:rPr>
-            <w:b/>
-            <w:bCs/>
-            <w:color w:val="832413"/>
-            <w:sz w:val="24"/>
-            <w:szCs w:val="24"/>
-          </w:rPr>
-          <w:fldChar w:fldCharType="separate"/>
-        </w:r>
-        <w:r>
-          <w:rPr>
-            <w:b/>
-            <w:bCs/>
-            <w:color w:val="832413"/>
-            <w:sz w:val="24"/>
-            <w:szCs w:val="24"/>
-          </w:rPr>
-          <w:t xml:space="preserve">Parte 8 — Indicar CUÁNDO buscar (Período)</w:t>
-        </w:r>
-        <w:r>
-          <w:rPr>
-            <w:b/>
-            <w:bCs/>
-            <w:color w:val="832413"/>
-            <w:sz w:val="24"/>
-            <w:szCs w:val="24"/>
-          </w:rPr>
-          <w:t>19</w:t>
-        </w:r>
-        <w:r>
-          <w:rPr>
-            <w:b/>
-            <w:bCs/>
-            <w:color w:val="832413"/>
-            <w:sz w:val="24"/>
-            <w:szCs w:val="24"/>
-          </w:rPr>
-          <w:t xml:space="preserve">Parte 8 — Indicar CUÁNDO buscar (Período)</w:t>
-        </w:r>
-        <w:r>
-          <w:rPr>
-            <w:b/>
-            <w:bCs/>
-            <w:color w:val="832413"/>
-            <w:sz w:val="24"/>
-            <w:szCs w:val="24"/>
-          </w:rPr>
-          <w:fldChar w:fldCharType="end"/>
+          <w:t xml:space="preserve">	19</w:t>
         </w:r>
       </w:hyperlink>
     </w:p>
@@ -3585,107 +985,7 @@
             <w:sz w:val="22"/>
             <w:szCs w:val="22"/>
           </w:rPr>
-          <w:tab/>
-        </w:r>
-        <w:r>
-          <w:rPr>
-            <w:b w:val="false"/>
-            <w:bCs w:val="false"/>
-            <w:color w:val="24342B"/>
-            <w:sz w:val="22"/>
-            <w:szCs w:val="22"/>
-          </w:rPr>
-          <w:t xml:space="preserve">8.1 Filtrar por (1)</w:t>
-        </w:r>
-        <w:r>
-          <w:rPr>
-            <w:b w:val="false"/>
-            <w:bCs w:val="false"/>
-            <w:color w:val="24342B"/>
-            <w:sz w:val="22"/>
-            <w:szCs w:val="22"/>
-          </w:rPr>
-          <w:fldChar w:fldCharType="begin"/>
-        </w:r>
-        <w:r>
-          <w:rPr>
-            <w:b w:val="false"/>
-            <w:bCs w:val="false"/>
-            <w:color w:val="24342B"/>
-            <w:sz w:val="22"/>
-            <w:szCs w:val="22"/>
-          </w:rPr>
-          <w:t xml:space="preserve">8.1 Filtrar por (1)</w:t>
-        </w:r>
-        <w:r>
-          <w:rPr>
-            <w:b w:val="false"/>
-            <w:bCs w:val="false"/>
-            <w:color w:val="24342B"/>
-            <w:sz w:val="22"/>
-            <w:szCs w:val="22"/>
-          </w:rPr>
-          <w:instrText xml:space="preserve"> PAGEREF s27_8_1_Filtrar_por_1 \h </w:instrText>
-        </w:r>
-        <w:r>
-          <w:rPr>
-            <w:b w:val="false"/>
-            <w:bCs w:val="false"/>
-            <w:color w:val="24342B"/>
-            <w:sz w:val="22"/>
-            <w:szCs w:val="22"/>
-          </w:rPr>
-          <w:t xml:space="preserve">8.1 Filtrar por (1)</w:t>
-        </w:r>
-        <w:r>
-          <w:rPr>
-            <w:b w:val="false"/>
-            <w:bCs w:val="false"/>
-            <w:color w:val="24342B"/>
-            <w:sz w:val="22"/>
-            <w:szCs w:val="22"/>
-          </w:rPr>
-          <w:fldChar w:fldCharType="separate"/>
-        </w:r>
-        <w:r>
-          <w:rPr>
-            <w:b w:val="false"/>
-            <w:bCs w:val="false"/>
-            <w:color w:val="24342B"/>
-            <w:sz w:val="22"/>
-            <w:szCs w:val="22"/>
-          </w:rPr>
-          <w:t xml:space="preserve">8.1 Filtrar por (1)</w:t>
-        </w:r>
-        <w:r>
-          <w:rPr>
-            <w:b w:val="false"/>
-            <w:bCs w:val="false"/>
-            <w:color w:val="24342B"/>
-            <w:sz w:val="22"/>
-            <w:szCs w:val="22"/>
-          </w:rPr>
-          <w:t>19</w:t>
-        </w:r>
-        <w:r>
-          <w:rPr>
-            <w:b w:val="false"/>
-            <w:bCs w:val="false"/>
-            <w:color w:val="24342B"/>
-            <w:sz w:val="22"/>
-            <w:szCs w:val="22"/>
-          </w:rPr>
-          <w:t xml:space="preserve">8.1 Filtrar por (1)</w:t>
-        </w:r>
-        <w:r>
-          <w:rPr>
-            <w:b w:val="false"/>
-            <w:bCs w:val="false"/>
-            <w:color w:val="24342B"/>
-            <w:sz w:val="22"/>
-            <w:szCs w:val="22"/>
-          </w:rPr>
-          <w:fldChar w:fldCharType="end"/>
+          <w:t xml:space="preserve">	19</w:t>
         </w:r>
       </w:hyperlink>
     </w:p>
@@ -3716,107 +1016,7 @@
             <w:sz w:val="22"/>
             <w:szCs w:val="22"/>
           </w:rPr>
-          <w:tab/>
-        </w:r>
-        <w:r>
-          <w:rPr>
-            <w:b w:val="false"/>
-            <w:bCs w:val="false"/>
-            <w:color w:val="24342B"/>
-            <w:sz w:val="22"/>
-            <w:szCs w:val="22"/>
-          </w:rPr>
-          <w:t xml:space="preserve">8.2 Fechas (2 y 3)</w:t>
-        </w:r>
-        <w:r>
-          <w:rPr>
-            <w:b w:val="false"/>
-            <w:bCs w:val="false"/>
-            <w:color w:val="24342B"/>
-            <w:sz w:val="22"/>
-            <w:szCs w:val="22"/>
-          </w:rPr>
-          <w:fldChar w:fldCharType="begin"/>
-        </w:r>
-        <w:r>
-          <w:rPr>
-            <w:b w:val="false"/>
-            <w:bCs w:val="false"/>
-            <w:color w:val="24342B"/>
-            <w:sz w:val="22"/>
-            <w:szCs w:val="22"/>
-          </w:rPr>
-          <w:t xml:space="preserve">8.2 Fechas (2 y 3)</w:t>
-        </w:r>
-        <w:r>
-          <w:rPr>
-            <w:b w:val="false"/>
-            <w:bCs w:val="false"/>
-            <w:color w:val="24342B"/>
-            <w:sz w:val="22"/>
-            <w:szCs w:val="22"/>
-          </w:rPr>
-          <w:instrText xml:space="preserve"> PAGEREF s28_8_2_Fechas_2_y_3 \h </w:instrText>
-        </w:r>
-        <w:r>
-          <w:rPr>
-            <w:b w:val="false"/>
-            <w:bCs w:val="false"/>
-            <w:color w:val="24342B"/>
-            <w:sz w:val="22"/>
-            <w:szCs w:val="22"/>
-          </w:rPr>
-          <w:t xml:space="preserve">8.2 Fechas (2 y 3)</w:t>
-        </w:r>
-        <w:r>
-          <w:rPr>
-            <w:b w:val="false"/>
-            <w:bCs w:val="false"/>
-            <w:color w:val="24342B"/>
-            <w:sz w:val="22"/>
-            <w:szCs w:val="22"/>
-          </w:rPr>
-          <w:fldChar w:fldCharType="separate"/>
-        </w:r>
-        <w:r>
-          <w:rPr>
-            <w:b w:val="false"/>
-            <w:bCs w:val="false"/>
-            <w:color w:val="24342B"/>
-            <w:sz w:val="22"/>
-            <w:szCs w:val="22"/>
-          </w:rPr>
-          <w:t xml:space="preserve">8.2 Fechas (2 y 3)</w:t>
-        </w:r>
-        <w:r>
-          <w:rPr>
-            <w:b w:val="false"/>
-            <w:bCs w:val="false"/>
-            <w:color w:val="24342B"/>
-            <w:sz w:val="22"/>
-            <w:szCs w:val="22"/>
-          </w:rPr>
-          <w:t>19</w:t>
-        </w:r>
-        <w:r>
-          <w:rPr>
-            <w:b w:val="false"/>
-            <w:bCs w:val="false"/>
-            <w:color w:val="24342B"/>
-            <w:sz w:val="22"/>
-            <w:szCs w:val="22"/>
-          </w:rPr>
-          <w:t xml:space="preserve">8.2 Fechas (2 y 3)</w:t>
-        </w:r>
-        <w:r>
-          <w:rPr>
-            <w:b w:val="false"/>
-            <w:bCs w:val="false"/>
-            <w:color w:val="24342B"/>
-            <w:sz w:val="22"/>
-            <w:szCs w:val="22"/>
-          </w:rPr>
-          <w:fldChar w:fldCharType="end"/>
+          <w:t xml:space="preserve">	19</w:t>
         </w:r>
       </w:hyperlink>
     </w:p>
@@ -3847,107 +1047,7 @@
             <w:sz w:val="22"/>
             <w:szCs w:val="22"/>
           </w:rPr>
-          <w:tab/>
-        </w:r>
-        <w:r>
-          <w:rPr>
-            <w:b w:val="false"/>
-            <w:bCs w:val="false"/>
-            <w:color w:val="24342B"/>
-            <w:sz w:val="22"/>
-            <w:szCs w:val="22"/>
-          </w:rPr>
-          <w:t xml:space="preserve">8.3 Atajos (4)</w:t>
-        </w:r>
-        <w:r>
-          <w:rPr>
-            <w:b w:val="false"/>
-            <w:bCs w:val="false"/>
-            <w:color w:val="24342B"/>
-            <w:sz w:val="22"/>
-            <w:szCs w:val="22"/>
-          </w:rPr>
-          <w:fldChar w:fldCharType="begin"/>
-        </w:r>
-        <w:r>
-          <w:rPr>
-            <w:b w:val="false"/>
-            <w:bCs w:val="false"/>
-            <w:color w:val="24342B"/>
-            <w:sz w:val="22"/>
-            <w:szCs w:val="22"/>
-          </w:rPr>
-          <w:t xml:space="preserve">8.3 Atajos (4)</w:t>
-        </w:r>
-        <w:r>
-          <w:rPr>
-            <w:b w:val="false"/>
-            <w:bCs w:val="false"/>
-            <w:color w:val="24342B"/>
-            <w:sz w:val="22"/>
-            <w:szCs w:val="22"/>
-          </w:rPr>
-          <w:instrText xml:space="preserve"> PAGEREF s29_8_3_Atajos_4 \h </w:instrText>
-        </w:r>
-        <w:r>
-          <w:rPr>
-            <w:b w:val="false"/>
-            <w:bCs w:val="false"/>
-            <w:color w:val="24342B"/>
-            <w:sz w:val="22"/>
-            <w:szCs w:val="22"/>
-          </w:rPr>
-          <w:t xml:space="preserve">8.3 Atajos (4)</w:t>
-        </w:r>
-        <w:r>
-          <w:rPr>
-            <w:b w:val="false"/>
-            <w:bCs w:val="false"/>
-            <w:color w:val="24342B"/>
-            <w:sz w:val="22"/>
-            <w:szCs w:val="22"/>
-          </w:rPr>
-          <w:fldChar w:fldCharType="separate"/>
-        </w:r>
-        <w:r>
-          <w:rPr>
-            <w:b w:val="false"/>
-            <w:bCs w:val="false"/>
-            <w:color w:val="24342B"/>
-            <w:sz w:val="22"/>
-            <w:szCs w:val="22"/>
-          </w:rPr>
-          <w:t xml:space="preserve">8.3 Atajos (4)</w:t>
-        </w:r>
-        <w:r>
-          <w:rPr>
-            <w:b w:val="false"/>
-            <w:bCs w:val="false"/>
-            <w:color w:val="24342B"/>
-            <w:sz w:val="22"/>
-            <w:szCs w:val="22"/>
-          </w:rPr>
-          <w:t>19</w:t>
-        </w:r>
-        <w:r>
-          <w:rPr>
-            <w:b w:val="false"/>
-            <w:bCs w:val="false"/>
-            <w:color w:val="24342B"/>
-            <w:sz w:val="22"/>
-            <w:szCs w:val="22"/>
-          </w:rPr>
-          <w:t xml:space="preserve">8.3 Atajos (4)</w:t>
-        </w:r>
-        <w:r>
-          <w:rPr>
-            <w:b w:val="false"/>
-            <w:bCs w:val="false"/>
-            <w:color w:val="24342B"/>
-            <w:sz w:val="22"/>
-            <w:szCs w:val="22"/>
-          </w:rPr>
-          <w:fldChar w:fldCharType="end"/>
+          <w:t xml:space="preserve">	19</w:t>
         </w:r>
       </w:hyperlink>
     </w:p>
@@ -3978,107 +1078,7 @@
             <w:sz w:val="24"/>
             <w:szCs w:val="24"/>
           </w:rPr>
-          <w:tab/>
-        </w:r>
-        <w:r>
-          <w:rPr>
-            <w:b/>
-            <w:bCs/>
-            <w:color w:val="832413"/>
-            <w:sz w:val="24"/>
-            <w:szCs w:val="24"/>
-          </w:rPr>
-          <w:t xml:space="preserve">Parte 9 — Filtros y cruces (opcional)</w:t>
-        </w:r>
-        <w:r>
-          <w:rPr>
-            <w:b/>
-            <w:bCs/>
-            <w:color w:val="832413"/>
-            <w:sz w:val="24"/>
-            <w:szCs w:val="24"/>
-          </w:rPr>
-          <w:fldChar w:fldCharType="begin"/>
-        </w:r>
-        <w:r>
-          <w:rPr>
-            <w:b/>
-            <w:bCs/>
-            <w:color w:val="832413"/>
-            <w:sz w:val="24"/>
-            <w:szCs w:val="24"/>
-          </w:rPr>
-          <w:t xml:space="preserve">Parte 9 — Filtros y cruces (opcional)</w:t>
-        </w:r>
-        <w:r>
-          <w:rPr>
-            <w:b/>
-            <w:bCs/>
-            <w:color w:val="832413"/>
-            <w:sz w:val="24"/>
-            <w:szCs w:val="24"/>
-          </w:rPr>
-          <w:instrText xml:space="preserve"> PAGEREF s30_Parte_9_Filtros_y_cruces \h </w:instrText>
-        </w:r>
-        <w:r>
-          <w:rPr>
-            <w:b/>
-            <w:bCs/>
-            <w:color w:val="832413"/>
-            <w:sz w:val="24"/>
-            <w:szCs w:val="24"/>
-          </w:rPr>
-          <w:t xml:space="preserve">Parte 9 — Filtros y cruces (opcional)</w:t>
-        </w:r>
-        <w:r>
-          <w:rPr>
-            <w:b/>
-            <w:bCs/>
-            <w:color w:val="832413"/>
-            <w:sz w:val="24"/>
-            <w:szCs w:val="24"/>
-          </w:rPr>
-          <w:fldChar w:fldCharType="separate"/>
-        </w:r>
-        <w:r>
-          <w:rPr>
-            <w:b/>
-            <w:bCs/>
-            <w:color w:val="832413"/>
-            <w:sz w:val="24"/>
-            <w:szCs w:val="24"/>
-          </w:rPr>
-          <w:t xml:space="preserve">Parte 9 — Filtros y cruces (opcional)</w:t>
-        </w:r>
-        <w:r>
-          <w:rPr>
-            <w:b/>
-            <w:bCs/>
-            <w:color w:val="832413"/>
-            <w:sz w:val="24"/>
-            <w:szCs w:val="24"/>
-          </w:rPr>
-          <w:t>20</w:t>
-        </w:r>
-        <w:r>
-          <w:rPr>
-            <w:b/>
-            <w:bCs/>
-            <w:color w:val="832413"/>
-            <w:sz w:val="24"/>
-            <w:szCs w:val="24"/>
-          </w:rPr>
-          <w:t xml:space="preserve">Parte 9 — Filtros y cruces (opcional)</w:t>
-        </w:r>
-        <w:r>
-          <w:rPr>
-            <w:b/>
-            <w:bCs/>
-            <w:color w:val="832413"/>
-            <w:sz w:val="24"/>
-            <w:szCs w:val="24"/>
-          </w:rPr>
-          <w:fldChar w:fldCharType="end"/>
+          <w:t xml:space="preserve">	20</w:t>
         </w:r>
       </w:hyperlink>
     </w:p>
@@ -4109,107 +1109,7 @@
             <w:sz w:val="22"/>
             <w:szCs w:val="22"/>
           </w:rPr>
-          <w:tab/>
-        </w:r>
-        <w:r>
-          <w:rPr>
-            <w:b w:val="false"/>
-            <w:bCs w:val="false"/>
-            <w:color w:val="24342B"/>
-            <w:sz w:val="22"/>
-            <w:szCs w:val="22"/>
-          </w:rPr>
-          <w:t xml:space="preserve">9.1 Sección 3. FILTROS</w:t>
-        </w:r>
-        <w:r>
-          <w:rPr>
-            <w:b w:val="false"/>
-            <w:bCs w:val="false"/>
-            <w:color w:val="24342B"/>
-            <w:sz w:val="22"/>
-            <w:szCs w:val="22"/>
-          </w:rPr>
-          <w:fldChar w:fldCharType="begin"/>
-        </w:r>
-        <w:r>
-          <w:rPr>
-            <w:b w:val="false"/>
-            <w:bCs w:val="false"/>
-            <w:color w:val="24342B"/>
-            <w:sz w:val="22"/>
-            <w:szCs w:val="22"/>
-          </w:rPr>
-          <w:t xml:space="preserve">9.1 Sección 3. FILTROS</w:t>
-        </w:r>
-        <w:r>
-          <w:rPr>
-            <w:b w:val="false"/>
-            <w:bCs w:val="false"/>
-            <w:color w:val="24342B"/>
-            <w:sz w:val="22"/>
-            <w:szCs w:val="22"/>
-          </w:rPr>
-          <w:instrText xml:space="preserve"> PAGEREF s31_9_1_Seccio_n_3_FILTROS \h </w:instrText>
-        </w:r>
-        <w:r>
-          <w:rPr>
-            <w:b w:val="false"/>
-            <w:bCs w:val="false"/>
-            <w:color w:val="24342B"/>
-            <w:sz w:val="22"/>
-            <w:szCs w:val="22"/>
-          </w:rPr>
-          <w:t xml:space="preserve">9.1 Sección 3. FILTROS</w:t>
-        </w:r>
-        <w:r>
-          <w:rPr>
-            <w:b w:val="false"/>
-            <w:bCs w:val="false"/>
-            <w:color w:val="24342B"/>
-            <w:sz w:val="22"/>
-            <w:szCs w:val="22"/>
-          </w:rPr>
-          <w:fldChar w:fldCharType="separate"/>
-        </w:r>
-        <w:r>
-          <w:rPr>
-            <w:b w:val="false"/>
-            <w:bCs w:val="false"/>
-            <w:color w:val="24342B"/>
-            <w:sz w:val="22"/>
-            <w:szCs w:val="22"/>
-          </w:rPr>
-          <w:t xml:space="preserve">9.1 Sección 3. FILTROS</w:t>
-        </w:r>
-        <w:r>
-          <w:rPr>
-            <w:b w:val="false"/>
-            <w:bCs w:val="false"/>
-            <w:color w:val="24342B"/>
-            <w:sz w:val="22"/>
-            <w:szCs w:val="22"/>
-          </w:rPr>
-          <w:t>20</w:t>
-        </w:r>
-        <w:r>
-          <w:rPr>
-            <w:b w:val="false"/>
-            <w:bCs w:val="false"/>
-            <w:color w:val="24342B"/>
-            <w:sz w:val="22"/>
-            <w:szCs w:val="22"/>
-          </w:rPr>
-          <w:t xml:space="preserve">9.1 Sección 3. FILTROS</w:t>
-        </w:r>
-        <w:r>
-          <w:rPr>
-            <w:b w:val="false"/>
-            <w:bCs w:val="false"/>
-            <w:color w:val="24342B"/>
-            <w:sz w:val="22"/>
-            <w:szCs w:val="22"/>
-          </w:rPr>
-          <w:fldChar w:fldCharType="end"/>
+          <w:t xml:space="preserve">	20</w:t>
         </w:r>
       </w:hyperlink>
     </w:p>
@@ -4240,107 +1140,7 @@
             <w:sz w:val="22"/>
             <w:szCs w:val="22"/>
           </w:rPr>
-          <w:tab/>
-        </w:r>
-        <w:r>
-          <w:rPr>
-            <w:b w:val="false"/>
-            <w:bCs w:val="false"/>
-            <w:color w:val="24342B"/>
-            <w:sz w:val="22"/>
-            <w:szCs w:val="22"/>
-          </w:rPr>
-          <w:t xml:space="preserve">9.2 Sección 4. CRUCES</w:t>
-        </w:r>
-        <w:r>
-          <w:rPr>
-            <w:b w:val="false"/>
-            <w:bCs w:val="false"/>
-            <w:color w:val="24342B"/>
-            <w:sz w:val="22"/>
-            <w:szCs w:val="22"/>
-          </w:rPr>
-          <w:fldChar w:fldCharType="begin"/>
-        </w:r>
-        <w:r>
-          <w:rPr>
-            <w:b w:val="false"/>
-            <w:bCs w:val="false"/>
-            <w:color w:val="24342B"/>
-            <w:sz w:val="22"/>
-            <w:szCs w:val="22"/>
-          </w:rPr>
-          <w:t xml:space="preserve">9.2 Sección 4. CRUCES</w:t>
-        </w:r>
-        <w:r>
-          <w:rPr>
-            <w:b w:val="false"/>
-            <w:bCs w:val="false"/>
-            <w:color w:val="24342B"/>
-            <w:sz w:val="22"/>
-            <w:szCs w:val="22"/>
-          </w:rPr>
-          <w:instrText xml:space="preserve"> PAGEREF s32_9_2_Seccio_n_4_CRUCES \h </w:instrText>
-        </w:r>
-        <w:r>
-          <w:rPr>
-            <w:b w:val="false"/>
-            <w:bCs w:val="false"/>
-            <w:color w:val="24342B"/>
-            <w:sz w:val="22"/>
-            <w:szCs w:val="22"/>
-          </w:rPr>
-          <w:t xml:space="preserve">9.2 Sección 4. CRUCES</w:t>
-        </w:r>
-        <w:r>
-          <w:rPr>
-            <w:b w:val="false"/>
-            <w:bCs w:val="false"/>
-            <w:color w:val="24342B"/>
-            <w:sz w:val="22"/>
-            <w:szCs w:val="22"/>
-          </w:rPr>
-          <w:fldChar w:fldCharType="separate"/>
-        </w:r>
-        <w:r>
-          <w:rPr>
-            <w:b w:val="false"/>
-            <w:bCs w:val="false"/>
-            <w:color w:val="24342B"/>
-            <w:sz w:val="22"/>
-            <w:szCs w:val="22"/>
-          </w:rPr>
-          <w:t xml:space="preserve">9.2 Sección 4. CRUCES</w:t>
-        </w:r>
-        <w:r>
-          <w:rPr>
-            <w:b w:val="false"/>
-            <w:bCs w:val="false"/>
-            <w:color w:val="24342B"/>
-            <w:sz w:val="22"/>
-            <w:szCs w:val="22"/>
-          </w:rPr>
-          <w:t>21</w:t>
-        </w:r>
-        <w:r>
-          <w:rPr>
-            <w:b w:val="false"/>
-            <w:bCs w:val="false"/>
-            <w:color w:val="24342B"/>
-            <w:sz w:val="22"/>
-            <w:szCs w:val="22"/>
-          </w:rPr>
-          <w:t xml:space="preserve">9.2 Sección 4. CRUCES</w:t>
-        </w:r>
-        <w:r>
-          <w:rPr>
-            <w:b w:val="false"/>
-            <w:bCs w:val="false"/>
-            <w:color w:val="24342B"/>
-            <w:sz w:val="22"/>
-            <w:szCs w:val="22"/>
-          </w:rPr>
-          <w:fldChar w:fldCharType="end"/>
+          <w:t xml:space="preserve">	21</w:t>
         </w:r>
       </w:hyperlink>
     </w:p>
@@ -4371,107 +1171,7 @@
             <w:sz w:val="24"/>
             <w:szCs w:val="24"/>
           </w:rPr>
-          <w:tab/>
-        </w:r>
-        <w:r>
-          <w:rPr>
-            <w:b/>
-            <w:bCs/>
-            <w:color w:val="832413"/>
-            <w:sz w:val="24"/>
-            <w:szCs w:val="24"/>
-          </w:rPr>
-          <w:t xml:space="preserve">Parte 10 — Buscar las alertas</w:t>
-        </w:r>
-        <w:r>
-          <w:rPr>
-            <w:b/>
-            <w:bCs/>
-            <w:color w:val="832413"/>
-            <w:sz w:val="24"/>
-            <w:szCs w:val="24"/>
-          </w:rPr>
-          <w:fldChar w:fldCharType="begin"/>
-        </w:r>
-        <w:r>
-          <w:rPr>
-            <w:b/>
-            <w:bCs/>
-            <w:color w:val="832413"/>
-            <w:sz w:val="24"/>
-            <w:szCs w:val="24"/>
-          </w:rPr>
-          <w:t xml:space="preserve">Parte 10 — Buscar las alertas</w:t>
-        </w:r>
-        <w:r>
-          <w:rPr>
-            <w:b/>
-            <w:bCs/>
-            <w:color w:val="832413"/>
-            <w:sz w:val="24"/>
-            <w:szCs w:val="24"/>
-          </w:rPr>
-          <w:instrText xml:space="preserve"> PAGEREF s33_Parte_10_Buscar_las_aler \h </w:instrText>
-        </w:r>
-        <w:r>
-          <w:rPr>
-            <w:b/>
-            <w:bCs/>
-            <w:color w:val="832413"/>
-            <w:sz w:val="24"/>
-            <w:szCs w:val="24"/>
-          </w:rPr>
-          <w:t xml:space="preserve">Parte 10 — Buscar las alertas</w:t>
-        </w:r>
-        <w:r>
-          <w:rPr>
-            <w:b/>
-            <w:bCs/>
-            <w:color w:val="832413"/>
-            <w:sz w:val="24"/>
-            <w:szCs w:val="24"/>
-          </w:rPr>
-          <w:fldChar w:fldCharType="separate"/>
-        </w:r>
-        <w:r>
-          <w:rPr>
-            <w:b/>
-            <w:bCs/>
-            <w:color w:val="832413"/>
-            <w:sz w:val="24"/>
-            <w:szCs w:val="24"/>
-          </w:rPr>
-          <w:t xml:space="preserve">Parte 10 — Buscar las alertas</w:t>
-        </w:r>
-        <w:r>
-          <w:rPr>
-            <w:b/>
-            <w:bCs/>
-            <w:color w:val="832413"/>
-            <w:sz w:val="24"/>
-            <w:szCs w:val="24"/>
-          </w:rPr>
-          <w:t>23</w:t>
-        </w:r>
-        <w:r>
-          <w:rPr>
-            <w:b/>
-            <w:bCs/>
-            <w:color w:val="832413"/>
-            <w:sz w:val="24"/>
-            <w:szCs w:val="24"/>
-          </w:rPr>
-          <w:t xml:space="preserve">Parte 10 — Buscar las alertas</w:t>
-        </w:r>
-        <w:r>
-          <w:rPr>
-            <w:b/>
-            <w:bCs/>
-            <w:color w:val="832413"/>
-            <w:sz w:val="24"/>
-            <w:szCs w:val="24"/>
-          </w:rPr>
-          <w:fldChar w:fldCharType="end"/>
+          <w:t xml:space="preserve">	23</w:t>
         </w:r>
       </w:hyperlink>
     </w:p>
@@ -4502,107 +1202,7 @@
             <w:sz w:val="22"/>
             <w:szCs w:val="22"/>
           </w:rPr>
-          <w:tab/>
-        </w:r>
-        <w:r>
-          <w:rPr>
-            <w:b w:val="false"/>
-            <w:bCs w:val="false"/>
-            <w:color w:val="24342B"/>
-            <w:sz w:val="22"/>
-            <w:szCs w:val="22"/>
-          </w:rPr>
-          <w:t xml:space="preserve">10.1 Mientras se hace la búsqueda</w:t>
-        </w:r>
-        <w:r>
-          <w:rPr>
-            <w:b w:val="false"/>
-            <w:bCs w:val="false"/>
-            <w:color w:val="24342B"/>
-            <w:sz w:val="22"/>
-            <w:szCs w:val="22"/>
-          </w:rPr>
-          <w:fldChar w:fldCharType="begin"/>
-        </w:r>
-        <w:r>
-          <w:rPr>
-            <w:b w:val="false"/>
-            <w:bCs w:val="false"/>
-            <w:color w:val="24342B"/>
-            <w:sz w:val="22"/>
-            <w:szCs w:val="22"/>
-          </w:rPr>
-          <w:t xml:space="preserve">10.1 Mientras se hace la búsqueda</w:t>
-        </w:r>
-        <w:r>
-          <w:rPr>
-            <w:b w:val="false"/>
-            <w:bCs w:val="false"/>
-            <w:color w:val="24342B"/>
-            <w:sz w:val="22"/>
-            <w:szCs w:val="22"/>
-          </w:rPr>
-          <w:instrText xml:space="preserve"> PAGEREF s34_10_1_Mientras_se_hace_la \h </w:instrText>
-        </w:r>
-        <w:r>
-          <w:rPr>
-            <w:b w:val="false"/>
-            <w:bCs w:val="false"/>
-            <w:color w:val="24342B"/>
-            <w:sz w:val="22"/>
-            <w:szCs w:val="22"/>
-          </w:rPr>
-          <w:t xml:space="preserve">10.1 Mientras se hace la búsqueda</w:t>
-        </w:r>
-        <w:r>
-          <w:rPr>
-            <w:b w:val="false"/>
-            <w:bCs w:val="false"/>
-            <w:color w:val="24342B"/>
-            <w:sz w:val="22"/>
-            <w:szCs w:val="22"/>
-          </w:rPr>
-          <w:fldChar w:fldCharType="separate"/>
-        </w:r>
-        <w:r>
-          <w:rPr>
-            <w:b w:val="false"/>
-            <w:bCs w:val="false"/>
-            <w:color w:val="24342B"/>
-            <w:sz w:val="22"/>
-            <w:szCs w:val="22"/>
-          </w:rPr>
-          <w:t xml:space="preserve">10.1 Mientras se hace la búsqueda</w:t>
-        </w:r>
-        <w:r>
-          <w:rPr>
-            <w:b w:val="false"/>
-            <w:bCs w:val="false"/>
-            <w:color w:val="24342B"/>
-            <w:sz w:val="22"/>
-            <w:szCs w:val="22"/>
-          </w:rPr>
-          <w:t>23</w:t>
-        </w:r>
-        <w:r>
-          <w:rPr>
-            <w:b w:val="false"/>
-            <w:bCs w:val="false"/>
-            <w:color w:val="24342B"/>
-            <w:sz w:val="22"/>
-            <w:szCs w:val="22"/>
-          </w:rPr>
-          <w:t xml:space="preserve">10.1 Mientras se hace la búsqueda</w:t>
-        </w:r>
-        <w:r>
-          <w:rPr>
-            <w:b w:val="false"/>
-            <w:bCs w:val="false"/>
-            <w:color w:val="24342B"/>
-            <w:sz w:val="22"/>
-            <w:szCs w:val="22"/>
-          </w:rPr>
-          <w:fldChar w:fldCharType="end"/>
+          <w:t xml:space="preserve">	23</w:t>
         </w:r>
       </w:hyperlink>
     </w:p>
@@ -4633,107 +1233,7 @@
             <w:sz w:val="22"/>
             <w:szCs w:val="22"/>
           </w:rPr>
-          <w:tab/>
-        </w:r>
-        <w:r>
-          <w:rPr>
-            <w:b w:val="false"/>
-            <w:bCs w:val="false"/>
-            <w:color w:val="24342B"/>
-            <w:sz w:val="22"/>
-            <w:szCs w:val="22"/>
-          </w:rPr>
-          <w:t xml:space="preserve">10.2 Cuando termina la búsqueda</w:t>
-        </w:r>
-        <w:r>
-          <w:rPr>
-            <w:b w:val="false"/>
-            <w:bCs w:val="false"/>
-            <w:color w:val="24342B"/>
-            <w:sz w:val="22"/>
-            <w:szCs w:val="22"/>
-          </w:rPr>
-          <w:fldChar w:fldCharType="begin"/>
-        </w:r>
-        <w:r>
-          <w:rPr>
-            <w:b w:val="false"/>
-            <w:bCs w:val="false"/>
-            <w:color w:val="24342B"/>
-            <w:sz w:val="22"/>
-            <w:szCs w:val="22"/>
-          </w:rPr>
-          <w:t xml:space="preserve">10.2 Cuando termina la búsqueda</w:t>
-        </w:r>
-        <w:r>
-          <w:rPr>
-            <w:b w:val="false"/>
-            <w:bCs w:val="false"/>
-            <w:color w:val="24342B"/>
-            <w:sz w:val="22"/>
-            <w:szCs w:val="22"/>
-          </w:rPr>
-          <w:instrText xml:space="preserve"> PAGEREF s35_10_2_Cuando_termina_la_b \h </w:instrText>
-        </w:r>
-        <w:r>
-          <w:rPr>
-            <w:b w:val="false"/>
-            <w:bCs w:val="false"/>
-            <w:color w:val="24342B"/>
-            <w:sz w:val="22"/>
-            <w:szCs w:val="22"/>
-          </w:rPr>
-          <w:t xml:space="preserve">10.2 Cuando termina la búsqueda</w:t>
-        </w:r>
-        <w:r>
-          <w:rPr>
-            <w:b w:val="false"/>
-            <w:bCs w:val="false"/>
-            <w:color w:val="24342B"/>
-            <w:sz w:val="22"/>
-            <w:szCs w:val="22"/>
-          </w:rPr>
-          <w:fldChar w:fldCharType="separate"/>
-        </w:r>
-        <w:r>
-          <w:rPr>
-            <w:b w:val="false"/>
-            <w:bCs w:val="false"/>
-            <w:color w:val="24342B"/>
-            <w:sz w:val="22"/>
-            <w:szCs w:val="22"/>
-          </w:rPr>
-          <w:t xml:space="preserve">10.2 Cuando termina la búsqueda</w:t>
-        </w:r>
-        <w:r>
-          <w:rPr>
-            <w:b w:val="false"/>
-            <w:bCs w:val="false"/>
-            <w:color w:val="24342B"/>
-            <w:sz w:val="22"/>
-            <w:szCs w:val="22"/>
-          </w:rPr>
-          <w:t>23</w:t>
-        </w:r>
-        <w:r>
-          <w:rPr>
-            <w:b w:val="false"/>
-            <w:bCs w:val="false"/>
-            <w:color w:val="24342B"/>
-            <w:sz w:val="22"/>
-            <w:szCs w:val="22"/>
-          </w:rPr>
-          <w:t xml:space="preserve">10.2 Cuando termina la búsqueda</w:t>
-        </w:r>
-        <w:r>
-          <w:rPr>
-            <w:b w:val="false"/>
-            <w:bCs w:val="false"/>
-            <w:color w:val="24342B"/>
-            <w:sz w:val="22"/>
-            <w:szCs w:val="22"/>
-          </w:rPr>
-          <w:fldChar w:fldCharType="end"/>
+          <w:t xml:space="preserve">	23</w:t>
         </w:r>
       </w:hyperlink>
     </w:p>
@@ -4764,107 +1264,7 @@
             <w:sz w:val="24"/>
             <w:szCs w:val="24"/>
           </w:rPr>
-          <w:tab/>
-        </w:r>
-        <w:r>
-          <w:rPr>
-            <w:b/>
-            <w:bCs/>
-            <w:color w:val="832413"/>
-            <w:sz w:val="24"/>
-            <w:szCs w:val="24"/>
-          </w:rPr>
-          <w:t xml:space="preserve">Parte 11 — Entender el resumen y armar el análisis (pestaña Estadísticas)</w:t>
-        </w:r>
-        <w:r>
-          <w:rPr>
-            <w:b/>
-            <w:bCs/>
-            <w:color w:val="832413"/>
-            <w:sz w:val="24"/>
-            <w:szCs w:val="24"/>
-          </w:rPr>
-          <w:fldChar w:fldCharType="begin"/>
-        </w:r>
-        <w:r>
-          <w:rPr>
-            <w:b/>
-            <w:bCs/>
-            <w:color w:val="832413"/>
-            <w:sz w:val="24"/>
-            <w:szCs w:val="24"/>
-          </w:rPr>
-          <w:t xml:space="preserve">Parte 11 — Entender el resumen y armar el análisis (pestaña Estadísticas)</w:t>
-        </w:r>
-        <w:r>
-          <w:rPr>
-            <w:b/>
-            <w:bCs/>
-            <w:color w:val="832413"/>
-            <w:sz w:val="24"/>
-            <w:szCs w:val="24"/>
-          </w:rPr>
-          <w:instrText xml:space="preserve"> PAGEREF s36_Parte_11_Entender_el_res \h </w:instrText>
-        </w:r>
-        <w:r>
-          <w:rPr>
-            <w:b/>
-            <w:bCs/>
-            <w:color w:val="832413"/>
-            <w:sz w:val="24"/>
-            <w:szCs w:val="24"/>
-          </w:rPr>
-          <w:t xml:space="preserve">Parte 11 — Entender el resumen y armar el análisis (pestaña Estadísticas)</w:t>
-        </w:r>
-        <w:r>
-          <w:rPr>
-            <w:b/>
-            <w:bCs/>
-            <w:color w:val="832413"/>
-            <w:sz w:val="24"/>
-            <w:szCs w:val="24"/>
-          </w:rPr>
-          <w:fldChar w:fldCharType="separate"/>
-        </w:r>
-        <w:r>
-          <w:rPr>
-            <w:b/>
-            <w:bCs/>
-            <w:color w:val="832413"/>
-            <w:sz w:val="24"/>
-            <w:szCs w:val="24"/>
-          </w:rPr>
-          <w:t xml:space="preserve">Parte 11 — Entender el resumen y armar el análisis (pestaña Estadísticas)</w:t>
-        </w:r>
-        <w:r>
-          <w:rPr>
-            <w:b/>
-            <w:bCs/>
-            <w:color w:val="832413"/>
-            <w:sz w:val="24"/>
-            <w:szCs w:val="24"/>
-          </w:rPr>
-          <w:t>25</w:t>
-        </w:r>
-        <w:r>
-          <w:rPr>
-            <w:b/>
-            <w:bCs/>
-            <w:color w:val="832413"/>
-            <w:sz w:val="24"/>
-            <w:szCs w:val="24"/>
-          </w:rPr>
-          <w:t xml:space="preserve">Parte 11 — Entender el resumen y armar el análisis (pestaña Estadísticas)</w:t>
-        </w:r>
-        <w:r>
-          <w:rPr>
-            <w:b/>
-            <w:bCs/>
-            <w:color w:val="832413"/>
-            <w:sz w:val="24"/>
-            <w:szCs w:val="24"/>
-          </w:rPr>
-          <w:fldChar w:fldCharType="end"/>
+          <w:t xml:space="preserve">	25</w:t>
         </w:r>
       </w:hyperlink>
     </w:p>
@@ -4895,107 +1295,7 @@
             <w:sz w:val="22"/>
             <w:szCs w:val="22"/>
           </w:rPr>
-          <w:tab/>
-        </w:r>
-        <w:r>
-          <w:rPr>
-            <w:b w:val="false"/>
-            <w:bCs w:val="false"/>
-            <w:color w:val="24342B"/>
-            <w:sz w:val="22"/>
-            <w:szCs w:val="22"/>
-          </w:rPr>
-          <w:t xml:space="preserve">11.1 Resumen de la consulta</w:t>
-        </w:r>
-        <w:r>
-          <w:rPr>
-            <w:b w:val="false"/>
-            <w:bCs w:val="false"/>
-            <w:color w:val="24342B"/>
-            <w:sz w:val="22"/>
-            <w:szCs w:val="22"/>
-          </w:rPr>
-          <w:fldChar w:fldCharType="begin"/>
-        </w:r>
-        <w:r>
-          <w:rPr>
-            <w:b w:val="false"/>
-            <w:bCs w:val="false"/>
-            <w:color w:val="24342B"/>
-            <w:sz w:val="22"/>
-            <w:szCs w:val="22"/>
-          </w:rPr>
-          <w:t xml:space="preserve">11.1 Resumen de la consulta</w:t>
-        </w:r>
-        <w:r>
-          <w:rPr>
-            <w:b w:val="false"/>
-            <w:bCs w:val="false"/>
-            <w:color w:val="24342B"/>
-            <w:sz w:val="22"/>
-            <w:szCs w:val="22"/>
-          </w:rPr>
-          <w:instrText xml:space="preserve"> PAGEREF s37_11_1_Resumen_de_la_consu \h </w:instrText>
-        </w:r>
-        <w:r>
-          <w:rPr>
-            <w:b w:val="false"/>
-            <w:bCs w:val="false"/>
-            <w:color w:val="24342B"/>
-            <w:sz w:val="22"/>
-            <w:szCs w:val="22"/>
-          </w:rPr>
-          <w:t xml:space="preserve">11.1 Resumen de la consulta</w:t>
-        </w:r>
-        <w:r>
-          <w:rPr>
-            <w:b w:val="false"/>
-            <w:bCs w:val="false"/>
-            <w:color w:val="24342B"/>
-            <w:sz w:val="22"/>
-            <w:szCs w:val="22"/>
-          </w:rPr>
-          <w:fldChar w:fldCharType="separate"/>
-        </w:r>
-        <w:r>
-          <w:rPr>
-            <w:b w:val="false"/>
-            <w:bCs w:val="false"/>
-            <w:color w:val="24342B"/>
-            <w:sz w:val="22"/>
-            <w:szCs w:val="22"/>
-          </w:rPr>
-          <w:t xml:space="preserve">11.1 Resumen de la consulta</w:t>
-        </w:r>
-        <w:r>
-          <w:rPr>
-            <w:b w:val="false"/>
-            <w:bCs w:val="false"/>
-            <w:color w:val="24342B"/>
-            <w:sz w:val="22"/>
-            <w:szCs w:val="22"/>
-          </w:rPr>
-          <w:t>25</w:t>
-        </w:r>
-        <w:r>
-          <w:rPr>
-            <w:b w:val="false"/>
-            <w:bCs w:val="false"/>
-            <w:color w:val="24342B"/>
-            <w:sz w:val="22"/>
-            <w:szCs w:val="22"/>
-          </w:rPr>
-          <w:t xml:space="preserve">11.1 Resumen de la consulta</w:t>
-        </w:r>
-        <w:r>
-          <w:rPr>
-            <w:b w:val="false"/>
-            <w:bCs w:val="false"/>
-            <w:color w:val="24342B"/>
-            <w:sz w:val="22"/>
-            <w:szCs w:val="22"/>
-          </w:rPr>
-          <w:fldChar w:fldCharType="end"/>
+          <w:t xml:space="preserve">	25</w:t>
         </w:r>
       </w:hyperlink>
     </w:p>
@@ -5026,107 +1326,7 @@
             <w:sz w:val="22"/>
             <w:szCs w:val="22"/>
           </w:rPr>
-          <w:tab/>
-        </w:r>
-        <w:r>
-          <w:rPr>
-            <w:b w:val="false"/>
-            <w:bCs w:val="false"/>
-            <w:color w:val="24342B"/>
-            <w:sz w:val="22"/>
-            <w:szCs w:val="22"/>
-          </w:rPr>
-          <w:t xml:space="preserve">11.2 Exportar el resumen</w:t>
-        </w:r>
-        <w:r>
-          <w:rPr>
-            <w:b w:val="false"/>
-            <w:bCs w:val="false"/>
-            <w:color w:val="24342B"/>
-            <w:sz w:val="22"/>
-            <w:szCs w:val="22"/>
-          </w:rPr>
-          <w:fldChar w:fldCharType="begin"/>
-        </w:r>
-        <w:r>
-          <w:rPr>
-            <w:b w:val="false"/>
-            <w:bCs w:val="false"/>
-            <w:color w:val="24342B"/>
-            <w:sz w:val="22"/>
-            <w:szCs w:val="22"/>
-          </w:rPr>
-          <w:t xml:space="preserve">11.2 Exportar el resumen</w:t>
-        </w:r>
-        <w:r>
-          <w:rPr>
-            <w:b w:val="false"/>
-            <w:bCs w:val="false"/>
-            <w:color w:val="24342B"/>
-            <w:sz w:val="22"/>
-            <w:szCs w:val="22"/>
-          </w:rPr>
-          <w:instrText xml:space="preserve"> PAGEREF s38_11_2_Exportar_el_resumen \h </w:instrText>
-        </w:r>
-        <w:r>
-          <w:rPr>
-            <w:b w:val="false"/>
-            <w:bCs w:val="false"/>
-            <w:color w:val="24342B"/>
-            <w:sz w:val="22"/>
-            <w:szCs w:val="22"/>
-          </w:rPr>
-          <w:t xml:space="preserve">11.2 Exportar el resumen</w:t>
-        </w:r>
-        <w:r>
-          <w:rPr>
-            <w:b w:val="false"/>
-            <w:bCs w:val="false"/>
-            <w:color w:val="24342B"/>
-            <w:sz w:val="22"/>
-            <w:szCs w:val="22"/>
-          </w:rPr>
-          <w:fldChar w:fldCharType="separate"/>
-        </w:r>
-        <w:r>
-          <w:rPr>
-            <w:b w:val="false"/>
-            <w:bCs w:val="false"/>
-            <w:color w:val="24342B"/>
-            <w:sz w:val="22"/>
-            <w:szCs w:val="22"/>
-          </w:rPr>
-          <w:t xml:space="preserve">11.2 Exportar el resumen</w:t>
-        </w:r>
-        <w:r>
-          <w:rPr>
-            <w:b w:val="false"/>
-            <w:bCs w:val="false"/>
-            <w:color w:val="24342B"/>
-            <w:sz w:val="22"/>
-            <w:szCs w:val="22"/>
-          </w:rPr>
-          <w:t>26</w:t>
-        </w:r>
-        <w:r>
-          <w:rPr>
-            <w:b w:val="false"/>
-            <w:bCs w:val="false"/>
-            <w:color w:val="24342B"/>
-            <w:sz w:val="22"/>
-            <w:szCs w:val="22"/>
-          </w:rPr>
-          <w:t xml:space="preserve">11.2 Exportar el resumen</w:t>
-        </w:r>
-        <w:r>
-          <w:rPr>
-            <w:b w:val="false"/>
-            <w:bCs w:val="false"/>
-            <w:color w:val="24342B"/>
-            <w:sz w:val="22"/>
-            <w:szCs w:val="22"/>
-          </w:rPr>
-          <w:fldChar w:fldCharType="end"/>
+          <w:t xml:space="preserve">	26</w:t>
         </w:r>
       </w:hyperlink>
     </w:p>
@@ -5157,107 +1357,7 @@
             <w:sz w:val="22"/>
             <w:szCs w:val="22"/>
           </w:rPr>
-          <w:tab/>
-        </w:r>
-        <w:r>
-          <w:rPr>
-            <w:b w:val="false"/>
-            <w:bCs w:val="false"/>
-            <w:color w:val="24342B"/>
-            <w:sz w:val="22"/>
-            <w:szCs w:val="22"/>
-          </w:rPr>
-          <w:t xml:space="preserve">11.3 Análisis estadísticos: armar el gráfico</w:t>
-        </w:r>
-        <w:r>
-          <w:rPr>
-            <w:b w:val="false"/>
-            <w:bCs w:val="false"/>
-            <w:color w:val="24342B"/>
-            <w:sz w:val="22"/>
-            <w:szCs w:val="22"/>
-          </w:rPr>
-          <w:fldChar w:fldCharType="begin"/>
-        </w:r>
-        <w:r>
-          <w:rPr>
-            <w:b w:val="false"/>
-            <w:bCs w:val="false"/>
-            <w:color w:val="24342B"/>
-            <w:sz w:val="22"/>
-            <w:szCs w:val="22"/>
-          </w:rPr>
-          <w:t xml:space="preserve">11.3 Análisis estadísticos: armar el gráfico</w:t>
-        </w:r>
-        <w:r>
-          <w:rPr>
-            <w:b w:val="false"/>
-            <w:bCs w:val="false"/>
-            <w:color w:val="24342B"/>
-            <w:sz w:val="22"/>
-            <w:szCs w:val="22"/>
-          </w:rPr>
-          <w:instrText xml:space="preserve"> PAGEREF s39_11_3_Ana_lisis_estadi_st \h </w:instrText>
-        </w:r>
-        <w:r>
-          <w:rPr>
-            <w:b w:val="false"/>
-            <w:bCs w:val="false"/>
-            <w:color w:val="24342B"/>
-            <w:sz w:val="22"/>
-            <w:szCs w:val="22"/>
-          </w:rPr>
-          <w:t xml:space="preserve">11.3 Análisis estadísticos: armar el gráfico</w:t>
-        </w:r>
-        <w:r>
-          <w:rPr>
-            <w:b w:val="false"/>
-            <w:bCs w:val="false"/>
-            <w:color w:val="24342B"/>
-            <w:sz w:val="22"/>
-            <w:szCs w:val="22"/>
-          </w:rPr>
-          <w:fldChar w:fldCharType="separate"/>
-        </w:r>
-        <w:r>
-          <w:rPr>
-            <w:b w:val="false"/>
-            <w:bCs w:val="false"/>
-            <w:color w:val="24342B"/>
-            <w:sz w:val="22"/>
-            <w:szCs w:val="22"/>
-          </w:rPr>
-          <w:t xml:space="preserve">11.3 Análisis estadísticos: armar el gráfico</w:t>
-        </w:r>
-        <w:r>
-          <w:rPr>
-            <w:b w:val="false"/>
-            <w:bCs w:val="false"/>
-            <w:color w:val="24342B"/>
-            <w:sz w:val="22"/>
-            <w:szCs w:val="22"/>
-          </w:rPr>
-          <w:t>26</w:t>
-        </w:r>
-        <w:r>
-          <w:rPr>
-            <w:b w:val="false"/>
-            <w:bCs w:val="false"/>
-            <w:color w:val="24342B"/>
-            <w:sz w:val="22"/>
-            <w:szCs w:val="22"/>
-          </w:rPr>
-          <w:t xml:space="preserve">11.3 Análisis estadísticos: armar el gráfico</w:t>
-        </w:r>
-        <w:r>
-          <w:rPr>
-            <w:b w:val="false"/>
-            <w:bCs w:val="false"/>
-            <w:color w:val="24342B"/>
-            <w:sz w:val="22"/>
-            <w:szCs w:val="22"/>
-          </w:rPr>
-          <w:fldChar w:fldCharType="end"/>
+          <w:t xml:space="preserve">	26</w:t>
         </w:r>
       </w:hyperlink>
     </w:p>
@@ -5288,107 +1388,7 @@
             <w:sz w:val="22"/>
             <w:szCs w:val="22"/>
           </w:rPr>
-          <w:tab/>
-        </w:r>
-        <w:r>
-          <w:rPr>
-            <w:b w:val="false"/>
-            <w:bCs w:val="false"/>
-            <w:color w:val="24342B"/>
-            <w:sz w:val="22"/>
-            <w:szCs w:val="22"/>
-          </w:rPr>
-          <w:t xml:space="preserve">11.4 Ejemplos listos</w:t>
-        </w:r>
-        <w:r>
-          <w:rPr>
-            <w:b w:val="false"/>
-            <w:bCs w:val="false"/>
-            <w:color w:val="24342B"/>
-            <w:sz w:val="22"/>
-            <w:szCs w:val="22"/>
-          </w:rPr>
-          <w:fldChar w:fldCharType="begin"/>
-        </w:r>
-        <w:r>
-          <w:rPr>
-            <w:b w:val="false"/>
-            <w:bCs w:val="false"/>
-            <w:color w:val="24342B"/>
-            <w:sz w:val="22"/>
-            <w:szCs w:val="22"/>
-          </w:rPr>
-          <w:t xml:space="preserve">11.4 Ejemplos listos</w:t>
-        </w:r>
-        <w:r>
-          <w:rPr>
-            <w:b w:val="false"/>
-            <w:bCs w:val="false"/>
-            <w:color w:val="24342B"/>
-            <w:sz w:val="22"/>
-            <w:szCs w:val="22"/>
-          </w:rPr>
-          <w:instrText xml:space="preserve"> PAGEREF s40_11_4_Ejemplos_listos \h </w:instrText>
-        </w:r>
-        <w:r>
-          <w:rPr>
-            <w:b w:val="false"/>
-            <w:bCs w:val="false"/>
-            <w:color w:val="24342B"/>
-            <w:sz w:val="22"/>
-            <w:szCs w:val="22"/>
-          </w:rPr>
-          <w:t xml:space="preserve">11.4 Ejemplos listos</w:t>
-        </w:r>
-        <w:r>
-          <w:rPr>
-            <w:b w:val="false"/>
-            <w:bCs w:val="false"/>
-            <w:color w:val="24342B"/>
-            <w:sz w:val="22"/>
-            <w:szCs w:val="22"/>
-          </w:rPr>
-          <w:fldChar w:fldCharType="separate"/>
-        </w:r>
-        <w:r>
-          <w:rPr>
-            <w:b w:val="false"/>
-            <w:bCs w:val="false"/>
-            <w:color w:val="24342B"/>
-            <w:sz w:val="22"/>
-            <w:szCs w:val="22"/>
-          </w:rPr>
-          <w:t xml:space="preserve">11.4 Ejemplos listos</w:t>
-        </w:r>
-        <w:r>
-          <w:rPr>
-            <w:b w:val="false"/>
-            <w:bCs w:val="false"/>
-            <w:color w:val="24342B"/>
-            <w:sz w:val="22"/>
-            <w:szCs w:val="22"/>
-          </w:rPr>
-          <w:t>29</w:t>
-        </w:r>
-        <w:r>
-          <w:rPr>
-            <w:b w:val="false"/>
-            <w:bCs w:val="false"/>
-            <w:color w:val="24342B"/>
-            <w:sz w:val="22"/>
-            <w:szCs w:val="22"/>
-          </w:rPr>
-          <w:t xml:space="preserve">11.4 Ejemplos listos</w:t>
-        </w:r>
-        <w:r>
-          <w:rPr>
-            <w:b w:val="false"/>
-            <w:bCs w:val="false"/>
-            <w:color w:val="24342B"/>
-            <w:sz w:val="22"/>
-            <w:szCs w:val="22"/>
-          </w:rPr>
-          <w:fldChar w:fldCharType="end"/>
+          <w:t xml:space="preserve">	29</w:t>
         </w:r>
       </w:hyperlink>
     </w:p>
@@ -5419,107 +1419,7 @@
             <w:sz w:val="24"/>
             <w:szCs w:val="24"/>
           </w:rPr>
-          <w:tab/>
-        </w:r>
-        <w:r>
-          <w:rPr>
-            <w:b/>
-            <w:bCs/>
-            <w:color w:val="832413"/>
-            <w:sz w:val="24"/>
-            <w:szCs w:val="24"/>
-          </w:rPr>
-          <w:t xml:space="preserve">Parte 12 — Ver y guardar el gráfico (pestaña Gráficos)</w:t>
-        </w:r>
-        <w:r>
-          <w:rPr>
-            <w:b/>
-            <w:bCs/>
-            <w:color w:val="832413"/>
-            <w:sz w:val="24"/>
-            <w:szCs w:val="24"/>
-          </w:rPr>
-          <w:fldChar w:fldCharType="begin"/>
-        </w:r>
-        <w:r>
-          <w:rPr>
-            <w:b/>
-            <w:bCs/>
-            <w:color w:val="832413"/>
-            <w:sz w:val="24"/>
-            <w:szCs w:val="24"/>
-          </w:rPr>
-          <w:t xml:space="preserve">Parte 12 — Ver y guardar el gráfico (pestaña Gráficos)</w:t>
-        </w:r>
-        <w:r>
-          <w:rPr>
-            <w:b/>
-            <w:bCs/>
-            <w:color w:val="832413"/>
-            <w:sz w:val="24"/>
-            <w:szCs w:val="24"/>
-          </w:rPr>
-          <w:instrText xml:space="preserve"> PAGEREF s41_Parte_12_Ver_y_guardar_e \h </w:instrText>
-        </w:r>
-        <w:r>
-          <w:rPr>
-            <w:b/>
-            <w:bCs/>
-            <w:color w:val="832413"/>
-            <w:sz w:val="24"/>
-            <w:szCs w:val="24"/>
-          </w:rPr>
-          <w:t xml:space="preserve">Parte 12 — Ver y guardar el gráfico (pestaña Gráficos)</w:t>
-        </w:r>
-        <w:r>
-          <w:rPr>
-            <w:b/>
-            <w:bCs/>
-            <w:color w:val="832413"/>
-            <w:sz w:val="24"/>
-            <w:szCs w:val="24"/>
-          </w:rPr>
-          <w:fldChar w:fldCharType="separate"/>
-        </w:r>
-        <w:r>
-          <w:rPr>
-            <w:b/>
-            <w:bCs/>
-            <w:color w:val="832413"/>
-            <w:sz w:val="24"/>
-            <w:szCs w:val="24"/>
-          </w:rPr>
-          <w:t xml:space="preserve">Parte 12 — Ver y guardar el gráfico (pestaña Gráficos)</w:t>
-        </w:r>
-        <w:r>
-          <w:rPr>
-            <w:b/>
-            <w:bCs/>
-            <w:color w:val="832413"/>
-            <w:sz w:val="24"/>
-            <w:szCs w:val="24"/>
-          </w:rPr>
-          <w:t>30</w:t>
-        </w:r>
-        <w:r>
-          <w:rPr>
-            <w:b/>
-            <w:bCs/>
-            <w:color w:val="832413"/>
-            <w:sz w:val="24"/>
-            <w:szCs w:val="24"/>
-          </w:rPr>
-          <w:t xml:space="preserve">Parte 12 — Ver y guardar el gráfico (pestaña Gráficos)</w:t>
-        </w:r>
-        <w:r>
-          <w:rPr>
-            <w:b/>
-            <w:bCs/>
-            <w:color w:val="832413"/>
-            <w:sz w:val="24"/>
-            <w:szCs w:val="24"/>
-          </w:rPr>
-          <w:fldChar w:fldCharType="end"/>
+          <w:t xml:space="preserve">	30</w:t>
         </w:r>
       </w:hyperlink>
     </w:p>
@@ -5550,107 +1450,7 @@
             <w:sz w:val="22"/>
             <w:szCs w:val="22"/>
           </w:rPr>
-          <w:tab/>
-        </w:r>
-        <w:r>
-          <w:rPr>
-            <w:b w:val="false"/>
-            <w:bCs w:val="false"/>
-            <w:color w:val="24342B"/>
-            <w:sz w:val="22"/>
-            <w:szCs w:val="22"/>
-          </w:rPr>
-          <w:t xml:space="preserve">12.1 Los tres tipos de gráfico</w:t>
-        </w:r>
-        <w:r>
-          <w:rPr>
-            <w:b w:val="false"/>
-            <w:bCs w:val="false"/>
-            <w:color w:val="24342B"/>
-            <w:sz w:val="22"/>
-            <w:szCs w:val="22"/>
-          </w:rPr>
-          <w:fldChar w:fldCharType="begin"/>
-        </w:r>
-        <w:r>
-          <w:rPr>
-            <w:b w:val="false"/>
-            <w:bCs w:val="false"/>
-            <w:color w:val="24342B"/>
-            <w:sz w:val="22"/>
-            <w:szCs w:val="22"/>
-          </w:rPr>
-          <w:t xml:space="preserve">12.1 Los tres tipos de gráfico</w:t>
-        </w:r>
-        <w:r>
-          <w:rPr>
-            <w:b w:val="false"/>
-            <w:bCs w:val="false"/>
-            <w:color w:val="24342B"/>
-            <w:sz w:val="22"/>
-            <w:szCs w:val="22"/>
-          </w:rPr>
-          <w:instrText xml:space="preserve"> PAGEREF s42_12_1_Los_tres_tipos_de_g \h </w:instrText>
-        </w:r>
-        <w:r>
-          <w:rPr>
-            <w:b w:val="false"/>
-            <w:bCs w:val="false"/>
-            <w:color w:val="24342B"/>
-            <w:sz w:val="22"/>
-            <w:szCs w:val="22"/>
-          </w:rPr>
-          <w:t xml:space="preserve">12.1 Los tres tipos de gráfico</w:t>
-        </w:r>
-        <w:r>
-          <w:rPr>
-            <w:b w:val="false"/>
-            <w:bCs w:val="false"/>
-            <w:color w:val="24342B"/>
-            <w:sz w:val="22"/>
-            <w:szCs w:val="22"/>
-          </w:rPr>
-          <w:fldChar w:fldCharType="separate"/>
-        </w:r>
-        <w:r>
-          <w:rPr>
-            <w:b w:val="false"/>
-            <w:bCs w:val="false"/>
-            <w:color w:val="24342B"/>
-            <w:sz w:val="22"/>
-            <w:szCs w:val="22"/>
-          </w:rPr>
-          <w:t xml:space="preserve">12.1 Los tres tipos de gráfico</w:t>
-        </w:r>
-        <w:r>
-          <w:rPr>
-            <w:b w:val="false"/>
-            <w:bCs w:val="false"/>
-            <w:color w:val="24342B"/>
-            <w:sz w:val="22"/>
-            <w:szCs w:val="22"/>
-          </w:rPr>
-          <w:t>31</w:t>
-        </w:r>
-        <w:r>
-          <w:rPr>
-            <w:b w:val="false"/>
-            <w:bCs w:val="false"/>
-            <w:color w:val="24342B"/>
-            <w:sz w:val="22"/>
-            <w:szCs w:val="22"/>
-          </w:rPr>
-          <w:t xml:space="preserve">12.1 Los tres tipos de gráfico</w:t>
-        </w:r>
-        <w:r>
-          <w:rPr>
-            <w:b w:val="false"/>
-            <w:bCs w:val="false"/>
-            <w:color w:val="24342B"/>
-            <w:sz w:val="22"/>
-            <w:szCs w:val="22"/>
-          </w:rPr>
-          <w:fldChar w:fldCharType="end"/>
+          <w:t xml:space="preserve">	31</w:t>
         </w:r>
       </w:hyperlink>
     </w:p>
@@ -5681,107 +1481,7 @@
             <w:sz w:val="22"/>
             <w:szCs w:val="22"/>
           </w:rPr>
-          <w:tab/>
-        </w:r>
-        <w:r>
-          <w:rPr>
-            <w:b w:val="false"/>
-            <w:bCs w:val="false"/>
-            <w:color w:val="24342B"/>
-            <w:sz w:val="22"/>
-            <w:szCs w:val="22"/>
-          </w:rPr>
-          <w:t xml:space="preserve">12.2 AMPLIAR (1)</w:t>
-        </w:r>
-        <w:r>
-          <w:rPr>
-            <w:b w:val="false"/>
-            <w:bCs w:val="false"/>
-            <w:color w:val="24342B"/>
-            <w:sz w:val="22"/>
-            <w:szCs w:val="22"/>
-          </w:rPr>
-          <w:fldChar w:fldCharType="begin"/>
-        </w:r>
-        <w:r>
-          <w:rPr>
-            <w:b w:val="false"/>
-            <w:bCs w:val="false"/>
-            <w:color w:val="24342B"/>
-            <w:sz w:val="22"/>
-            <w:szCs w:val="22"/>
-          </w:rPr>
-          <w:t xml:space="preserve">12.2 AMPLIAR (1)</w:t>
-        </w:r>
-        <w:r>
-          <w:rPr>
-            <w:b w:val="false"/>
-            <w:bCs w:val="false"/>
-            <w:color w:val="24342B"/>
-            <w:sz w:val="22"/>
-            <w:szCs w:val="22"/>
-          </w:rPr>
-          <w:instrText xml:space="preserve"> PAGEREF s43_12_2_AMPLIAR_1 \h </w:instrText>
-        </w:r>
-        <w:r>
-          <w:rPr>
-            <w:b w:val="false"/>
-            <w:bCs w:val="false"/>
-            <w:color w:val="24342B"/>
-            <w:sz w:val="22"/>
-            <w:szCs w:val="22"/>
-          </w:rPr>
-          <w:t xml:space="preserve">12.2 AMPLIAR (1)</w:t>
-        </w:r>
-        <w:r>
-          <w:rPr>
-            <w:b w:val="false"/>
-            <w:bCs w:val="false"/>
-            <w:color w:val="24342B"/>
-            <w:sz w:val="22"/>
-            <w:szCs w:val="22"/>
-          </w:rPr>
-          <w:fldChar w:fldCharType="separate"/>
-        </w:r>
-        <w:r>
-          <w:rPr>
-            <w:b w:val="false"/>
-            <w:bCs w:val="false"/>
-            <w:color w:val="24342B"/>
-            <w:sz w:val="22"/>
-            <w:szCs w:val="22"/>
-          </w:rPr>
-          <w:t xml:space="preserve">12.2 AMPLIAR (1)</w:t>
-        </w:r>
-        <w:r>
-          <w:rPr>
-            <w:b w:val="false"/>
-            <w:bCs w:val="false"/>
-            <w:color w:val="24342B"/>
-            <w:sz w:val="22"/>
-            <w:szCs w:val="22"/>
-          </w:rPr>
-          <w:t>32</w:t>
-        </w:r>
-        <w:r>
-          <w:rPr>
-            <w:b w:val="false"/>
-            <w:bCs w:val="false"/>
-            <w:color w:val="24342B"/>
-            <w:sz w:val="22"/>
-            <w:szCs w:val="22"/>
-          </w:rPr>
-          <w:t xml:space="preserve">12.2 AMPLIAR (1)</w:t>
-        </w:r>
-        <w:r>
-          <w:rPr>
-            <w:b w:val="false"/>
-            <w:bCs w:val="false"/>
-            <w:color w:val="24342B"/>
-            <w:sz w:val="22"/>
-            <w:szCs w:val="22"/>
-          </w:rPr>
-          <w:fldChar w:fldCharType="end"/>
+          <w:t xml:space="preserve">	32</w:t>
         </w:r>
       </w:hyperlink>
     </w:p>
@@ -5812,107 +1512,7 @@
             <w:sz w:val="22"/>
             <w:szCs w:val="22"/>
           </w:rPr>
-          <w:tab/>
-        </w:r>
-        <w:r>
-          <w:rPr>
-            <w:b w:val="false"/>
-            <w:bCs w:val="false"/>
-            <w:color w:val="24342B"/>
-            <w:sz w:val="22"/>
-            <w:szCs w:val="22"/>
-          </w:rPr>
-          <w:t xml:space="preserve">12.3 Guardar el gráfico y las alertas del gráfico</w:t>
-        </w:r>
-        <w:r>
-          <w:rPr>
-            <w:b w:val="false"/>
-            <w:bCs w:val="false"/>
-            <w:color w:val="24342B"/>
-            <w:sz w:val="22"/>
-            <w:szCs w:val="22"/>
-          </w:rPr>
-          <w:fldChar w:fldCharType="begin"/>
-        </w:r>
-        <w:r>
-          <w:rPr>
-            <w:b w:val="false"/>
-            <w:bCs w:val="false"/>
-            <w:color w:val="24342B"/>
-            <w:sz w:val="22"/>
-            <w:szCs w:val="22"/>
-          </w:rPr>
-          <w:t xml:space="preserve">12.3 Guardar el gráfico y las alertas del gráfico</w:t>
-        </w:r>
-        <w:r>
-          <w:rPr>
-            <w:b w:val="false"/>
-            <w:bCs w:val="false"/>
-            <w:color w:val="24342B"/>
-            <w:sz w:val="22"/>
-            <w:szCs w:val="22"/>
-          </w:rPr>
-          <w:instrText xml:space="preserve"> PAGEREF s44_12_3_Guardar_el_gra_fico \h </w:instrText>
-        </w:r>
-        <w:r>
-          <w:rPr>
-            <w:b w:val="false"/>
-            <w:bCs w:val="false"/>
-            <w:color w:val="24342B"/>
-            <w:sz w:val="22"/>
-            <w:szCs w:val="22"/>
-          </w:rPr>
-          <w:t xml:space="preserve">12.3 Guardar el gráfico y las alertas del gráfico</w:t>
-        </w:r>
-        <w:r>
-          <w:rPr>
-            <w:b w:val="false"/>
-            <w:bCs w:val="false"/>
-            <w:color w:val="24342B"/>
-            <w:sz w:val="22"/>
-            <w:szCs w:val="22"/>
-          </w:rPr>
-          <w:fldChar w:fldCharType="separate"/>
-        </w:r>
-        <w:r>
-          <w:rPr>
-            <w:b w:val="false"/>
-            <w:bCs w:val="false"/>
-            <w:color w:val="24342B"/>
-            <w:sz w:val="22"/>
-            <w:szCs w:val="22"/>
-          </w:rPr>
-          <w:t xml:space="preserve">12.3 Guardar el gráfico y las alertas del gráfico</w:t>
-        </w:r>
-        <w:r>
-          <w:rPr>
-            <w:b w:val="false"/>
-            <w:bCs w:val="false"/>
-            <w:color w:val="24342B"/>
-            <w:sz w:val="22"/>
-            <w:szCs w:val="22"/>
-          </w:rPr>
-          <w:t>32</w:t>
-        </w:r>
-        <w:r>
-          <w:rPr>
-            <w:b w:val="false"/>
-            <w:bCs w:val="false"/>
-            <w:color w:val="24342B"/>
-            <w:sz w:val="22"/>
-            <w:szCs w:val="22"/>
-          </w:rPr>
-          <w:t xml:space="preserve">12.3 Guardar el gráfico y las alertas del gráfico</w:t>
-        </w:r>
-        <w:r>
-          <w:rPr>
-            <w:b w:val="false"/>
-            <w:bCs w:val="false"/>
-            <w:color w:val="24342B"/>
-            <w:sz w:val="22"/>
-            <w:szCs w:val="22"/>
-          </w:rPr>
-          <w:fldChar w:fldCharType="end"/>
+          <w:t xml:space="preserve">	32</w:t>
         </w:r>
       </w:hyperlink>
     </w:p>
@@ -5943,107 +1543,7 @@
             <w:sz w:val="24"/>
             <w:szCs w:val="24"/>
           </w:rPr>
-          <w:tab/>
-        </w:r>
-        <w:r>
-          <w:rPr>
-            <w:b/>
-            <w:bCs/>
-            <w:color w:val="832413"/>
-            <w:sz w:val="24"/>
-            <w:szCs w:val="24"/>
-          </w:rPr>
-          <w:t xml:space="preserve">Parte 13 — Guardar la capa completa (pestaña Capas)</w:t>
-        </w:r>
-        <w:r>
-          <w:rPr>
-            <w:b/>
-            <w:bCs/>
-            <w:color w:val="832413"/>
-            <w:sz w:val="24"/>
-            <w:szCs w:val="24"/>
-          </w:rPr>
-          <w:fldChar w:fldCharType="begin"/>
-        </w:r>
-        <w:r>
-          <w:rPr>
-            <w:b/>
-            <w:bCs/>
-            <w:color w:val="832413"/>
-            <w:sz w:val="24"/>
-            <w:szCs w:val="24"/>
-          </w:rPr>
-          <w:t xml:space="preserve">Parte 13 — Guardar la capa completa (pestaña Capas)</w:t>
-        </w:r>
-        <w:r>
-          <w:rPr>
-            <w:b/>
-            <w:bCs/>
-            <w:color w:val="832413"/>
-            <w:sz w:val="24"/>
-            <w:szCs w:val="24"/>
-          </w:rPr>
-          <w:instrText xml:space="preserve"> PAGEREF s45_Parte_13_Guardar_la_capa \h </w:instrText>
-        </w:r>
-        <w:r>
-          <w:rPr>
-            <w:b/>
-            <w:bCs/>
-            <w:color w:val="832413"/>
-            <w:sz w:val="24"/>
-            <w:szCs w:val="24"/>
-          </w:rPr>
-          <w:t xml:space="preserve">Parte 13 — Guardar la capa completa (pestaña Capas)</w:t>
-        </w:r>
-        <w:r>
-          <w:rPr>
-            <w:b/>
-            <w:bCs/>
-            <w:color w:val="832413"/>
-            <w:sz w:val="24"/>
-            <w:szCs w:val="24"/>
-          </w:rPr>
-          <w:fldChar w:fldCharType="separate"/>
-        </w:r>
-        <w:r>
-          <w:rPr>
-            <w:b/>
-            <w:bCs/>
-            <w:color w:val="832413"/>
-            <w:sz w:val="24"/>
-            <w:szCs w:val="24"/>
-          </w:rPr>
-          <w:t xml:space="preserve">Parte 13 — Guardar la capa completa (pestaña Capas)</w:t>
-        </w:r>
-        <w:r>
-          <w:rPr>
-            <w:b/>
-            <w:bCs/>
-            <w:color w:val="832413"/>
-            <w:sz w:val="24"/>
-            <w:szCs w:val="24"/>
-          </w:rPr>
-          <w:t>33</w:t>
-        </w:r>
-        <w:r>
-          <w:rPr>
-            <w:b/>
-            <w:bCs/>
-            <w:color w:val="832413"/>
-            <w:sz w:val="24"/>
-            <w:szCs w:val="24"/>
-          </w:rPr>
-          <w:t xml:space="preserve">Parte 13 — Guardar la capa completa (pestaña Capas)</w:t>
-        </w:r>
-        <w:r>
-          <w:rPr>
-            <w:b/>
-            <w:bCs/>
-            <w:color w:val="832413"/>
-            <w:sz w:val="24"/>
-            <w:szCs w:val="24"/>
-          </w:rPr>
-          <w:fldChar w:fldCharType="end"/>
+          <w:t xml:space="preserve">	33</w:t>
         </w:r>
       </w:hyperlink>
     </w:p>
@@ -6074,107 +1574,7 @@
             <w:sz w:val="22"/>
             <w:szCs w:val="22"/>
           </w:rPr>
-          <w:tab/>
-        </w:r>
-        <w:r>
-          <w:rPr>
-            <w:b w:val="false"/>
-            <w:bCs w:val="false"/>
-            <w:color w:val="24342B"/>
-            <w:sz w:val="22"/>
-            <w:szCs w:val="22"/>
-          </w:rPr>
-          <w:t xml:space="preserve">13.1 Archivos extra que pueden venir</w:t>
-        </w:r>
-        <w:r>
-          <w:rPr>
-            <w:b w:val="false"/>
-            <w:bCs w:val="false"/>
-            <w:color w:val="24342B"/>
-            <w:sz w:val="22"/>
-            <w:szCs w:val="22"/>
-          </w:rPr>
-          <w:fldChar w:fldCharType="begin"/>
-        </w:r>
-        <w:r>
-          <w:rPr>
-            <w:b w:val="false"/>
-            <w:bCs w:val="false"/>
-            <w:color w:val="24342B"/>
-            <w:sz w:val="22"/>
-            <w:szCs w:val="22"/>
-          </w:rPr>
-          <w:t xml:space="preserve">13.1 Archivos extra que pueden venir</w:t>
-        </w:r>
-        <w:r>
-          <w:rPr>
-            <w:b w:val="false"/>
-            <w:bCs w:val="false"/>
-            <w:color w:val="24342B"/>
-            <w:sz w:val="22"/>
-            <w:szCs w:val="22"/>
-          </w:rPr>
-          <w:instrText xml:space="preserve"> PAGEREF s46_13_1_Archivos_extra_que \h </w:instrText>
-        </w:r>
-        <w:r>
-          <w:rPr>
-            <w:b w:val="false"/>
-            <w:bCs w:val="false"/>
-            <w:color w:val="24342B"/>
-            <w:sz w:val="22"/>
-            <w:szCs w:val="22"/>
-          </w:rPr>
-          <w:t xml:space="preserve">13.1 Archivos extra que pueden venir</w:t>
-        </w:r>
-        <w:r>
-          <w:rPr>
-            <w:b w:val="false"/>
-            <w:bCs w:val="false"/>
-            <w:color w:val="24342B"/>
-            <w:sz w:val="22"/>
-            <w:szCs w:val="22"/>
-          </w:rPr>
-          <w:fldChar w:fldCharType="separate"/>
-        </w:r>
-        <w:r>
-          <w:rPr>
-            <w:b w:val="false"/>
-            <w:bCs w:val="false"/>
-            <w:color w:val="24342B"/>
-            <w:sz w:val="22"/>
-            <w:szCs w:val="22"/>
-          </w:rPr>
-          <w:t xml:space="preserve">13.1 Archivos extra que pueden venir</w:t>
-        </w:r>
-        <w:r>
-          <w:rPr>
-            <w:b w:val="false"/>
-            <w:bCs w:val="false"/>
-            <w:color w:val="24342B"/>
-            <w:sz w:val="22"/>
-            <w:szCs w:val="22"/>
-          </w:rPr>
-          <w:t>33</w:t>
-        </w:r>
-        <w:r>
-          <w:rPr>
-            <w:b w:val="false"/>
-            <w:bCs w:val="false"/>
-            <w:color w:val="24342B"/>
-            <w:sz w:val="22"/>
-            <w:szCs w:val="22"/>
-          </w:rPr>
-          <w:t xml:space="preserve">13.1 Archivos extra que pueden venir</w:t>
-        </w:r>
-        <w:r>
-          <w:rPr>
-            <w:b w:val="false"/>
-            <w:bCs w:val="false"/>
-            <w:color w:val="24342B"/>
-            <w:sz w:val="22"/>
-            <w:szCs w:val="22"/>
-          </w:rPr>
-          <w:fldChar w:fldCharType="end"/>
+          <w:t xml:space="preserve">	33</w:t>
         </w:r>
       </w:hyperlink>
     </w:p>
@@ -6205,107 +1605,7 @@
             <w:sz w:val="22"/>
             <w:szCs w:val="22"/>
           </w:rPr>
-          <w:tab/>
-        </w:r>
-        <w:r>
-          <w:rPr>
-            <w:b w:val="false"/>
-            <w:bCs w:val="false"/>
-            <w:color w:val="24342B"/>
-            <w:sz w:val="22"/>
-            <w:szCs w:val="22"/>
-          </w:rPr>
-          <w:t xml:space="preserve">13.2 Elegir dónde guardar</w:t>
-        </w:r>
-        <w:r>
-          <w:rPr>
-            <w:b w:val="false"/>
-            <w:bCs w:val="false"/>
-            <w:color w:val="24342B"/>
-            <w:sz w:val="22"/>
-            <w:szCs w:val="22"/>
-          </w:rPr>
-          <w:fldChar w:fldCharType="begin"/>
-        </w:r>
-        <w:r>
-          <w:rPr>
-            <w:b w:val="false"/>
-            <w:bCs w:val="false"/>
-            <w:color w:val="24342B"/>
-            <w:sz w:val="22"/>
-            <w:szCs w:val="22"/>
-          </w:rPr>
-          <w:t xml:space="preserve">13.2 Elegir dónde guardar</w:t>
-        </w:r>
-        <w:r>
-          <w:rPr>
-            <w:b w:val="false"/>
-            <w:bCs w:val="false"/>
-            <w:color w:val="24342B"/>
-            <w:sz w:val="22"/>
-            <w:szCs w:val="22"/>
-          </w:rPr>
-          <w:instrText xml:space="preserve"> PAGEREF s47_13_2_Elegir_do_nde_guard \h </w:instrText>
-        </w:r>
-        <w:r>
-          <w:rPr>
-            <w:b w:val="false"/>
-            <w:bCs w:val="false"/>
-            <w:color w:val="24342B"/>
-            <w:sz w:val="22"/>
-            <w:szCs w:val="22"/>
-          </w:rPr>
-          <w:t xml:space="preserve">13.2 Elegir dónde guardar</w:t>
-        </w:r>
-        <w:r>
-          <w:rPr>
-            <w:b w:val="false"/>
-            <w:bCs w:val="false"/>
-            <w:color w:val="24342B"/>
-            <w:sz w:val="22"/>
-            <w:szCs w:val="22"/>
-          </w:rPr>
-          <w:fldChar w:fldCharType="separate"/>
-        </w:r>
-        <w:r>
-          <w:rPr>
-            <w:b w:val="false"/>
-            <w:bCs w:val="false"/>
-            <w:color w:val="24342B"/>
-            <w:sz w:val="22"/>
-            <w:szCs w:val="22"/>
-          </w:rPr>
-          <w:t xml:space="preserve">13.2 Elegir dónde guardar</w:t>
-        </w:r>
-        <w:r>
-          <w:rPr>
-            <w:b w:val="false"/>
-            <w:bCs w:val="false"/>
-            <w:color w:val="24342B"/>
-            <w:sz w:val="22"/>
-            <w:szCs w:val="22"/>
-          </w:rPr>
-          <w:t>34</w:t>
-        </w:r>
-        <w:r>
-          <w:rPr>
-            <w:b w:val="false"/>
-            <w:bCs w:val="false"/>
-            <w:color w:val="24342B"/>
-            <w:sz w:val="22"/>
-            <w:szCs w:val="22"/>
-          </w:rPr>
-          <w:t xml:space="preserve">13.2 Elegir dónde guardar</w:t>
-        </w:r>
-        <w:r>
-          <w:rPr>
-            <w:b w:val="false"/>
-            <w:bCs w:val="false"/>
-            <w:color w:val="24342B"/>
-            <w:sz w:val="22"/>
-            <w:szCs w:val="22"/>
-          </w:rPr>
-          <w:fldChar w:fldCharType="end"/>
+          <w:t xml:space="preserve">	34</w:t>
         </w:r>
       </w:hyperlink>
     </w:p>
@@ -6336,107 +1636,7 @@
             <w:sz w:val="24"/>
             <w:szCs w:val="24"/>
           </w:rPr>
-          <w:tab/>
-        </w:r>
-        <w:r>
-          <w:rPr>
-            <w:b/>
-            <w:bCs/>
-            <w:color w:val="832413"/>
-            <w:sz w:val="24"/>
-            <w:szCs w:val="24"/>
-          </w:rPr>
-          <w:t xml:space="preserve">Parte 14 — Ver una alerta de cerca (pestaña Detalles)</w:t>
-        </w:r>
-        <w:r>
-          <w:rPr>
-            <w:b/>
-            <w:bCs/>
-            <w:color w:val="832413"/>
-            <w:sz w:val="24"/>
-            <w:szCs w:val="24"/>
-          </w:rPr>
-          <w:fldChar w:fldCharType="begin"/>
-        </w:r>
-        <w:r>
-          <w:rPr>
-            <w:b/>
-            <w:bCs/>
-            <w:color w:val="832413"/>
-            <w:sz w:val="24"/>
-            <w:szCs w:val="24"/>
-          </w:rPr>
-          <w:t xml:space="preserve">Parte 14 — Ver una alerta de cerca (pestaña Detalles)</w:t>
-        </w:r>
-        <w:r>
-          <w:rPr>
-            <w:b/>
-            <w:bCs/>
-            <w:color w:val="832413"/>
-            <w:sz w:val="24"/>
-            <w:szCs w:val="24"/>
-          </w:rPr>
-          <w:instrText xml:space="preserve"> PAGEREF s48_Parte_14_Ver_una_alerta \h </w:instrText>
-        </w:r>
-        <w:r>
-          <w:rPr>
-            <w:b/>
-            <w:bCs/>
-            <w:color w:val="832413"/>
-            <w:sz w:val="24"/>
-            <w:szCs w:val="24"/>
-          </w:rPr>
-          <w:t xml:space="preserve">Parte 14 — Ver una alerta de cerca (pestaña Detalles)</w:t>
-        </w:r>
-        <w:r>
-          <w:rPr>
-            <w:b/>
-            <w:bCs/>
-            <w:color w:val="832413"/>
-            <w:sz w:val="24"/>
-            <w:szCs w:val="24"/>
-          </w:rPr>
-          <w:fldChar w:fldCharType="separate"/>
-        </w:r>
-        <w:r>
-          <w:rPr>
-            <w:b/>
-            <w:bCs/>
-            <w:color w:val="832413"/>
-            <w:sz w:val="24"/>
-            <w:szCs w:val="24"/>
-          </w:rPr>
-          <w:t xml:space="preserve">Parte 14 — Ver una alerta de cerca (pestaña Detalles)</w:t>
-        </w:r>
-        <w:r>
-          <w:rPr>
-            <w:b/>
-            <w:bCs/>
-            <w:color w:val="832413"/>
-            <w:sz w:val="24"/>
-            <w:szCs w:val="24"/>
-          </w:rPr>
-          <w:t>35</w:t>
-        </w:r>
-        <w:r>
-          <w:rPr>
-            <w:b/>
-            <w:bCs/>
-            <w:color w:val="832413"/>
-            <w:sz w:val="24"/>
-            <w:szCs w:val="24"/>
-          </w:rPr>
-          <w:t xml:space="preserve">Parte 14 — Ver una alerta de cerca (pestaña Detalles)</w:t>
-        </w:r>
-        <w:r>
-          <w:rPr>
-            <w:b/>
-            <w:bCs/>
-            <w:color w:val="832413"/>
-            <w:sz w:val="24"/>
-            <w:szCs w:val="24"/>
-          </w:rPr>
-          <w:fldChar w:fldCharType="end"/>
+          <w:t xml:space="preserve">	35</w:t>
         </w:r>
       </w:hyperlink>
     </w:p>
@@ -6467,107 +1667,7 @@
             <w:sz w:val="22"/>
             <w:szCs w:val="22"/>
           </w:rPr>
-          <w:tab/>
-        </w:r>
-        <w:r>
-          <w:rPr>
-            <w:b w:val="false"/>
-            <w:bCs w:val="false"/>
-            <w:color w:val="24342B"/>
-            <w:sz w:val="22"/>
-            <w:szCs w:val="22"/>
-          </w:rPr>
-          <w:t xml:space="preserve">14.1 Alerta seleccionada: imágenes e informe</w:t>
-        </w:r>
-        <w:r>
-          <w:rPr>
-            <w:b w:val="false"/>
-            <w:bCs w:val="false"/>
-            <w:color w:val="24342B"/>
-            <w:sz w:val="22"/>
-            <w:szCs w:val="22"/>
-          </w:rPr>
-          <w:fldChar w:fldCharType="begin"/>
-        </w:r>
-        <w:r>
-          <w:rPr>
-            <w:b w:val="false"/>
-            <w:bCs w:val="false"/>
-            <w:color w:val="24342B"/>
-            <w:sz w:val="22"/>
-            <w:szCs w:val="22"/>
-          </w:rPr>
-          <w:t xml:space="preserve">14.1 Alerta seleccionada: imágenes e informe</w:t>
-        </w:r>
-        <w:r>
-          <w:rPr>
-            <w:b w:val="false"/>
-            <w:bCs w:val="false"/>
-            <w:color w:val="24342B"/>
-            <w:sz w:val="22"/>
-            <w:szCs w:val="22"/>
-          </w:rPr>
-          <w:instrText xml:space="preserve"> PAGEREF s49_14_1_Alerta_seleccionada \h </w:instrText>
-        </w:r>
-        <w:r>
-          <w:rPr>
-            <w:b w:val="false"/>
-            <w:bCs w:val="false"/>
-            <w:color w:val="24342B"/>
-            <w:sz w:val="22"/>
-            <w:szCs w:val="22"/>
-          </w:rPr>
-          <w:t xml:space="preserve">14.1 Alerta seleccionada: imágenes e informe</w:t>
-        </w:r>
-        <w:r>
-          <w:rPr>
-            <w:b w:val="false"/>
-            <w:bCs w:val="false"/>
-            <w:color w:val="24342B"/>
-            <w:sz w:val="22"/>
-            <w:szCs w:val="22"/>
-          </w:rPr>
-          <w:fldChar w:fldCharType="separate"/>
-        </w:r>
-        <w:r>
-          <w:rPr>
-            <w:b w:val="false"/>
-            <w:bCs w:val="false"/>
-            <w:color w:val="24342B"/>
-            <w:sz w:val="22"/>
-            <w:szCs w:val="22"/>
-          </w:rPr>
-          <w:t xml:space="preserve">14.1 Alerta seleccionada: imágenes e informe</w:t>
-        </w:r>
-        <w:r>
-          <w:rPr>
-            <w:b w:val="false"/>
-            <w:bCs w:val="false"/>
-            <w:color w:val="24342B"/>
-            <w:sz w:val="22"/>
-            <w:szCs w:val="22"/>
-          </w:rPr>
-          <w:t>36</w:t>
-        </w:r>
-        <w:r>
-          <w:rPr>
-            <w:b w:val="false"/>
-            <w:bCs w:val="false"/>
-            <w:color w:val="24342B"/>
-            <w:sz w:val="22"/>
-            <w:szCs w:val="22"/>
-          </w:rPr>
-          <w:t xml:space="preserve">14.1 Alerta seleccionada: imágenes e informe</w:t>
-        </w:r>
-        <w:r>
-          <w:rPr>
-            <w:b w:val="false"/>
-            <w:bCs w:val="false"/>
-            <w:color w:val="24342B"/>
-            <w:sz w:val="22"/>
-            <w:szCs w:val="22"/>
-          </w:rPr>
-          <w:fldChar w:fldCharType="end"/>
+          <w:t xml:space="preserve">	36</w:t>
         </w:r>
       </w:hyperlink>
     </w:p>
@@ -6598,107 +1698,7 @@
             <w:sz w:val="24"/>
             <w:szCs w:val="24"/>
           </w:rPr>
-          <w:tab/>
-        </w:r>
-        <w:r>
-          <w:rPr>
-            <w:b/>
-            <w:bCs/>
-            <w:color w:val="832413"/>
-            <w:sz w:val="24"/>
-            <w:szCs w:val="24"/>
-          </w:rPr>
-          <w:t xml:space="preserve">Parte 15 — ¿Qué botón uso para guardar?</w:t>
-        </w:r>
-        <w:r>
-          <w:rPr>
-            <w:b/>
-            <w:bCs/>
-            <w:color w:val="832413"/>
-            <w:sz w:val="24"/>
-            <w:szCs w:val="24"/>
-          </w:rPr>
-          <w:fldChar w:fldCharType="begin"/>
-        </w:r>
-        <w:r>
-          <w:rPr>
-            <w:b/>
-            <w:bCs/>
-            <w:color w:val="832413"/>
-            <w:sz w:val="24"/>
-            <w:szCs w:val="24"/>
-          </w:rPr>
-          <w:t xml:space="preserve">Parte 15 — ¿Qué botón uso para guardar?</w:t>
-        </w:r>
-        <w:r>
-          <w:rPr>
-            <w:b/>
-            <w:bCs/>
-            <w:color w:val="832413"/>
-            <w:sz w:val="24"/>
-            <w:szCs w:val="24"/>
-          </w:rPr>
-          <w:instrText xml:space="preserve"> PAGEREF s50_Parte_15_Que_boto_n_uso \h </w:instrText>
-        </w:r>
-        <w:r>
-          <w:rPr>
-            <w:b/>
-            <w:bCs/>
-            <w:color w:val="832413"/>
-            <w:sz w:val="24"/>
-            <w:szCs w:val="24"/>
-          </w:rPr>
-          <w:t xml:space="preserve">Parte 15 — ¿Qué botón uso para guardar?</w:t>
-        </w:r>
-        <w:r>
-          <w:rPr>
-            <w:b/>
-            <w:bCs/>
-            <w:color w:val="832413"/>
-            <w:sz w:val="24"/>
-            <w:szCs w:val="24"/>
-          </w:rPr>
-          <w:fldChar w:fldCharType="separate"/>
-        </w:r>
-        <w:r>
-          <w:rPr>
-            <w:b/>
-            <w:bCs/>
-            <w:color w:val="832413"/>
-            <w:sz w:val="24"/>
-            <w:szCs w:val="24"/>
-          </w:rPr>
-          <w:t xml:space="preserve">Parte 15 — ¿Qué botón uso para guardar?</w:t>
-        </w:r>
-        <w:r>
-          <w:rPr>
-            <w:b/>
-            <w:bCs/>
-            <w:color w:val="832413"/>
-            <w:sz w:val="24"/>
-            <w:szCs w:val="24"/>
-          </w:rPr>
-          <w:t>37</w:t>
-        </w:r>
-        <w:r>
-          <w:rPr>
-            <w:b/>
-            <w:bCs/>
-            <w:color w:val="832413"/>
-            <w:sz w:val="24"/>
-            <w:szCs w:val="24"/>
-          </w:rPr>
-          <w:t xml:space="preserve">Parte 15 — ¿Qué botón uso para guardar?</w:t>
-        </w:r>
-        <w:r>
-          <w:rPr>
-            <w:b/>
-            <w:bCs/>
-            <w:color w:val="832413"/>
-            <w:sz w:val="24"/>
-            <w:szCs w:val="24"/>
-          </w:rPr>
-          <w:fldChar w:fldCharType="end"/>
+          <w:t xml:space="preserve">	37</w:t>
         </w:r>
       </w:hyperlink>
     </w:p>
@@ -6729,107 +1729,7 @@
             <w:sz w:val="24"/>
             <w:szCs w:val="24"/>
           </w:rPr>
-          <w:tab/>
-        </w:r>
-        <w:r>
-          <w:rPr>
-            <w:b/>
-            <w:bCs/>
-            <w:color w:val="832413"/>
-            <w:sz w:val="24"/>
-            <w:szCs w:val="24"/>
-          </w:rPr>
-          <w:t xml:space="preserve">Parte 16 — ¿Algo salió mal?</w:t>
-        </w:r>
-        <w:r>
-          <w:rPr>
-            <w:b/>
-            <w:bCs/>
-            <w:color w:val="832413"/>
-            <w:sz w:val="24"/>
-            <w:szCs w:val="24"/>
-          </w:rPr>
-          <w:fldChar w:fldCharType="begin"/>
-        </w:r>
-        <w:r>
-          <w:rPr>
-            <w:b/>
-            <w:bCs/>
-            <w:color w:val="832413"/>
-            <w:sz w:val="24"/>
-            <w:szCs w:val="24"/>
-          </w:rPr>
-          <w:t xml:space="preserve">Parte 16 — ¿Algo salió mal?</w:t>
-        </w:r>
-        <w:r>
-          <w:rPr>
-            <w:b/>
-            <w:bCs/>
-            <w:color w:val="832413"/>
-            <w:sz w:val="24"/>
-            <w:szCs w:val="24"/>
-          </w:rPr>
-          <w:instrText xml:space="preserve"> PAGEREF s51_Parte_16_Algo_salio_mal \h </w:instrText>
-        </w:r>
-        <w:r>
-          <w:rPr>
-            <w:b/>
-            <w:bCs/>
-            <w:color w:val="832413"/>
-            <w:sz w:val="24"/>
-            <w:szCs w:val="24"/>
-          </w:rPr>
-          <w:t xml:space="preserve">Parte 16 — ¿Algo salió mal?</w:t>
-        </w:r>
-        <w:r>
-          <w:rPr>
-            <w:b/>
-            <w:bCs/>
-            <w:color w:val="832413"/>
-            <w:sz w:val="24"/>
-            <w:szCs w:val="24"/>
-          </w:rPr>
-          <w:fldChar w:fldCharType="separate"/>
-        </w:r>
-        <w:r>
-          <w:rPr>
-            <w:b/>
-            <w:bCs/>
-            <w:color w:val="832413"/>
-            <w:sz w:val="24"/>
-            <w:szCs w:val="24"/>
-          </w:rPr>
-          <w:t xml:space="preserve">Parte 16 — ¿Algo salió mal?</w:t>
-        </w:r>
-        <w:r>
-          <w:rPr>
-            <w:b/>
-            <w:bCs/>
-            <w:color w:val="832413"/>
-            <w:sz w:val="24"/>
-            <w:szCs w:val="24"/>
-          </w:rPr>
-          <w:t>38</w:t>
-        </w:r>
-        <w:r>
-          <w:rPr>
-            <w:b/>
-            <w:bCs/>
-            <w:color w:val="832413"/>
-            <w:sz w:val="24"/>
-            <w:szCs w:val="24"/>
-          </w:rPr>
-          <w:t xml:space="preserve">Parte 16 — ¿Algo salió mal?</w:t>
-        </w:r>
-        <w:r>
-          <w:rPr>
-            <w:b/>
-            <w:bCs/>
-            <w:color w:val="832413"/>
-            <w:sz w:val="24"/>
-            <w:szCs w:val="24"/>
-          </w:rPr>
-          <w:fldChar w:fldCharType="end"/>
+          <w:t xml:space="preserve">	38</w:t>
         </w:r>
       </w:hyperlink>
     </w:p>
@@ -6860,107 +1760,7 @@
             <w:sz w:val="22"/>
             <w:szCs w:val="22"/>
           </w:rPr>
-          <w:tab/>
-        </w:r>
-        <w:r>
-          <w:rPr>
-            <w:b w:val="false"/>
-            <w:bCs w:val="false"/>
-            <w:color w:val="24342B"/>
-            <w:sz w:val="22"/>
-            <w:szCs w:val="22"/>
-          </w:rPr>
-          <w:t xml:space="preserve">¿Necesita ayuda?</w:t>
-        </w:r>
-        <w:r>
-          <w:rPr>
-            <w:b w:val="false"/>
-            <w:bCs w:val="false"/>
-            <w:color w:val="24342B"/>
-            <w:sz w:val="22"/>
-            <w:szCs w:val="22"/>
-          </w:rPr>
-          <w:fldChar w:fldCharType="begin"/>
-        </w:r>
-        <w:r>
-          <w:rPr>
-            <w:b w:val="false"/>
-            <w:bCs w:val="false"/>
-            <w:color w:val="24342B"/>
-            <w:sz w:val="22"/>
-            <w:szCs w:val="22"/>
-          </w:rPr>
-          <w:t xml:space="preserve">¿Necesita ayuda?</w:t>
-        </w:r>
-        <w:r>
-          <w:rPr>
-            <w:b w:val="false"/>
-            <w:bCs w:val="false"/>
-            <w:color w:val="24342B"/>
-            <w:sz w:val="22"/>
-            <w:szCs w:val="22"/>
-          </w:rPr>
-          <w:instrText xml:space="preserve"> PAGEREF s52__Necesita_ayuda \h </w:instrText>
-        </w:r>
-        <w:r>
-          <w:rPr>
-            <w:b w:val="false"/>
-            <w:bCs w:val="false"/>
-            <w:color w:val="24342B"/>
-            <w:sz w:val="22"/>
-            <w:szCs w:val="22"/>
-          </w:rPr>
-          <w:t xml:space="preserve">¿Necesita ayuda?</w:t>
-        </w:r>
-        <w:r>
-          <w:rPr>
-            <w:b w:val="false"/>
-            <w:bCs w:val="false"/>
-            <w:color w:val="24342B"/>
-            <w:sz w:val="22"/>
-            <w:szCs w:val="22"/>
-          </w:rPr>
-          <w:fldChar w:fldCharType="separate"/>
-        </w:r>
-        <w:r>
-          <w:rPr>
-            <w:b w:val="false"/>
-            <w:bCs w:val="false"/>
-            <w:color w:val="24342B"/>
-            <w:sz w:val="22"/>
-            <w:szCs w:val="22"/>
-          </w:rPr>
-          <w:t xml:space="preserve">¿Necesita ayuda?</w:t>
-        </w:r>
-        <w:r>
-          <w:rPr>
-            <w:b w:val="false"/>
-            <w:bCs w:val="false"/>
-            <w:color w:val="24342B"/>
-            <w:sz w:val="22"/>
-            <w:szCs w:val="22"/>
-          </w:rPr>
-          <w:t>38</w:t>
-        </w:r>
-        <w:r>
-          <w:rPr>
-            <w:b w:val="false"/>
-            <w:bCs w:val="false"/>
-            <w:color w:val="24342B"/>
-            <w:sz w:val="22"/>
-            <w:szCs w:val="22"/>
-          </w:rPr>
-          <w:t xml:space="preserve">¿Necesita ayuda?</w:t>
-        </w:r>
-        <w:r>
-          <w:rPr>
-            <w:b w:val="false"/>
-            <w:bCs w:val="false"/>
-            <w:color w:val="24342B"/>
-            <w:sz w:val="22"/>
-            <w:szCs w:val="22"/>
-          </w:rPr>
-          <w:fldChar w:fldCharType="end"/>
+          <w:t xml:space="preserve">	38</w:t>
         </w:r>
       </w:hyperlink>
     </w:p>
